--- a/RUTENDO DARANGWA RESUME RD.docx
+++ b/RUTENDO DARANGWA RESUME RD.docx
@@ -5,6 +5,7 @@
     <w:p>
       <w:pPr>
         <w:spacing w:after="0" w:line="240" w:lineRule="auto"/>
+        <w:ind w:left="288" w:right="288"/>
         <w:jc w:val="center"/>
         <w:rPr>
           <w:rFonts w:ascii="Times New Roman" w:hAnsi="Times New Roman" w:cs="Times New Roman"/>
@@ -17,10 +18,26 @@
           <w:rFonts w:ascii="Times New Roman" w:hAnsi="Times New Roman" w:cs="Times New Roman"/>
           <w:b/>
           <w:bCs/>
+          <w:sz w:val="40"/>
+          <w:szCs w:val="40"/>
+        </w:rPr>
+        <w:t>RUTENDO DARANGWA</w:t>
+      </w:r>
+      <w:r>
+        <w:rPr>
+          <w:rFonts w:ascii="Times New Roman" w:hAnsi="Times New Roman" w:cs="Times New Roman"/>
+          <w:sz w:val="40"/>
+          <w:szCs w:val="40"/>
+        </w:rPr>
+        <w:br/>
+      </w:r>
+      <w:r>
+        <w:rPr>
+          <w:rFonts w:ascii="Times New Roman" w:hAnsi="Times New Roman" w:cs="Times New Roman"/>
           <w:sz w:val="22"/>
           <w:szCs w:val="22"/>
         </w:rPr>
-        <w:t>RUTENDO DARANGWA</w:t>
+        <w:t>Boston, MA | +1 (617) 963-6383 |</w:t>
       </w:r>
       <w:r>
         <w:rPr>
@@ -28,8 +45,7 @@
           <w:sz w:val="22"/>
           <w:szCs w:val="22"/>
         </w:rPr>
-        <w:br/>
-        <w:t xml:space="preserve">Boston, MA | +1 (617) 963-6383 | </w:t>
+        <w:t xml:space="preserve"> </w:t>
       </w:r>
       <w:hyperlink r:id="rId7" w:history="1">
         <w:r>
@@ -39,7 +55,7 @@
             <w:sz w:val="22"/>
             <w:szCs w:val="22"/>
           </w:rPr>
-          <w:t>darangwarutendo@yahoo.com</w:t>
+          <w:t>Rutendo.Darangwa@su.suffolk.edu</w:t>
         </w:r>
       </w:hyperlink>
       <w:r>
@@ -49,14 +65,6 @@
           <w:szCs w:val="22"/>
         </w:rPr>
         <w:t xml:space="preserve"> </w:t>
-      </w:r>
-      <w:r>
-        <w:rPr>
-          <w:rFonts w:ascii="Times New Roman" w:hAnsi="Times New Roman" w:cs="Times New Roman"/>
-          <w:sz w:val="22"/>
-          <w:szCs w:val="22"/>
-        </w:rPr>
-        <w:t>|</w:t>
       </w:r>
       <w:r>
         <w:rPr>
@@ -74,25 +82,7 @@
             <w:sz w:val="22"/>
             <w:szCs w:val="22"/>
           </w:rPr>
-          <w:t>Linke</w:t>
-        </w:r>
-        <w:r>
-          <w:rPr>
-            <w:rStyle w:val="Hyperlink"/>
-            <w:rFonts w:ascii="Times New Roman" w:hAnsi="Times New Roman" w:cs="Times New Roman"/>
-            <w:sz w:val="22"/>
-            <w:szCs w:val="22"/>
-          </w:rPr>
-          <w:t>d</w:t>
-        </w:r>
-        <w:r>
-          <w:rPr>
-            <w:rStyle w:val="Hyperlink"/>
-            <w:rFonts w:ascii="Times New Roman" w:hAnsi="Times New Roman" w:cs="Times New Roman"/>
-            <w:sz w:val="22"/>
-            <w:szCs w:val="22"/>
-          </w:rPr>
-          <w:t>In</w:t>
+          <w:t>LinkedIn</w:t>
         </w:r>
       </w:hyperlink>
       <w:r>
@@ -101,15 +91,7 @@
           <w:sz w:val="22"/>
           <w:szCs w:val="22"/>
         </w:rPr>
-        <w:t xml:space="preserve"> </w:t>
-      </w:r>
-      <w:r>
-        <w:rPr>
-          <w:rFonts w:ascii="Times New Roman" w:hAnsi="Times New Roman" w:cs="Times New Roman"/>
-          <w:sz w:val="22"/>
-          <w:szCs w:val="22"/>
-        </w:rPr>
-        <w:t xml:space="preserve">| </w:t>
+        <w:t xml:space="preserve"> | </w:t>
       </w:r>
       <w:hyperlink r:id="rId9" w:tgtFrame="_blank" w:history="1">
         <w:r>
@@ -123,36 +105,42 @@
         </w:r>
       </w:hyperlink>
       <w:r>
+        <w:rPr>
+          <w:rFonts w:ascii="Times New Roman" w:hAnsi="Times New Roman" w:cs="Times New Roman"/>
+        </w:rPr>
         <w:t xml:space="preserve"> </w:t>
       </w:r>
     </w:p>
     <w:p>
       <w:pPr>
-        <w:spacing w:after="0" w:line="240" w:lineRule="auto"/>
-        <w:jc w:val="center"/>
-        <w:rPr>
-          <w:rFonts w:ascii="Times New Roman" w:hAnsi="Times New Roman" w:cs="Times New Roman"/>
-          <w:sz w:val="22"/>
-          <w:szCs w:val="22"/>
-        </w:rPr>
-      </w:pPr>
-      <w:r>
-        <w:rPr>
+        <w:spacing w:before="240" w:after="0" w:line="240" w:lineRule="auto"/>
+        <w:ind w:left="288" w:right="288"/>
+        <w:rPr>
+          <w:rFonts w:ascii="Times New Roman" w:hAnsi="Times New Roman" w:cs="Times New Roman"/>
+          <w:b/>
+          <w:bCs/>
+          <w:sz w:val="21"/>
+          <w:szCs w:val="21"/>
+        </w:rPr>
+      </w:pPr>
+      <w:r>
+        <w:rPr>
+          <w:rFonts w:ascii="Times New Roman" w:hAnsi="Times New Roman" w:cs="Times New Roman"/>
           <w:noProof/>
         </w:rPr>
         <mc:AlternateContent>
           <mc:Choice Requires="wps">
             <w:drawing>
-              <wp:anchor distT="0" distB="0" distL="114300" distR="114300" simplePos="0" relativeHeight="251659264" behindDoc="0" locked="0" layoutInCell="1" allowOverlap="1" wp14:anchorId="4FAE3A9B" wp14:editId="27E61826">
+              <wp:anchor distT="0" distB="0" distL="114300" distR="114300" simplePos="0" relativeHeight="251659264" behindDoc="0" locked="0" layoutInCell="1" allowOverlap="1" wp14:anchorId="4FAE3A9B" wp14:editId="2C0673A4">
                 <wp:simplePos x="0" y="0"/>
                 <wp:positionH relativeFrom="column">
-                  <wp:posOffset>-67962</wp:posOffset>
+                  <wp:posOffset>175260</wp:posOffset>
                 </wp:positionH>
                 <wp:positionV relativeFrom="paragraph">
-                  <wp:posOffset>43678</wp:posOffset>
+                  <wp:posOffset>95885</wp:posOffset>
                 </wp:positionV>
-                <wp:extent cx="6005384" cy="9061"/>
-                <wp:effectExtent l="0" t="0" r="33655" b="29210"/>
+                <wp:extent cx="6504940" cy="7620"/>
+                <wp:effectExtent l="0" t="0" r="29210" b="30480"/>
                 <wp:wrapNone/>
                 <wp:docPr id="399080808" name="Straight Connector 1"/>
                 <wp:cNvGraphicFramePr/>
@@ -163,7 +151,7 @@
                       <wps:spPr>
                         <a:xfrm>
                           <a:off x="0" y="0"/>
-                          <a:ext cx="6005384" cy="9061"/>
+                          <a:ext cx="6504940" cy="7620"/>
                         </a:xfrm>
                         <a:prstGeom prst="line">
                           <a:avLst/>
@@ -198,657 +186,92 @@
           </mc:Choice>
           <mc:Fallback>
             <w:pict>
-              <v:line w14:anchorId="1E3415A9" id="Straight Connector 1" o:spid="_x0000_s1026" style="position:absolute;z-index:251659264;visibility:visible;mso-wrap-style:square;mso-width-percent:0;mso-height-percent:0;mso-wrap-distance-left:9pt;mso-wrap-distance-top:0;mso-wrap-distance-right:9pt;mso-wrap-distance-bottom:0;mso-position-horizontal:absolute;mso-position-horizontal-relative:text;mso-position-vertical:absolute;mso-position-vertical-relative:text;mso-width-percent:0;mso-height-percent:0;mso-width-relative:margin;mso-height-relative:margin" from="-5.35pt,3.45pt" to="467.5pt,4.15pt" o:gfxdata="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" strokecolor="black [3200]" strokeweight="1pt">
+              <v:line w14:anchorId="445C40DD" id="Straight Connector 1" o:spid="_x0000_s1026" style="position:absolute;z-index:251659264;visibility:visible;mso-wrap-style:square;mso-width-percent:0;mso-height-percent:0;mso-wrap-distance-left:9pt;mso-wrap-distance-top:0;mso-wrap-distance-right:9pt;mso-wrap-distance-bottom:0;mso-position-horizontal:absolute;mso-position-horizontal-relative:text;mso-position-vertical:absolute;mso-position-vertical-relative:text;mso-width-percent:0;mso-height-percent:0;mso-width-relative:margin;mso-height-relative:margin" from="13.8pt,7.55pt" to="526pt,8.15pt" o:gfxdata="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" strokecolor="black [3200]" strokeweight="1pt">
                 <v:stroke joinstyle="miter"/>
               </v:line>
             </w:pict>
           </mc:Fallback>
         </mc:AlternateContent>
       </w:r>
+      <w:r>
+        <w:rPr>
+          <w:rFonts w:ascii="Times New Roman" w:hAnsi="Times New Roman" w:cs="Times New Roman"/>
+          <w:b/>
+          <w:bCs/>
+          <w:sz w:val="21"/>
+          <w:szCs w:val="21"/>
+        </w:rPr>
+        <w:t>PROFESSIONAL SUMMARY</w:t>
+      </w:r>
     </w:p>
     <w:p>
       <w:pPr>
         <w:spacing w:after="0" w:line="240" w:lineRule="auto"/>
-        <w:rPr>
-          <w:rFonts w:ascii="Times New Roman" w:hAnsi="Times New Roman" w:cs="Times New Roman"/>
-          <w:b/>
-          <w:bCs/>
-          <w:sz w:val="22"/>
-          <w:szCs w:val="22"/>
-        </w:rPr>
-      </w:pPr>
-      <w:r>
-        <w:rPr>
-          <w:rFonts w:ascii="Times New Roman" w:hAnsi="Times New Roman" w:cs="Times New Roman"/>
-          <w:b/>
-          <w:bCs/>
-          <w:sz w:val="22"/>
-          <w:szCs w:val="22"/>
-        </w:rPr>
-        <w:t>PROFILE</w:t>
+        <w:ind w:left="288" w:right="288"/>
+        <w:jc w:val="both"/>
+        <w:rPr>
+          <w:rFonts w:ascii="Times New Roman" w:hAnsi="Times New Roman" w:cs="Times New Roman"/>
+          <w:sz w:val="21"/>
+          <w:szCs w:val="21"/>
+        </w:rPr>
+      </w:pPr>
+      <w:r>
+        <w:rPr>
+          <w:rFonts w:ascii="Times New Roman" w:hAnsi="Times New Roman" w:cs="Times New Roman"/>
+          <w:sz w:val="21"/>
+          <w:szCs w:val="21"/>
+        </w:rPr>
+        <w:t xml:space="preserve">Business Analytics professional with an MBA and over six years of experience improving business operations, financial reporting, compliance, and process efficiency across pharmaceutical, higher education, and public sector organizations. Skilled in translating complex data into actionable insights using Python, SQL, Excel, Power BI, and Tableau. </w:t>
+      </w:r>
+      <w:r>
+        <w:rPr>
+          <w:rFonts w:ascii="Times New Roman" w:hAnsi="Times New Roman" w:cs="Times New Roman"/>
+          <w:sz w:val="21"/>
+          <w:szCs w:val="21"/>
+        </w:rPr>
+        <w:t>L</w:t>
+      </w:r>
+      <w:r>
+        <w:rPr>
+          <w:rFonts w:ascii="Times New Roman" w:hAnsi="Times New Roman" w:cs="Times New Roman"/>
+          <w:sz w:val="21"/>
+          <w:szCs w:val="21"/>
+        </w:rPr>
+        <w:t>everaging analytics to improve operational performance, support strategic decision-making, and deliver measurable business value.</w:t>
       </w:r>
     </w:p>
     <w:p>
       <w:pPr>
-        <w:spacing w:line="240" w:lineRule="auto"/>
-        <w:jc w:val="both"/>
-        <w:rPr>
-          <w:rFonts w:ascii="Times New Roman" w:hAnsi="Times New Roman" w:cs="Times New Roman"/>
-          <w:sz w:val="22"/>
-          <w:szCs w:val="22"/>
-        </w:rPr>
-      </w:pPr>
-      <w:r>
-        <w:rPr>
-          <w:rFonts w:ascii="Times New Roman" w:hAnsi="Times New Roman" w:cs="Times New Roman"/>
-          <w:sz w:val="22"/>
-          <w:szCs w:val="22"/>
-        </w:rPr>
-        <w:t xml:space="preserve">Business Analytics graduate </w:t>
-      </w:r>
-      <w:r>
-        <w:rPr>
-          <w:rFonts w:ascii="Times New Roman" w:hAnsi="Times New Roman" w:cs="Times New Roman"/>
-          <w:sz w:val="22"/>
-          <w:szCs w:val="22"/>
-        </w:rPr>
-        <w:t xml:space="preserve">student </w:t>
-      </w:r>
-      <w:r>
-        <w:rPr>
-          <w:rFonts w:ascii="Times New Roman" w:hAnsi="Times New Roman" w:cs="Times New Roman"/>
-          <w:sz w:val="22"/>
-          <w:szCs w:val="22"/>
-        </w:rPr>
-        <w:t>with experience in</w:t>
-      </w:r>
-      <w:r>
-        <w:rPr>
-          <w:rFonts w:ascii="Times New Roman" w:hAnsi="Times New Roman" w:cs="Times New Roman"/>
-          <w:sz w:val="22"/>
-          <w:szCs w:val="22"/>
-        </w:rPr>
-        <w:t xml:space="preserve"> </w:t>
-      </w:r>
-      <w:r>
-        <w:rPr>
-          <w:rFonts w:ascii="Times New Roman" w:hAnsi="Times New Roman" w:cs="Times New Roman"/>
-          <w:sz w:val="22"/>
-          <w:szCs w:val="22"/>
-        </w:rPr>
-        <w:t>finance, legal</w:t>
-      </w:r>
-      <w:r>
-        <w:rPr>
-          <w:rFonts w:ascii="Times New Roman" w:hAnsi="Times New Roman" w:cs="Times New Roman"/>
-          <w:sz w:val="22"/>
-          <w:szCs w:val="22"/>
-        </w:rPr>
-        <w:t xml:space="preserve"> and healthcare</w:t>
-      </w:r>
-      <w:r>
-        <w:rPr>
-          <w:rFonts w:ascii="Times New Roman" w:hAnsi="Times New Roman" w:cs="Times New Roman"/>
-          <w:sz w:val="22"/>
-          <w:szCs w:val="22"/>
-        </w:rPr>
-        <w:t xml:space="preserve"> administration, </w:t>
-      </w:r>
-      <w:r>
-        <w:rPr>
-          <w:rFonts w:ascii="Times New Roman" w:hAnsi="Times New Roman" w:cs="Times New Roman"/>
-          <w:sz w:val="22"/>
-          <w:szCs w:val="22"/>
-        </w:rPr>
-        <w:t xml:space="preserve">as well as </w:t>
-      </w:r>
-      <w:r>
-        <w:rPr>
-          <w:rFonts w:ascii="Times New Roman" w:hAnsi="Times New Roman" w:cs="Times New Roman"/>
-          <w:sz w:val="22"/>
-          <w:szCs w:val="22"/>
-        </w:rPr>
-        <w:t xml:space="preserve">higher education operations. Skilled in </w:t>
-      </w:r>
-      <w:r>
-        <w:rPr>
-          <w:rFonts w:ascii="Times New Roman" w:hAnsi="Times New Roman" w:cs="Times New Roman"/>
-          <w:sz w:val="22"/>
-          <w:szCs w:val="22"/>
-        </w:rPr>
-        <w:t>b</w:t>
-      </w:r>
-      <w:r>
-        <w:rPr>
-          <w:rFonts w:ascii="Times New Roman" w:hAnsi="Times New Roman" w:cs="Times New Roman"/>
-          <w:sz w:val="22"/>
-          <w:szCs w:val="22"/>
-        </w:rPr>
-        <w:t>usiness process analysis</w:t>
-      </w:r>
-      <w:r>
-        <w:rPr>
-          <w:rFonts w:ascii="Times New Roman" w:hAnsi="Times New Roman" w:cs="Times New Roman"/>
-          <w:sz w:val="22"/>
-          <w:szCs w:val="22"/>
-        </w:rPr>
-        <w:t xml:space="preserve">, </w:t>
-      </w:r>
-      <w:r>
-        <w:rPr>
-          <w:rFonts w:ascii="Times New Roman" w:hAnsi="Times New Roman" w:cs="Times New Roman"/>
-          <w:sz w:val="22"/>
-          <w:szCs w:val="22"/>
-        </w:rPr>
-        <w:t xml:space="preserve">Python, SQL, Excel, and Power BI, focused on leveraging data for improved efficiency and </w:t>
-      </w:r>
-      <w:r>
-        <w:rPr>
-          <w:rFonts w:ascii="Times New Roman" w:hAnsi="Times New Roman" w:cs="Times New Roman"/>
-          <w:sz w:val="22"/>
-          <w:szCs w:val="22"/>
-        </w:rPr>
-        <w:t xml:space="preserve">informed </w:t>
-      </w:r>
-      <w:r>
-        <w:rPr>
-          <w:rFonts w:ascii="Times New Roman" w:hAnsi="Times New Roman" w:cs="Times New Roman"/>
-          <w:sz w:val="22"/>
-          <w:szCs w:val="22"/>
-        </w:rPr>
-        <w:t>decision-making</w:t>
-      </w:r>
-      <w:r>
-        <w:rPr>
-          <w:rFonts w:ascii="Times New Roman" w:hAnsi="Times New Roman" w:cs="Times New Roman"/>
-          <w:sz w:val="22"/>
-          <w:szCs w:val="22"/>
-        </w:rPr>
-        <w:t xml:space="preserve">. </w:t>
-      </w:r>
-    </w:p>
-    <w:p>
-      <w:pPr>
-        <w:spacing w:after="0" w:line="240" w:lineRule="auto"/>
-        <w:rPr>
-          <w:rFonts w:ascii="Times New Roman" w:hAnsi="Times New Roman" w:cs="Times New Roman"/>
-          <w:b/>
-          <w:bCs/>
-          <w:sz w:val="22"/>
-          <w:szCs w:val="22"/>
-        </w:rPr>
-      </w:pPr>
-      <w:r>
-        <w:rPr>
-          <w:rFonts w:ascii="Times New Roman" w:hAnsi="Times New Roman" w:cs="Times New Roman"/>
-          <w:b/>
-          <w:bCs/>
-          <w:sz w:val="22"/>
-          <w:szCs w:val="22"/>
-        </w:rPr>
-        <w:t>EDUCATION</w:t>
-      </w:r>
-    </w:p>
-    <w:p>
-      <w:pPr>
-        <w:spacing w:line="240" w:lineRule="auto"/>
-        <w:rPr>
-          <w:rFonts w:ascii="Times New Roman" w:hAnsi="Times New Roman" w:cs="Times New Roman"/>
-          <w:sz w:val="22"/>
-          <w:szCs w:val="22"/>
-        </w:rPr>
-      </w:pPr>
-      <w:r>
-        <w:rPr>
-          <w:rFonts w:ascii="Times New Roman" w:hAnsi="Times New Roman" w:cs="Times New Roman"/>
-          <w:b/>
-          <w:bCs/>
-          <w:sz w:val="22"/>
-          <w:szCs w:val="22"/>
-        </w:rPr>
-        <w:t>Suffolk University</w:t>
-      </w:r>
-      <w:r>
-        <w:rPr>
-          <w:rFonts w:ascii="Times New Roman" w:hAnsi="Times New Roman" w:cs="Times New Roman"/>
-          <w:sz w:val="22"/>
-          <w:szCs w:val="22"/>
-        </w:rPr>
-        <w:tab/>
-      </w:r>
-      <w:r>
-        <w:rPr>
-          <w:rFonts w:ascii="Times New Roman" w:hAnsi="Times New Roman" w:cs="Times New Roman"/>
-          <w:sz w:val="22"/>
-          <w:szCs w:val="22"/>
-        </w:rPr>
-        <w:tab/>
-      </w:r>
-      <w:r>
-        <w:rPr>
-          <w:rFonts w:ascii="Times New Roman" w:hAnsi="Times New Roman" w:cs="Times New Roman"/>
-          <w:sz w:val="22"/>
-          <w:szCs w:val="22"/>
-        </w:rPr>
-        <w:tab/>
-      </w:r>
-      <w:r>
-        <w:rPr>
-          <w:rFonts w:ascii="Times New Roman" w:hAnsi="Times New Roman" w:cs="Times New Roman"/>
-          <w:sz w:val="22"/>
-          <w:szCs w:val="22"/>
-        </w:rPr>
-        <w:tab/>
-      </w:r>
-      <w:r>
-        <w:rPr>
-          <w:rFonts w:ascii="Times New Roman" w:hAnsi="Times New Roman" w:cs="Times New Roman"/>
-          <w:sz w:val="22"/>
-          <w:szCs w:val="22"/>
-        </w:rPr>
-        <w:tab/>
-      </w:r>
-      <w:r>
-        <w:rPr>
-          <w:rFonts w:ascii="Times New Roman" w:hAnsi="Times New Roman" w:cs="Times New Roman"/>
-          <w:sz w:val="22"/>
-          <w:szCs w:val="22"/>
-        </w:rPr>
-        <w:tab/>
-      </w:r>
-      <w:r>
-        <w:rPr>
-          <w:rFonts w:ascii="Times New Roman" w:hAnsi="Times New Roman" w:cs="Times New Roman"/>
-          <w:sz w:val="22"/>
-          <w:szCs w:val="22"/>
-        </w:rPr>
-        <w:tab/>
-      </w:r>
-      <w:r>
-        <w:rPr>
-          <w:rFonts w:ascii="Times New Roman" w:hAnsi="Times New Roman" w:cs="Times New Roman"/>
-          <w:sz w:val="22"/>
-          <w:szCs w:val="22"/>
-        </w:rPr>
-        <w:tab/>
-      </w:r>
-      <w:r>
-        <w:rPr>
-          <w:rFonts w:ascii="Times New Roman" w:hAnsi="Times New Roman" w:cs="Times New Roman"/>
-          <w:sz w:val="22"/>
-          <w:szCs w:val="22"/>
-        </w:rPr>
-        <w:tab/>
-      </w:r>
-      <w:r>
-        <w:rPr>
-          <w:rFonts w:ascii="Times New Roman" w:hAnsi="Times New Roman" w:cs="Times New Roman"/>
-          <w:b/>
-          <w:bCs/>
-          <w:sz w:val="22"/>
-          <w:szCs w:val="22"/>
-        </w:rPr>
-        <w:t xml:space="preserve">     Boston, MA</w:t>
-      </w:r>
-      <w:r>
-        <w:rPr>
-          <w:rFonts w:ascii="Times New Roman" w:hAnsi="Times New Roman" w:cs="Times New Roman"/>
-          <w:sz w:val="22"/>
-          <w:szCs w:val="22"/>
-        </w:rPr>
-        <w:br/>
-      </w:r>
-      <w:r>
-        <w:rPr>
-          <w:rFonts w:ascii="Times New Roman" w:hAnsi="Times New Roman" w:cs="Times New Roman"/>
-          <w:i/>
-          <w:iCs/>
-          <w:sz w:val="22"/>
-          <w:szCs w:val="22"/>
-        </w:rPr>
-        <w:t>Master of Science in Business Analytics (MSBA)</w:t>
-      </w:r>
-      <w:r>
-        <w:rPr>
-          <w:rFonts w:ascii="Times New Roman" w:hAnsi="Times New Roman" w:cs="Times New Roman"/>
-          <w:i/>
-          <w:iCs/>
-          <w:sz w:val="22"/>
-          <w:szCs w:val="22"/>
-        </w:rPr>
-        <w:t xml:space="preserve"> </w:t>
-      </w:r>
-      <w:r>
-        <w:rPr>
-          <w:rFonts w:ascii="Times New Roman" w:hAnsi="Times New Roman" w:cs="Times New Roman"/>
-          <w:sz w:val="22"/>
-          <w:szCs w:val="22"/>
-        </w:rPr>
-        <w:t xml:space="preserve"> </w:t>
-      </w:r>
-      <w:r>
-        <w:rPr>
-          <w:rFonts w:ascii="Times New Roman" w:hAnsi="Times New Roman" w:cs="Times New Roman"/>
-          <w:sz w:val="22"/>
-          <w:szCs w:val="22"/>
-        </w:rPr>
-        <w:tab/>
-      </w:r>
-      <w:r>
-        <w:rPr>
-          <w:rFonts w:ascii="Times New Roman" w:hAnsi="Times New Roman" w:cs="Times New Roman"/>
-          <w:sz w:val="22"/>
-          <w:szCs w:val="22"/>
-        </w:rPr>
-        <w:tab/>
-      </w:r>
-      <w:r>
-        <w:rPr>
-          <w:rFonts w:ascii="Times New Roman" w:hAnsi="Times New Roman" w:cs="Times New Roman"/>
-          <w:sz w:val="22"/>
-          <w:szCs w:val="22"/>
-        </w:rPr>
-        <w:tab/>
-      </w:r>
-      <w:r>
-        <w:rPr>
-          <w:rFonts w:ascii="Times New Roman" w:hAnsi="Times New Roman" w:cs="Times New Roman"/>
-          <w:sz w:val="22"/>
-          <w:szCs w:val="22"/>
-        </w:rPr>
-        <w:tab/>
-        <w:t xml:space="preserve">     </w:t>
-      </w:r>
-      <w:r>
-        <w:rPr>
-          <w:rFonts w:ascii="Times New Roman" w:hAnsi="Times New Roman" w:cs="Times New Roman"/>
-          <w:i/>
-          <w:iCs/>
-          <w:sz w:val="22"/>
-          <w:szCs w:val="22"/>
-        </w:rPr>
-        <w:t>Expected</w:t>
-      </w:r>
-      <w:r>
-        <w:rPr>
-          <w:rFonts w:ascii="Times New Roman" w:hAnsi="Times New Roman" w:cs="Times New Roman"/>
-          <w:i/>
-          <w:iCs/>
-          <w:sz w:val="22"/>
-          <w:szCs w:val="22"/>
-        </w:rPr>
-        <w:t xml:space="preserve">: </w:t>
-      </w:r>
-      <w:r>
-        <w:rPr>
-          <w:rFonts w:ascii="Times New Roman" w:hAnsi="Times New Roman" w:cs="Times New Roman"/>
-          <w:i/>
-          <w:iCs/>
-          <w:sz w:val="22"/>
-          <w:szCs w:val="22"/>
-        </w:rPr>
-        <w:t>May 2026</w:t>
-      </w:r>
-      <w:r>
-        <w:rPr>
-          <w:rFonts w:ascii="Times New Roman" w:hAnsi="Times New Roman" w:cs="Times New Roman"/>
-          <w:sz w:val="22"/>
-          <w:szCs w:val="22"/>
-        </w:rPr>
-        <w:br/>
-      </w:r>
-      <w:r>
-        <w:rPr>
-          <w:rFonts w:ascii="Times New Roman" w:hAnsi="Times New Roman" w:cs="Times New Roman"/>
-          <w:i/>
-          <w:iCs/>
-          <w:sz w:val="22"/>
-          <w:szCs w:val="22"/>
-        </w:rPr>
-        <w:t>Relevant Coursework:</w:t>
-      </w:r>
-      <w:r>
-        <w:rPr>
-          <w:rFonts w:ascii="Times New Roman" w:hAnsi="Times New Roman" w:cs="Times New Roman"/>
-          <w:sz w:val="22"/>
-          <w:szCs w:val="22"/>
-        </w:rPr>
-        <w:t xml:space="preserve"> Data Management and Modeling, Data Analytics with Python, Predictive Analytics and Machine Learning, Solving Problems with Excel, Healthcare Systems</w:t>
-      </w:r>
-    </w:p>
-    <w:p>
-      <w:pPr>
-        <w:spacing w:line="240" w:lineRule="auto"/>
-        <w:rPr>
-          <w:rFonts w:ascii="Times New Roman" w:hAnsi="Times New Roman" w:cs="Times New Roman"/>
-          <w:sz w:val="22"/>
-          <w:szCs w:val="22"/>
-        </w:rPr>
-      </w:pPr>
-      <w:r>
-        <w:rPr>
-          <w:rFonts w:ascii="Times New Roman" w:hAnsi="Times New Roman" w:cs="Times New Roman"/>
-          <w:b/>
-          <w:bCs/>
-          <w:sz w:val="22"/>
-          <w:szCs w:val="22"/>
-        </w:rPr>
-        <w:t>Great Zimbabwe University</w:t>
-      </w:r>
-      <w:r>
-        <w:rPr>
-          <w:rFonts w:ascii="Times New Roman" w:hAnsi="Times New Roman" w:cs="Times New Roman"/>
-          <w:sz w:val="22"/>
-          <w:szCs w:val="22"/>
-        </w:rPr>
-        <w:t xml:space="preserve"> </w:t>
-      </w:r>
-      <w:r>
-        <w:rPr>
-          <w:rFonts w:ascii="Times New Roman" w:hAnsi="Times New Roman" w:cs="Times New Roman"/>
-          <w:sz w:val="22"/>
-          <w:szCs w:val="22"/>
-        </w:rPr>
-        <w:tab/>
-      </w:r>
-      <w:r>
-        <w:rPr>
-          <w:rFonts w:ascii="Times New Roman" w:hAnsi="Times New Roman" w:cs="Times New Roman"/>
-          <w:sz w:val="22"/>
-          <w:szCs w:val="22"/>
-        </w:rPr>
-        <w:tab/>
-      </w:r>
-      <w:r>
-        <w:rPr>
-          <w:rFonts w:ascii="Times New Roman" w:hAnsi="Times New Roman" w:cs="Times New Roman"/>
-          <w:sz w:val="22"/>
-          <w:szCs w:val="22"/>
-        </w:rPr>
-        <w:tab/>
-      </w:r>
-      <w:r>
-        <w:rPr>
-          <w:rFonts w:ascii="Times New Roman" w:hAnsi="Times New Roman" w:cs="Times New Roman"/>
-          <w:sz w:val="22"/>
-          <w:szCs w:val="22"/>
-        </w:rPr>
-        <w:tab/>
-      </w:r>
-      <w:r>
-        <w:rPr>
-          <w:rFonts w:ascii="Times New Roman" w:hAnsi="Times New Roman" w:cs="Times New Roman"/>
-          <w:sz w:val="22"/>
-          <w:szCs w:val="22"/>
-        </w:rPr>
-        <w:tab/>
-      </w:r>
-      <w:r>
-        <w:rPr>
-          <w:rFonts w:ascii="Times New Roman" w:hAnsi="Times New Roman" w:cs="Times New Roman"/>
-          <w:sz w:val="22"/>
-          <w:szCs w:val="22"/>
-        </w:rPr>
-        <w:tab/>
-      </w:r>
-      <w:r>
-        <w:rPr>
-          <w:rFonts w:ascii="Times New Roman" w:hAnsi="Times New Roman" w:cs="Times New Roman"/>
-          <w:sz w:val="22"/>
-          <w:szCs w:val="22"/>
-        </w:rPr>
-        <w:tab/>
-      </w:r>
-      <w:r>
-        <w:rPr>
-          <w:rFonts w:ascii="Times New Roman" w:hAnsi="Times New Roman" w:cs="Times New Roman"/>
-          <w:b/>
-          <w:bCs/>
-          <w:sz w:val="22"/>
-          <w:szCs w:val="22"/>
-        </w:rPr>
-        <w:t xml:space="preserve">  Masvingo, Zimbabwe</w:t>
-      </w:r>
-      <w:r>
-        <w:rPr>
-          <w:rFonts w:ascii="Times New Roman" w:hAnsi="Times New Roman" w:cs="Times New Roman"/>
-          <w:sz w:val="22"/>
-          <w:szCs w:val="22"/>
-        </w:rPr>
-        <w:br/>
-      </w:r>
-      <w:r>
-        <w:rPr>
-          <w:rFonts w:ascii="Times New Roman" w:hAnsi="Times New Roman" w:cs="Times New Roman"/>
-          <w:i/>
-          <w:iCs/>
-          <w:sz w:val="22"/>
-          <w:szCs w:val="22"/>
-        </w:rPr>
-        <w:t>Master of Business Administration (MBA)</w:t>
-      </w:r>
-      <w:r>
-        <w:rPr>
-          <w:rFonts w:ascii="Times New Roman" w:hAnsi="Times New Roman" w:cs="Times New Roman"/>
-          <w:sz w:val="22"/>
-          <w:szCs w:val="22"/>
-        </w:rPr>
-        <w:tab/>
-      </w:r>
-      <w:r>
-        <w:rPr>
-          <w:rFonts w:ascii="Times New Roman" w:hAnsi="Times New Roman" w:cs="Times New Roman"/>
-          <w:sz w:val="22"/>
-          <w:szCs w:val="22"/>
-        </w:rPr>
-        <w:tab/>
-      </w:r>
-      <w:r>
-        <w:rPr>
-          <w:rFonts w:ascii="Times New Roman" w:hAnsi="Times New Roman" w:cs="Times New Roman"/>
-          <w:sz w:val="22"/>
-          <w:szCs w:val="22"/>
-        </w:rPr>
-        <w:tab/>
-      </w:r>
-      <w:r>
-        <w:rPr>
-          <w:rFonts w:ascii="Times New Roman" w:hAnsi="Times New Roman" w:cs="Times New Roman"/>
-          <w:sz w:val="22"/>
-          <w:szCs w:val="22"/>
-        </w:rPr>
-        <w:tab/>
-      </w:r>
-      <w:r>
-        <w:rPr>
-          <w:rFonts w:ascii="Times New Roman" w:hAnsi="Times New Roman" w:cs="Times New Roman"/>
-          <w:sz w:val="22"/>
-          <w:szCs w:val="22"/>
-        </w:rPr>
-        <w:tab/>
-      </w:r>
-      <w:r>
-        <w:rPr>
-          <w:rFonts w:ascii="Times New Roman" w:hAnsi="Times New Roman" w:cs="Times New Roman"/>
-          <w:sz w:val="22"/>
-          <w:szCs w:val="22"/>
-        </w:rPr>
-        <w:tab/>
-        <w:t xml:space="preserve">         </w:t>
-      </w:r>
-      <w:r>
-        <w:rPr>
-          <w:rFonts w:ascii="Times New Roman" w:hAnsi="Times New Roman" w:cs="Times New Roman"/>
-          <w:sz w:val="22"/>
-          <w:szCs w:val="22"/>
-        </w:rPr>
-        <w:t xml:space="preserve"> </w:t>
-      </w:r>
-      <w:r>
-        <w:rPr>
-          <w:rFonts w:ascii="Times New Roman" w:hAnsi="Times New Roman" w:cs="Times New Roman"/>
-          <w:i/>
-          <w:iCs/>
-          <w:sz w:val="22"/>
-          <w:szCs w:val="22"/>
-        </w:rPr>
-        <w:t>Nov 2023</w:t>
-      </w:r>
-      <w:r>
-        <w:rPr>
-          <w:rFonts w:ascii="Times New Roman" w:hAnsi="Times New Roman" w:cs="Times New Roman"/>
-          <w:sz w:val="22"/>
-          <w:szCs w:val="22"/>
-        </w:rPr>
-        <w:br/>
-      </w:r>
-      <w:r>
-        <w:rPr>
-          <w:rFonts w:ascii="Times New Roman" w:hAnsi="Times New Roman" w:cs="Times New Roman"/>
-          <w:i/>
-          <w:iCs/>
-          <w:sz w:val="22"/>
-          <w:szCs w:val="22"/>
-        </w:rPr>
-        <w:t>Relevant Coursework:</w:t>
-      </w:r>
-      <w:r>
-        <w:rPr>
-          <w:rFonts w:ascii="Times New Roman" w:hAnsi="Times New Roman" w:cs="Times New Roman"/>
-          <w:sz w:val="22"/>
-          <w:szCs w:val="22"/>
-        </w:rPr>
-        <w:t xml:space="preserve"> Business Statistics, Management Information Systems, Big Data Analytics, Operations Management, Business Leadership</w:t>
-      </w:r>
-    </w:p>
-    <w:p>
-      <w:pPr>
-        <w:spacing w:line="240" w:lineRule="auto"/>
-        <w:rPr>
-          <w:rFonts w:ascii="Times New Roman" w:hAnsi="Times New Roman" w:cs="Times New Roman"/>
-          <w:sz w:val="22"/>
-          <w:szCs w:val="22"/>
-        </w:rPr>
-      </w:pPr>
-      <w:r>
-        <w:rPr>
+        <w:spacing w:before="240" w:after="0" w:line="240" w:lineRule="auto"/>
+        <w:ind w:left="288" w:right="288"/>
+        <w:rPr>
+          <w:rFonts w:ascii="Times New Roman" w:hAnsi="Times New Roman" w:cs="Times New Roman"/>
+          <w:b/>
+          <w:bCs/>
+          <w:sz w:val="21"/>
+          <w:szCs w:val="21"/>
+        </w:rPr>
+      </w:pPr>
+      <w:r>
+        <w:rPr>
+          <w:rFonts w:ascii="Times New Roman" w:hAnsi="Times New Roman" w:cs="Times New Roman"/>
           <w:noProof/>
         </w:rPr>
         <mc:AlternateContent>
           <mc:Choice Requires="wps">
             <w:drawing>
-              <wp:anchor distT="0" distB="0" distL="114300" distR="114300" simplePos="0" relativeHeight="251661312" behindDoc="0" locked="0" layoutInCell="1" allowOverlap="1" wp14:anchorId="2B5A4BC9" wp14:editId="1968ED69">
+              <wp:anchor distT="0" distB="0" distL="114300" distR="114300" simplePos="0" relativeHeight="251675648" behindDoc="0" locked="0" layoutInCell="1" allowOverlap="1" wp14:anchorId="6E6A3F9F" wp14:editId="3B227BF5">
                 <wp:simplePos x="0" y="0"/>
                 <wp:positionH relativeFrom="margin">
-                  <wp:align>left</wp:align>
+                  <wp:posOffset>152400</wp:posOffset>
                 </wp:positionH>
                 <wp:positionV relativeFrom="paragraph">
-                  <wp:posOffset>691772</wp:posOffset>
+                  <wp:posOffset>86360</wp:posOffset>
                 </wp:positionV>
-                <wp:extent cx="6005384" cy="9061"/>
-                <wp:effectExtent l="0" t="0" r="33655" b="29210"/>
+                <wp:extent cx="6528021" cy="47708"/>
+                <wp:effectExtent l="0" t="0" r="25400" b="28575"/>
                 <wp:wrapNone/>
-                <wp:docPr id="193052912" name="Straight Connector 1"/>
+                <wp:docPr id="1516265138" name="Straight Connector 1"/>
                 <wp:cNvGraphicFramePr/>
                 <a:graphic xmlns:a="http://schemas.openxmlformats.org/drawingml/2006/main">
                   <a:graphicData uri="http://schemas.microsoft.com/office/word/2010/wordprocessingShape">
@@ -857,7 +280,7 @@
                       <wps:spPr>
                         <a:xfrm>
                           <a:off x="0" y="0"/>
-                          <a:ext cx="6005384" cy="9061"/>
+                          <a:ext cx="6528021" cy="47708"/>
                         </a:xfrm>
                         <a:prstGeom prst="line">
                           <a:avLst/>
@@ -892,7 +315,7 @@
           </mc:Choice>
           <mc:Fallback>
             <w:pict>
-              <v:line w14:anchorId="45F41BB0" id="Straight Connector 1" o:spid="_x0000_s1026" style="position:absolute;z-index:251661312;visibility:visible;mso-wrap-style:square;mso-width-percent:0;mso-height-percent:0;mso-wrap-distance-left:9pt;mso-wrap-distance-top:0;mso-wrap-distance-right:9pt;mso-wrap-distance-bottom:0;mso-position-horizontal:left;mso-position-horizontal-relative:margin;mso-position-vertical:absolute;mso-position-vertical-relative:text;mso-width-percent:0;mso-height-percent:0;mso-width-relative:margin;mso-height-relative:margin" from="0,54.45pt" to="472.85pt,55.15pt" o:gfxdata="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" strokecolor="black [3200]" strokeweight="1pt">
+              <v:line w14:anchorId="3C25A110" id="Straight Connector 1" o:spid="_x0000_s1026" style="position:absolute;z-index:251675648;visibility:visible;mso-wrap-style:square;mso-width-percent:0;mso-height-percent:0;mso-wrap-distance-left:9pt;mso-wrap-distance-top:0;mso-wrap-distance-right:9pt;mso-wrap-distance-bottom:0;mso-position-horizontal:absolute;mso-position-horizontal-relative:margin;mso-position-vertical:absolute;mso-position-vertical-relative:text;mso-width-percent:0;mso-height-percent:0;mso-width-relative:margin;mso-height-relative:margin" from="12pt,6.8pt" to="526pt,10.55pt" o:gfxdata="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" strokecolor="black [3200]" strokeweight="1pt">
                 <v:stroke joinstyle="miter"/>
                 <w10:wrap anchorx="margin"/>
               </v:line>
@@ -905,91 +328,162 @@
           <w:rFonts w:ascii="Times New Roman" w:hAnsi="Times New Roman" w:cs="Times New Roman"/>
           <w:b/>
           <w:bCs/>
-          <w:sz w:val="22"/>
-          <w:szCs w:val="22"/>
-        </w:rPr>
-        <w:t>Great Zimbabwe University</w:t>
-      </w:r>
-      <w:r>
-        <w:rPr>
-          <w:rFonts w:ascii="Times New Roman" w:hAnsi="Times New Roman" w:cs="Times New Roman"/>
-          <w:sz w:val="22"/>
-          <w:szCs w:val="22"/>
+          <w:sz w:val="21"/>
+          <w:szCs w:val="21"/>
+        </w:rPr>
+        <w:t xml:space="preserve">EDUCATION </w:t>
+      </w:r>
+    </w:p>
+    <w:p>
+      <w:pPr>
+        <w:spacing w:after="0" w:line="240" w:lineRule="auto"/>
+        <w:ind w:left="288" w:right="288"/>
+        <w:jc w:val="both"/>
+        <w:rPr>
+          <w:rFonts w:ascii="Times New Roman" w:hAnsi="Times New Roman" w:cs="Times New Roman"/>
+          <w:b/>
+          <w:bCs/>
+          <w:sz w:val="21"/>
+          <w:szCs w:val="21"/>
+        </w:rPr>
+      </w:pPr>
+      <w:r>
+        <w:rPr>
+          <w:rFonts w:ascii="Times New Roman" w:hAnsi="Times New Roman" w:cs="Times New Roman"/>
+          <w:b/>
+          <w:bCs/>
+          <w:sz w:val="21"/>
+          <w:szCs w:val="21"/>
+        </w:rPr>
+        <w:t>Suffolk University</w:t>
+      </w:r>
+      <w:r>
+        <w:rPr>
+          <w:rFonts w:ascii="Times New Roman" w:hAnsi="Times New Roman" w:cs="Times New Roman"/>
+          <w:sz w:val="21"/>
+          <w:szCs w:val="21"/>
+        </w:rPr>
+        <w:tab/>
+      </w:r>
+      <w:r>
+        <w:rPr>
+          <w:rFonts w:ascii="Times New Roman" w:hAnsi="Times New Roman" w:cs="Times New Roman"/>
+          <w:sz w:val="21"/>
+          <w:szCs w:val="21"/>
+        </w:rPr>
+        <w:tab/>
+      </w:r>
+      <w:r>
+        <w:rPr>
+          <w:rFonts w:ascii="Times New Roman" w:hAnsi="Times New Roman" w:cs="Times New Roman"/>
+          <w:sz w:val="21"/>
+          <w:szCs w:val="21"/>
+        </w:rPr>
+        <w:tab/>
+      </w:r>
+      <w:r>
+        <w:rPr>
+          <w:rFonts w:ascii="Times New Roman" w:hAnsi="Times New Roman" w:cs="Times New Roman"/>
+          <w:sz w:val="21"/>
+          <w:szCs w:val="21"/>
+        </w:rPr>
+        <w:tab/>
+      </w:r>
+      <w:r>
+        <w:rPr>
+          <w:rFonts w:ascii="Times New Roman" w:hAnsi="Times New Roman" w:cs="Times New Roman"/>
+          <w:sz w:val="21"/>
+          <w:szCs w:val="21"/>
+        </w:rPr>
+        <w:tab/>
+      </w:r>
+      <w:r>
+        <w:rPr>
+          <w:rFonts w:ascii="Times New Roman" w:hAnsi="Times New Roman" w:cs="Times New Roman"/>
+          <w:sz w:val="21"/>
+          <w:szCs w:val="21"/>
+        </w:rPr>
+        <w:tab/>
+      </w:r>
+      <w:r>
+        <w:rPr>
+          <w:rFonts w:ascii="Times New Roman" w:hAnsi="Times New Roman" w:cs="Times New Roman"/>
+          <w:sz w:val="21"/>
+          <w:szCs w:val="21"/>
+        </w:rPr>
+        <w:tab/>
+      </w:r>
+      <w:r>
+        <w:rPr>
+          <w:rFonts w:ascii="Times New Roman" w:hAnsi="Times New Roman" w:cs="Times New Roman"/>
+          <w:sz w:val="21"/>
+          <w:szCs w:val="21"/>
+        </w:rPr>
+        <w:tab/>
+      </w:r>
+      <w:r>
+        <w:rPr>
+          <w:rFonts w:ascii="Times New Roman" w:hAnsi="Times New Roman" w:cs="Times New Roman"/>
+          <w:sz w:val="21"/>
+          <w:szCs w:val="21"/>
+        </w:rPr>
+        <w:tab/>
+      </w:r>
+      <w:r>
+        <w:rPr>
+          <w:rFonts w:ascii="Times New Roman" w:hAnsi="Times New Roman" w:cs="Times New Roman"/>
+          <w:b/>
+          <w:bCs/>
+          <w:sz w:val="21"/>
+          <w:szCs w:val="21"/>
+        </w:rPr>
+        <w:t xml:space="preserve">     </w:t>
+      </w:r>
+      <w:r>
+        <w:rPr>
+          <w:rFonts w:ascii="Times New Roman" w:hAnsi="Times New Roman" w:cs="Times New Roman"/>
+          <w:b/>
+          <w:bCs/>
+          <w:sz w:val="21"/>
+          <w:szCs w:val="21"/>
+        </w:rPr>
+        <w:tab/>
+      </w:r>
+      <w:r>
+        <w:rPr>
+          <w:rFonts w:ascii="Times New Roman" w:hAnsi="Times New Roman" w:cs="Times New Roman"/>
+          <w:b/>
+          <w:bCs/>
+          <w:sz w:val="21"/>
+          <w:szCs w:val="21"/>
+        </w:rPr>
+        <w:tab/>
+      </w:r>
+      <w:r>
+        <w:rPr>
+          <w:rFonts w:ascii="Times New Roman" w:hAnsi="Times New Roman" w:cs="Times New Roman"/>
+          <w:b/>
+          <w:bCs/>
+          <w:sz w:val="21"/>
+          <w:szCs w:val="21"/>
         </w:rPr>
         <w:t xml:space="preserve"> </w:t>
       </w:r>
       <w:r>
         <w:rPr>
           <w:rFonts w:ascii="Times New Roman" w:hAnsi="Times New Roman" w:cs="Times New Roman"/>
-          <w:sz w:val="22"/>
-          <w:szCs w:val="22"/>
-        </w:rPr>
-        <w:tab/>
-      </w:r>
-      <w:r>
-        <w:rPr>
-          <w:rFonts w:ascii="Times New Roman" w:hAnsi="Times New Roman" w:cs="Times New Roman"/>
-          <w:sz w:val="22"/>
-          <w:szCs w:val="22"/>
-        </w:rPr>
-        <w:tab/>
-      </w:r>
-      <w:r>
-        <w:rPr>
-          <w:rFonts w:ascii="Times New Roman" w:hAnsi="Times New Roman" w:cs="Times New Roman"/>
-          <w:sz w:val="22"/>
-          <w:szCs w:val="22"/>
-        </w:rPr>
-        <w:tab/>
-      </w:r>
-      <w:r>
-        <w:rPr>
-          <w:rFonts w:ascii="Times New Roman" w:hAnsi="Times New Roman" w:cs="Times New Roman"/>
-          <w:sz w:val="22"/>
-          <w:szCs w:val="22"/>
-        </w:rPr>
-        <w:tab/>
-      </w:r>
-      <w:r>
-        <w:rPr>
-          <w:rFonts w:ascii="Times New Roman" w:hAnsi="Times New Roman" w:cs="Times New Roman"/>
-          <w:sz w:val="22"/>
-          <w:szCs w:val="22"/>
-        </w:rPr>
-        <w:tab/>
-      </w:r>
-      <w:r>
-        <w:rPr>
-          <w:rFonts w:ascii="Times New Roman" w:hAnsi="Times New Roman" w:cs="Times New Roman"/>
-          <w:sz w:val="22"/>
-          <w:szCs w:val="22"/>
-        </w:rPr>
-        <w:tab/>
-      </w:r>
-      <w:r>
-        <w:rPr>
-          <w:rFonts w:ascii="Times New Roman" w:hAnsi="Times New Roman" w:cs="Times New Roman"/>
-          <w:sz w:val="22"/>
-          <w:szCs w:val="22"/>
-        </w:rPr>
-        <w:tab/>
-        <w:t xml:space="preserve">  </w:t>
-      </w:r>
-      <w:r>
-        <w:rPr>
-          <w:rFonts w:ascii="Times New Roman" w:hAnsi="Times New Roman" w:cs="Times New Roman"/>
-          <w:b/>
-          <w:bCs/>
-          <w:sz w:val="22"/>
-          <w:szCs w:val="22"/>
-        </w:rPr>
-        <w:t>Masvingo, Zimbabwe</w:t>
-      </w:r>
-      <w:r>
-        <w:rPr>
-          <w:rFonts w:ascii="Times New Roman" w:hAnsi="Times New Roman" w:cs="Times New Roman"/>
-          <w:sz w:val="22"/>
-          <w:szCs w:val="22"/>
+          <w:b/>
+          <w:bCs/>
+          <w:sz w:val="21"/>
+          <w:szCs w:val="21"/>
+        </w:rPr>
+        <w:t>Boston, MA</w:t>
+      </w:r>
+      <w:r>
+        <w:rPr>
+          <w:rFonts w:ascii="Times New Roman" w:hAnsi="Times New Roman" w:cs="Times New Roman"/>
+          <w:sz w:val="21"/>
+          <w:szCs w:val="21"/>
         </w:rPr>
         <w:br/>
       </w:r>
@@ -998,203 +492,184 @@
           <w:rFonts w:ascii="Times New Roman" w:hAnsi="Times New Roman" w:cs="Times New Roman"/>
           <w:i/>
           <w:iCs/>
-          <w:sz w:val="22"/>
-          <w:szCs w:val="22"/>
-        </w:rPr>
-        <w:t>Bachelor of Commerce (Honours) in Business Management</w:t>
-      </w:r>
-      <w:r>
-        <w:rPr>
-          <w:rFonts w:ascii="Times New Roman" w:hAnsi="Times New Roman" w:cs="Times New Roman"/>
-          <w:sz w:val="22"/>
-          <w:szCs w:val="22"/>
-        </w:rPr>
-        <w:tab/>
-      </w:r>
-      <w:r>
-        <w:rPr>
-          <w:rFonts w:ascii="Times New Roman" w:hAnsi="Times New Roman" w:cs="Times New Roman"/>
-          <w:sz w:val="22"/>
-          <w:szCs w:val="22"/>
-        </w:rPr>
-        <w:tab/>
-      </w:r>
-      <w:r>
-        <w:rPr>
-          <w:rFonts w:ascii="Times New Roman" w:hAnsi="Times New Roman" w:cs="Times New Roman"/>
-          <w:sz w:val="22"/>
-          <w:szCs w:val="22"/>
-        </w:rPr>
-        <w:tab/>
-      </w:r>
-      <w:r>
-        <w:rPr>
-          <w:rFonts w:ascii="Times New Roman" w:hAnsi="Times New Roman" w:cs="Times New Roman"/>
-          <w:sz w:val="22"/>
-          <w:szCs w:val="22"/>
-        </w:rPr>
-        <w:tab/>
-        <w:t xml:space="preserve">           </w:t>
+          <w:sz w:val="21"/>
+          <w:szCs w:val="21"/>
+        </w:rPr>
+        <w:t>Master of Science in Business Analytics (</w:t>
       </w:r>
       <w:r>
         <w:rPr>
           <w:rFonts w:ascii="Times New Roman" w:hAnsi="Times New Roman" w:cs="Times New Roman"/>
           <w:i/>
           <w:iCs/>
-          <w:sz w:val="22"/>
-          <w:szCs w:val="22"/>
-        </w:rPr>
-        <w:t>Jun 2021</w:t>
-      </w:r>
-      <w:r>
-        <w:rPr>
-          <w:rFonts w:ascii="Times New Roman" w:hAnsi="Times New Roman" w:cs="Times New Roman"/>
-          <w:sz w:val="22"/>
-          <w:szCs w:val="22"/>
-        </w:rPr>
-        <w:br/>
+          <w:sz w:val="21"/>
+          <w:szCs w:val="21"/>
+        </w:rPr>
+        <w:t>STEM</w:t>
       </w:r>
       <w:r>
         <w:rPr>
           <w:rFonts w:ascii="Times New Roman" w:hAnsi="Times New Roman" w:cs="Times New Roman"/>
           <w:i/>
           <w:iCs/>
-          <w:sz w:val="22"/>
-          <w:szCs w:val="22"/>
-        </w:rPr>
-        <w:t>Relevant Coursework:</w:t>
-      </w:r>
-      <w:r>
-        <w:rPr>
-          <w:rFonts w:ascii="Times New Roman" w:hAnsi="Times New Roman" w:cs="Times New Roman"/>
-          <w:sz w:val="22"/>
-          <w:szCs w:val="22"/>
-        </w:rPr>
-        <w:t xml:space="preserve"> Research Methods and Statistics, Computer Technologies, Quantitative Analysis for Business, Management Information Systems and E-Commerce</w:t>
+          <w:sz w:val="21"/>
+          <w:szCs w:val="21"/>
+        </w:rPr>
+        <w:t>)</w:t>
+      </w:r>
+      <w:r>
+        <w:rPr>
+          <w:rFonts w:ascii="Times New Roman" w:hAnsi="Times New Roman" w:cs="Times New Roman"/>
+          <w:i/>
+          <w:iCs/>
+          <w:sz w:val="21"/>
+          <w:szCs w:val="21"/>
+        </w:rPr>
+        <w:t xml:space="preserve"> </w:t>
+      </w:r>
+      <w:r>
+        <w:rPr>
+          <w:rFonts w:ascii="Times New Roman" w:hAnsi="Times New Roman" w:cs="Times New Roman"/>
+          <w:b/>
+          <w:bCs/>
+          <w:sz w:val="21"/>
+          <w:szCs w:val="21"/>
+        </w:rPr>
+        <w:t>GPA 3.7</w:t>
+      </w:r>
+      <w:r>
+        <w:rPr>
+          <w:rFonts w:ascii="Times New Roman" w:hAnsi="Times New Roman" w:cs="Times New Roman"/>
+          <w:sz w:val="21"/>
+          <w:szCs w:val="21"/>
+        </w:rPr>
+        <w:tab/>
+      </w:r>
+      <w:r>
+        <w:rPr>
+          <w:rFonts w:ascii="Times New Roman" w:hAnsi="Times New Roman" w:cs="Times New Roman"/>
+          <w:sz w:val="21"/>
+          <w:szCs w:val="21"/>
+        </w:rPr>
+        <w:tab/>
+      </w:r>
+      <w:r>
+        <w:rPr>
+          <w:rFonts w:ascii="Times New Roman" w:hAnsi="Times New Roman" w:cs="Times New Roman"/>
+          <w:sz w:val="21"/>
+          <w:szCs w:val="21"/>
+        </w:rPr>
+        <w:tab/>
+        <w:t xml:space="preserve">               </w:t>
+      </w:r>
+      <w:r>
+        <w:rPr>
+          <w:rFonts w:ascii="Times New Roman" w:hAnsi="Times New Roman" w:cs="Times New Roman"/>
+          <w:sz w:val="21"/>
+          <w:szCs w:val="21"/>
+        </w:rPr>
+        <w:t xml:space="preserve">                  </w:t>
+      </w:r>
+      <w:r>
+        <w:rPr>
+          <w:rFonts w:ascii="Times New Roman" w:hAnsi="Times New Roman" w:cs="Times New Roman"/>
+          <w:sz w:val="21"/>
+          <w:szCs w:val="21"/>
+        </w:rPr>
+        <w:t xml:space="preserve">              </w:t>
+      </w:r>
+      <w:r>
+        <w:rPr>
+          <w:rFonts w:ascii="Times New Roman" w:hAnsi="Times New Roman" w:cs="Times New Roman"/>
+          <w:i/>
+          <w:iCs/>
+          <w:sz w:val="21"/>
+          <w:szCs w:val="21"/>
+        </w:rPr>
+        <w:t>May 202</w:t>
+      </w:r>
+      <w:r>
+        <w:rPr>
+          <w:rFonts w:ascii="Times New Roman" w:hAnsi="Times New Roman" w:cs="Times New Roman"/>
+          <w:i/>
+          <w:iCs/>
+          <w:sz w:val="21"/>
+          <w:szCs w:val="21"/>
+        </w:rPr>
+        <w:t>6</w:t>
+      </w:r>
+      <w:r>
+        <w:rPr>
+          <w:rFonts w:ascii="Times New Roman" w:hAnsi="Times New Roman" w:cs="Times New Roman"/>
+          <w:i/>
+          <w:iCs/>
+          <w:sz w:val="21"/>
+          <w:szCs w:val="21"/>
+        </w:rPr>
+        <w:t xml:space="preserve">    </w:t>
+      </w:r>
+      <w:r>
+        <w:rPr>
+          <w:rFonts w:ascii="Times New Roman" w:hAnsi="Times New Roman" w:cs="Times New Roman"/>
+          <w:i/>
+          <w:iCs/>
+          <w:sz w:val="21"/>
+          <w:szCs w:val="21"/>
+        </w:rPr>
+        <w:t xml:space="preserve"> </w:t>
+      </w:r>
+      <w:r>
+        <w:rPr>
+          <w:rFonts w:ascii="Times New Roman" w:hAnsi="Times New Roman" w:cs="Times New Roman"/>
+          <w:i/>
+          <w:iCs/>
+          <w:sz w:val="21"/>
+          <w:szCs w:val="21"/>
+        </w:rPr>
+        <w:t xml:space="preserve">                                                                   </w:t>
+      </w:r>
+      <w:r>
+        <w:rPr>
+          <w:rFonts w:ascii="Times New Roman" w:hAnsi="Times New Roman" w:cs="Times New Roman"/>
+          <w:sz w:val="21"/>
+          <w:szCs w:val="21"/>
+        </w:rPr>
+        <w:br/>
       </w:r>
     </w:p>
     <w:p>
       <w:pPr>
         <w:spacing w:after="0" w:line="240" w:lineRule="auto"/>
-        <w:rPr>
-          <w:rFonts w:ascii="Times New Roman" w:hAnsi="Times New Roman" w:cs="Times New Roman"/>
-          <w:b/>
-          <w:bCs/>
-          <w:sz w:val="22"/>
-          <w:szCs w:val="22"/>
-        </w:rPr>
-      </w:pPr>
-      <w:r>
-        <w:rPr>
-          <w:rFonts w:ascii="Times New Roman" w:hAnsi="Times New Roman" w:cs="Times New Roman"/>
-          <w:b/>
-          <w:bCs/>
-          <w:sz w:val="22"/>
-          <w:szCs w:val="22"/>
-        </w:rPr>
-        <w:t>TECHNICAL SKILLS</w:t>
-      </w:r>
-    </w:p>
-    <w:p>
-      <w:pPr>
-        <w:pStyle w:val="ListParagraph"/>
-        <w:numPr>
-          <w:ilvl w:val="0"/>
-          <w:numId w:val="8"/>
-        </w:numPr>
-        <w:spacing w:after="0" w:line="240" w:lineRule="auto"/>
-        <w:ind w:left="450" w:hanging="270"/>
-        <w:rPr>
-          <w:rFonts w:ascii="Times New Roman" w:hAnsi="Times New Roman" w:cs="Times New Roman"/>
-          <w:sz w:val="22"/>
-          <w:szCs w:val="22"/>
-        </w:rPr>
-      </w:pPr>
-      <w:r>
-        <w:rPr>
-          <w:rFonts w:ascii="Times New Roman" w:hAnsi="Times New Roman" w:cs="Times New Roman"/>
-          <w:sz w:val="22"/>
-          <w:szCs w:val="22"/>
-        </w:rPr>
-        <w:t>Python</w:t>
-      </w:r>
-      <w:r>
-        <w:rPr>
-          <w:rFonts w:ascii="Times New Roman" w:hAnsi="Times New Roman" w:cs="Times New Roman"/>
-          <w:sz w:val="22"/>
-          <w:szCs w:val="22"/>
-        </w:rPr>
-        <w:t xml:space="preserve">, </w:t>
-      </w:r>
-      <w:r>
-        <w:rPr>
-          <w:rFonts w:ascii="Times New Roman" w:hAnsi="Times New Roman" w:cs="Times New Roman"/>
-          <w:sz w:val="22"/>
-          <w:szCs w:val="22"/>
-        </w:rPr>
-        <w:t>SQL</w:t>
-      </w:r>
-      <w:r>
-        <w:rPr>
-          <w:rFonts w:ascii="Times New Roman" w:hAnsi="Times New Roman" w:cs="Times New Roman"/>
-          <w:sz w:val="22"/>
-          <w:szCs w:val="22"/>
-        </w:rPr>
-        <w:t xml:space="preserve">, </w:t>
-      </w:r>
-      <w:r>
-        <w:rPr>
-          <w:rFonts w:ascii="Times New Roman" w:hAnsi="Times New Roman" w:cs="Times New Roman"/>
-          <w:sz w:val="22"/>
-          <w:szCs w:val="22"/>
-        </w:rPr>
-        <w:t>Excel, Power BI</w:t>
-      </w:r>
-      <w:r>
-        <w:rPr>
-          <w:rFonts w:ascii="Times New Roman" w:hAnsi="Times New Roman" w:cs="Times New Roman"/>
-          <w:sz w:val="22"/>
-          <w:szCs w:val="22"/>
-        </w:rPr>
-        <w:t xml:space="preserve">, </w:t>
-      </w:r>
-      <w:r>
-        <w:rPr>
-          <w:rFonts w:ascii="Times New Roman" w:hAnsi="Times New Roman" w:cs="Times New Roman"/>
-          <w:sz w:val="22"/>
-          <w:szCs w:val="22"/>
-        </w:rPr>
-        <w:t>Tableau</w:t>
-      </w:r>
-    </w:p>
-    <w:p>
-      <w:pPr>
-        <w:spacing w:line="240" w:lineRule="auto"/>
-        <w:rPr>
-          <w:rFonts w:ascii="Times New Roman" w:hAnsi="Times New Roman" w:cs="Times New Roman"/>
-          <w:sz w:val="22"/>
-          <w:szCs w:val="22"/>
-        </w:rPr>
-      </w:pPr>
-      <w:r>
-        <w:rPr>
+        <w:ind w:left="288" w:right="288"/>
+        <w:jc w:val="both"/>
+        <w:rPr>
+          <w:rFonts w:ascii="Times New Roman" w:hAnsi="Times New Roman" w:cs="Times New Roman"/>
+          <w:i/>
+          <w:iCs/>
+          <w:sz w:val="21"/>
+          <w:szCs w:val="21"/>
+        </w:rPr>
+      </w:pPr>
+      <w:r>
+        <w:rPr>
+          <w:rFonts w:ascii="Times New Roman" w:hAnsi="Times New Roman" w:cs="Times New Roman"/>
           <w:noProof/>
         </w:rPr>
         <mc:AlternateContent>
           <mc:Choice Requires="wps">
             <w:drawing>
-              <wp:anchor distT="0" distB="0" distL="114300" distR="114300" simplePos="0" relativeHeight="251663360" behindDoc="0" locked="0" layoutInCell="1" allowOverlap="1" wp14:anchorId="47B1ECBC" wp14:editId="7EF807DD">
+              <wp:anchor distT="0" distB="0" distL="114300" distR="114300" simplePos="0" relativeHeight="251667456" behindDoc="0" locked="0" layoutInCell="1" allowOverlap="1" wp14:anchorId="54BD2624" wp14:editId="6CAD4E9E">
                 <wp:simplePos x="0" y="0"/>
                 <wp:positionH relativeFrom="margin">
-                  <wp:posOffset>0</wp:posOffset>
+                  <wp:align>center</wp:align>
                 </wp:positionH>
                 <wp:positionV relativeFrom="paragraph">
-                  <wp:posOffset>216072</wp:posOffset>
+                  <wp:posOffset>553720</wp:posOffset>
                 </wp:positionV>
-                <wp:extent cx="6005384" cy="9061"/>
-                <wp:effectExtent l="0" t="0" r="33655" b="29210"/>
+                <wp:extent cx="6528021" cy="47708"/>
+                <wp:effectExtent l="0" t="0" r="25400" b="28575"/>
                 <wp:wrapNone/>
-                <wp:docPr id="1057292431" name="Straight Connector 1"/>
+                <wp:docPr id="1006423723" name="Straight Connector 1"/>
                 <wp:cNvGraphicFramePr/>
                 <a:graphic xmlns:a="http://schemas.openxmlformats.org/drawingml/2006/main">
                   <a:graphicData uri="http://schemas.microsoft.com/office/word/2010/wordprocessingShape">
@@ -1203,7 +678,7 @@
                       <wps:spPr>
                         <a:xfrm>
                           <a:off x="0" y="0"/>
-                          <a:ext cx="6005384" cy="9061"/>
+                          <a:ext cx="6528021" cy="47708"/>
                         </a:xfrm>
                         <a:prstGeom prst="line">
                           <a:avLst/>
@@ -1238,7 +713,7 @@
           </mc:Choice>
           <mc:Fallback>
             <w:pict>
-              <v:line w14:anchorId="449C37EA" id="Straight Connector 1" o:spid="_x0000_s1026" style="position:absolute;z-index:251663360;visibility:visible;mso-wrap-style:square;mso-width-percent:0;mso-height-percent:0;mso-wrap-distance-left:9pt;mso-wrap-distance-top:0;mso-wrap-distance-right:9pt;mso-wrap-distance-bottom:0;mso-position-horizontal:absolute;mso-position-horizontal-relative:margin;mso-position-vertical:absolute;mso-position-vertical-relative:text;mso-width-percent:0;mso-height-percent:0;mso-width-relative:margin;mso-height-relative:margin" from="0,17pt" to="472.85pt,17.7pt" o:gfxdata="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" strokecolor="black [3200]" strokeweight="1pt">
+              <v:line w14:anchorId="27428EF1" id="Straight Connector 1" o:spid="_x0000_s1026" style="position:absolute;z-index:251667456;visibility:visible;mso-wrap-style:square;mso-width-percent:0;mso-height-percent:0;mso-wrap-distance-left:9pt;mso-wrap-distance-top:0;mso-wrap-distance-right:9pt;mso-wrap-distance-bottom:0;mso-position-horizontal:center;mso-position-horizontal-relative:margin;mso-position-vertical:absolute;mso-position-vertical-relative:text;mso-width-percent:0;mso-height-percent:0;mso-width-relative:margin;mso-height-relative:margin" from="0,43.6pt" to="514pt,47.35pt" o:gfxdata="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" strokecolor="black [3200]" strokeweight="1pt">
                 <v:stroke joinstyle="miter"/>
                 <w10:wrap anchorx="margin"/>
               </v:line>
@@ -1251,984 +726,518 @@
           <w:rFonts w:ascii="Times New Roman" w:hAnsi="Times New Roman" w:cs="Times New Roman"/>
           <w:b/>
           <w:bCs/>
-          <w:sz w:val="22"/>
-          <w:szCs w:val="22"/>
-        </w:rPr>
-        <w:t>Certifications:</w:t>
-      </w:r>
-      <w:r>
-        <w:rPr>
-          <w:rFonts w:ascii="Times New Roman" w:hAnsi="Times New Roman" w:cs="Times New Roman"/>
-          <w:sz w:val="22"/>
-          <w:szCs w:val="22"/>
-        </w:rPr>
-        <w:t xml:space="preserve"> Introduction to MS Excel (Simplilearn)</w:t>
-      </w:r>
-      <w:r>
-        <w:rPr>
-          <w:rFonts w:ascii="Times New Roman" w:hAnsi="Times New Roman" w:cs="Times New Roman"/>
-          <w:sz w:val="22"/>
-          <w:szCs w:val="22"/>
-        </w:rPr>
-        <w:t>;</w:t>
-      </w:r>
-      <w:r>
-        <w:rPr>
-          <w:rFonts w:ascii="Times New Roman" w:hAnsi="Times New Roman" w:cs="Times New Roman"/>
-          <w:sz w:val="22"/>
-          <w:szCs w:val="22"/>
-        </w:rPr>
-        <w:t xml:space="preserve"> Learning Power BI Desktop (LinkedIn)</w:t>
+          <w:sz w:val="21"/>
+          <w:szCs w:val="21"/>
+        </w:rPr>
+        <w:t>Great Zimbabwe University</w:t>
+      </w:r>
+      <w:r>
+        <w:rPr>
+          <w:rFonts w:ascii="Times New Roman" w:hAnsi="Times New Roman" w:cs="Times New Roman"/>
+          <w:sz w:val="21"/>
+          <w:szCs w:val="21"/>
+        </w:rPr>
+        <w:t xml:space="preserve"> </w:t>
+      </w:r>
+      <w:r>
+        <w:rPr>
+          <w:rFonts w:ascii="Times New Roman" w:hAnsi="Times New Roman" w:cs="Times New Roman"/>
+          <w:sz w:val="21"/>
+          <w:szCs w:val="21"/>
+        </w:rPr>
+        <w:tab/>
+      </w:r>
+      <w:r>
+        <w:rPr>
+          <w:rFonts w:ascii="Times New Roman" w:hAnsi="Times New Roman" w:cs="Times New Roman"/>
+          <w:sz w:val="21"/>
+          <w:szCs w:val="21"/>
+        </w:rPr>
+        <w:tab/>
+      </w:r>
+      <w:r>
+        <w:rPr>
+          <w:rFonts w:ascii="Times New Roman" w:hAnsi="Times New Roman" w:cs="Times New Roman"/>
+          <w:sz w:val="21"/>
+          <w:szCs w:val="21"/>
+        </w:rPr>
+        <w:tab/>
+      </w:r>
+      <w:r>
+        <w:rPr>
+          <w:rFonts w:ascii="Times New Roman" w:hAnsi="Times New Roman" w:cs="Times New Roman"/>
+          <w:sz w:val="21"/>
+          <w:szCs w:val="21"/>
+        </w:rPr>
+        <w:tab/>
+      </w:r>
+      <w:r>
+        <w:rPr>
+          <w:rFonts w:ascii="Times New Roman" w:hAnsi="Times New Roman" w:cs="Times New Roman"/>
+          <w:sz w:val="21"/>
+          <w:szCs w:val="21"/>
+        </w:rPr>
+        <w:tab/>
+      </w:r>
+      <w:r>
+        <w:rPr>
+          <w:rFonts w:ascii="Times New Roman" w:hAnsi="Times New Roman" w:cs="Times New Roman"/>
+          <w:sz w:val="21"/>
+          <w:szCs w:val="21"/>
+        </w:rPr>
+        <w:tab/>
+      </w:r>
+      <w:r>
+        <w:rPr>
+          <w:rFonts w:ascii="Times New Roman" w:hAnsi="Times New Roman" w:cs="Times New Roman"/>
+          <w:sz w:val="21"/>
+          <w:szCs w:val="21"/>
+        </w:rPr>
+        <w:tab/>
+      </w:r>
+      <w:r>
+        <w:rPr>
+          <w:rFonts w:ascii="Times New Roman" w:hAnsi="Times New Roman" w:cs="Times New Roman"/>
+          <w:b/>
+          <w:bCs/>
+          <w:sz w:val="21"/>
+          <w:szCs w:val="21"/>
+        </w:rPr>
+        <w:t xml:space="preserve">  </w:t>
+      </w:r>
+      <w:r>
+        <w:rPr>
+          <w:rFonts w:ascii="Times New Roman" w:hAnsi="Times New Roman" w:cs="Times New Roman"/>
+          <w:b/>
+          <w:bCs/>
+          <w:sz w:val="21"/>
+          <w:szCs w:val="21"/>
+        </w:rPr>
+        <w:t xml:space="preserve">                       </w:t>
+      </w:r>
+      <w:r>
+        <w:rPr>
+          <w:rFonts w:ascii="Times New Roman" w:hAnsi="Times New Roman" w:cs="Times New Roman"/>
+          <w:b/>
+          <w:bCs/>
+          <w:sz w:val="21"/>
+          <w:szCs w:val="21"/>
+        </w:rPr>
+        <w:t xml:space="preserve"> </w:t>
+      </w:r>
+      <w:r>
+        <w:rPr>
+          <w:rFonts w:ascii="Times New Roman" w:hAnsi="Times New Roman" w:cs="Times New Roman"/>
+          <w:b/>
+          <w:bCs/>
+          <w:sz w:val="21"/>
+          <w:szCs w:val="21"/>
+        </w:rPr>
+        <w:t>Masvingo, Zimbabwe</w:t>
+      </w:r>
+      <w:r>
+        <w:rPr>
+          <w:rFonts w:ascii="Times New Roman" w:hAnsi="Times New Roman" w:cs="Times New Roman"/>
+          <w:sz w:val="21"/>
+          <w:szCs w:val="21"/>
+        </w:rPr>
+        <w:br/>
+      </w:r>
+      <w:r>
+        <w:rPr>
+          <w:rFonts w:ascii="Times New Roman" w:hAnsi="Times New Roman" w:cs="Times New Roman"/>
+          <w:i/>
+          <w:iCs/>
+          <w:sz w:val="21"/>
+          <w:szCs w:val="21"/>
+        </w:rPr>
+        <w:t>Master of Business Administration (MBA)</w:t>
+      </w:r>
+      <w:r>
+        <w:rPr>
+          <w:rFonts w:ascii="Times New Roman" w:hAnsi="Times New Roman" w:cs="Times New Roman"/>
+          <w:i/>
+          <w:iCs/>
+          <w:sz w:val="21"/>
+          <w:szCs w:val="21"/>
+        </w:rPr>
+        <w:t xml:space="preserve"> </w:t>
+      </w:r>
+      <w:r>
+        <w:rPr>
+          <w:rFonts w:ascii="Times New Roman" w:hAnsi="Times New Roman" w:cs="Times New Roman"/>
+          <w:i/>
+          <w:iCs/>
+          <w:sz w:val="21"/>
+          <w:szCs w:val="21"/>
+        </w:rPr>
+        <w:tab/>
+        <w:t xml:space="preserve">              </w:t>
+      </w:r>
+      <w:r>
+        <w:rPr>
+          <w:rFonts w:ascii="Times New Roman" w:hAnsi="Times New Roman" w:cs="Times New Roman"/>
+          <w:sz w:val="21"/>
+          <w:szCs w:val="21"/>
+        </w:rPr>
+        <w:tab/>
+      </w:r>
+      <w:r>
+        <w:rPr>
+          <w:rFonts w:ascii="Times New Roman" w:hAnsi="Times New Roman" w:cs="Times New Roman"/>
+          <w:sz w:val="21"/>
+          <w:szCs w:val="21"/>
+        </w:rPr>
+        <w:tab/>
+        <w:t xml:space="preserve">          </w:t>
+      </w:r>
+      <w:r>
+        <w:rPr>
+          <w:rFonts w:ascii="Times New Roman" w:hAnsi="Times New Roman" w:cs="Times New Roman"/>
+          <w:sz w:val="21"/>
+          <w:szCs w:val="21"/>
+        </w:rPr>
+        <w:t xml:space="preserve">                                      </w:t>
+      </w:r>
+      <w:r>
+        <w:rPr>
+          <w:rFonts w:ascii="Times New Roman" w:hAnsi="Times New Roman" w:cs="Times New Roman"/>
+          <w:sz w:val="21"/>
+          <w:szCs w:val="21"/>
+        </w:rPr>
+        <w:t xml:space="preserve">             </w:t>
+      </w:r>
+      <w:r>
+        <w:rPr>
+          <w:rFonts w:ascii="Times New Roman" w:hAnsi="Times New Roman" w:cs="Times New Roman"/>
+          <w:i/>
+          <w:iCs/>
+          <w:sz w:val="21"/>
+          <w:szCs w:val="21"/>
+        </w:rPr>
+        <w:t>Nov 2023</w:t>
+      </w:r>
+      <w:r>
+        <w:rPr>
+          <w:rFonts w:ascii="Times New Roman" w:hAnsi="Times New Roman" w:cs="Times New Roman"/>
+          <w:sz w:val="21"/>
+          <w:szCs w:val="21"/>
+        </w:rPr>
+        <w:br/>
+      </w:r>
+      <w:r>
+        <w:rPr>
+          <w:rFonts w:ascii="Times New Roman" w:hAnsi="Times New Roman" w:cs="Times New Roman"/>
+          <w:i/>
+          <w:iCs/>
+          <w:sz w:val="21"/>
+          <w:szCs w:val="21"/>
+        </w:rPr>
+        <w:t>Bachelor of Commerce (Honours) in Business Management</w:t>
+      </w:r>
+      <w:r>
+        <w:rPr>
+          <w:rFonts w:ascii="Times New Roman" w:hAnsi="Times New Roman" w:cs="Times New Roman"/>
+          <w:i/>
+          <w:iCs/>
+          <w:sz w:val="21"/>
+          <w:szCs w:val="21"/>
+        </w:rPr>
+        <w:t xml:space="preserve"> </w:t>
+      </w:r>
+      <w:r>
+        <w:rPr>
+          <w:rFonts w:ascii="Times New Roman" w:hAnsi="Times New Roman" w:cs="Times New Roman"/>
+          <w:sz w:val="21"/>
+          <w:szCs w:val="21"/>
+        </w:rPr>
+        <w:tab/>
+      </w:r>
+      <w:r>
+        <w:rPr>
+          <w:rFonts w:ascii="Times New Roman" w:hAnsi="Times New Roman" w:cs="Times New Roman"/>
+          <w:sz w:val="21"/>
+          <w:szCs w:val="21"/>
+        </w:rPr>
+        <w:tab/>
+      </w:r>
+      <w:r>
+        <w:rPr>
+          <w:rFonts w:ascii="Times New Roman" w:hAnsi="Times New Roman" w:cs="Times New Roman"/>
+          <w:sz w:val="21"/>
+          <w:szCs w:val="21"/>
+        </w:rPr>
+        <w:tab/>
+        <w:t xml:space="preserve">           </w:t>
+      </w:r>
+      <w:r>
+        <w:rPr>
+          <w:rFonts w:ascii="Times New Roman" w:hAnsi="Times New Roman" w:cs="Times New Roman"/>
+          <w:sz w:val="21"/>
+          <w:szCs w:val="21"/>
+        </w:rPr>
+        <w:t xml:space="preserve">                                 </w:t>
+      </w:r>
+      <w:r>
+        <w:rPr>
+          <w:rFonts w:ascii="Times New Roman" w:hAnsi="Times New Roman" w:cs="Times New Roman"/>
+          <w:sz w:val="21"/>
+          <w:szCs w:val="21"/>
+        </w:rPr>
+        <w:t xml:space="preserve">    </w:t>
+      </w:r>
+      <w:r>
+        <w:rPr>
+          <w:rFonts w:ascii="Times New Roman" w:hAnsi="Times New Roman" w:cs="Times New Roman"/>
+          <w:i/>
+          <w:iCs/>
+          <w:sz w:val="21"/>
+          <w:szCs w:val="21"/>
+        </w:rPr>
+        <w:t>Jun 2021</w:t>
+      </w:r>
+      <w:r>
+        <w:rPr>
+          <w:rFonts w:ascii="Times New Roman" w:hAnsi="Times New Roman" w:cs="Times New Roman"/>
+          <w:sz w:val="21"/>
+          <w:szCs w:val="21"/>
+        </w:rPr>
+        <w:br/>
       </w:r>
     </w:p>
     <w:p>
       <w:pPr>
         <w:spacing w:after="0" w:line="240" w:lineRule="auto"/>
-        <w:rPr>
-          <w:rFonts w:ascii="Times New Roman" w:hAnsi="Times New Roman" w:cs="Times New Roman"/>
-          <w:b/>
-          <w:bCs/>
-          <w:sz w:val="22"/>
-          <w:szCs w:val="22"/>
-        </w:rPr>
-      </w:pPr>
-      <w:r>
-        <w:rPr>
-          <w:rFonts w:ascii="Times New Roman" w:hAnsi="Times New Roman" w:cs="Times New Roman"/>
-          <w:b/>
-          <w:bCs/>
-          <w:sz w:val="22"/>
-          <w:szCs w:val="22"/>
-        </w:rPr>
-        <w:t>WORK EXPERIENCE</w:t>
+        <w:ind w:left="288" w:right="288"/>
+        <w:rPr>
+          <w:rFonts w:ascii="Times New Roman" w:hAnsi="Times New Roman" w:cs="Times New Roman"/>
+          <w:b/>
+          <w:bCs/>
+          <w:sz w:val="21"/>
+          <w:szCs w:val="21"/>
+        </w:rPr>
+      </w:pPr>
+      <w:r>
+        <w:rPr>
+          <w:rFonts w:ascii="Times New Roman" w:hAnsi="Times New Roman" w:cs="Times New Roman"/>
+          <w:b/>
+          <w:bCs/>
+          <w:sz w:val="21"/>
+          <w:szCs w:val="21"/>
+        </w:rPr>
+        <w:t>SKILLS</w:t>
       </w:r>
     </w:p>
     <w:p>
       <w:pPr>
+        <w:pStyle w:val="ListParagraph"/>
+        <w:numPr>
+          <w:ilvl w:val="0"/>
+          <w:numId w:val="10"/>
+        </w:numPr>
+        <w:tabs>
+          <w:tab w:val="left" w:pos="720"/>
+        </w:tabs>
         <w:spacing w:after="0" w:line="240" w:lineRule="auto"/>
-        <w:rPr>
-          <w:rFonts w:ascii="Times New Roman" w:hAnsi="Times New Roman" w:cs="Times New Roman"/>
-          <w:sz w:val="22"/>
-          <w:szCs w:val="22"/>
-        </w:rPr>
-      </w:pPr>
-      <w:r>
-        <w:rPr>
-          <w:rFonts w:ascii="Times New Roman" w:hAnsi="Times New Roman" w:cs="Times New Roman"/>
-          <w:b/>
-          <w:bCs/>
-          <w:sz w:val="22"/>
-          <w:szCs w:val="22"/>
-        </w:rPr>
-        <w:t>National Pharmaceutical Company</w:t>
-      </w:r>
-      <w:r>
-        <w:rPr>
-          <w:rFonts w:ascii="Times New Roman" w:hAnsi="Times New Roman" w:cs="Times New Roman"/>
-          <w:sz w:val="22"/>
-          <w:szCs w:val="22"/>
-        </w:rPr>
-        <w:t xml:space="preserve"> </w:t>
-      </w:r>
-      <w:r>
-        <w:rPr>
-          <w:rFonts w:ascii="Times New Roman" w:hAnsi="Times New Roman" w:cs="Times New Roman"/>
-          <w:sz w:val="22"/>
-          <w:szCs w:val="22"/>
-        </w:rPr>
-        <w:tab/>
-      </w:r>
-      <w:r>
-        <w:rPr>
-          <w:rFonts w:ascii="Times New Roman" w:hAnsi="Times New Roman" w:cs="Times New Roman"/>
-          <w:sz w:val="22"/>
-          <w:szCs w:val="22"/>
-        </w:rPr>
-        <w:tab/>
-      </w:r>
-      <w:r>
-        <w:rPr>
-          <w:rFonts w:ascii="Times New Roman" w:hAnsi="Times New Roman" w:cs="Times New Roman"/>
-          <w:sz w:val="22"/>
-          <w:szCs w:val="22"/>
-        </w:rPr>
-        <w:tab/>
-      </w:r>
-      <w:r>
-        <w:rPr>
-          <w:rFonts w:ascii="Times New Roman" w:hAnsi="Times New Roman" w:cs="Times New Roman"/>
-          <w:sz w:val="22"/>
-          <w:szCs w:val="22"/>
-        </w:rPr>
-        <w:tab/>
-      </w:r>
-      <w:r>
-        <w:rPr>
-          <w:rFonts w:ascii="Times New Roman" w:hAnsi="Times New Roman" w:cs="Times New Roman"/>
-          <w:sz w:val="22"/>
-          <w:szCs w:val="22"/>
-        </w:rPr>
-        <w:tab/>
-      </w:r>
-      <w:r>
-        <w:rPr>
-          <w:rFonts w:ascii="Times New Roman" w:hAnsi="Times New Roman" w:cs="Times New Roman"/>
-          <w:sz w:val="22"/>
-          <w:szCs w:val="22"/>
-        </w:rPr>
-        <w:tab/>
-        <w:t xml:space="preserve">      </w:t>
-      </w:r>
-      <w:r>
-        <w:rPr>
-          <w:rFonts w:ascii="Times New Roman" w:hAnsi="Times New Roman" w:cs="Times New Roman"/>
-          <w:b/>
-          <w:bCs/>
-          <w:sz w:val="22"/>
-          <w:szCs w:val="22"/>
-        </w:rPr>
-        <w:t>Harare, Zimbabwe</w:t>
-      </w:r>
-      <w:r>
-        <w:rPr>
-          <w:rFonts w:ascii="Times New Roman" w:hAnsi="Times New Roman" w:cs="Times New Roman"/>
-          <w:sz w:val="22"/>
-          <w:szCs w:val="22"/>
-        </w:rPr>
-        <w:br/>
-      </w:r>
-      <w:r>
-        <w:rPr>
-          <w:rFonts w:ascii="Times New Roman" w:hAnsi="Times New Roman" w:cs="Times New Roman"/>
-          <w:i/>
-          <w:iCs/>
-          <w:sz w:val="22"/>
-          <w:szCs w:val="22"/>
-        </w:rPr>
-        <w:t>Finance and Legal Administrator</w:t>
-      </w:r>
-      <w:r>
-        <w:rPr>
-          <w:rFonts w:ascii="Times New Roman" w:hAnsi="Times New Roman" w:cs="Times New Roman"/>
-          <w:sz w:val="22"/>
-          <w:szCs w:val="22"/>
-        </w:rPr>
-        <w:t xml:space="preserve"> </w:t>
-      </w:r>
-      <w:r>
-        <w:rPr>
-          <w:rFonts w:ascii="Times New Roman" w:hAnsi="Times New Roman" w:cs="Times New Roman"/>
-          <w:sz w:val="22"/>
-          <w:szCs w:val="22"/>
-        </w:rPr>
-        <w:tab/>
-      </w:r>
-      <w:r>
-        <w:rPr>
-          <w:rFonts w:ascii="Times New Roman" w:hAnsi="Times New Roman" w:cs="Times New Roman"/>
-          <w:sz w:val="22"/>
-          <w:szCs w:val="22"/>
-        </w:rPr>
-        <w:tab/>
-      </w:r>
-      <w:r>
-        <w:rPr>
-          <w:rFonts w:ascii="Times New Roman" w:hAnsi="Times New Roman" w:cs="Times New Roman"/>
-          <w:sz w:val="22"/>
-          <w:szCs w:val="22"/>
-        </w:rPr>
-        <w:tab/>
-      </w:r>
-      <w:r>
-        <w:rPr>
-          <w:rFonts w:ascii="Times New Roman" w:hAnsi="Times New Roman" w:cs="Times New Roman"/>
-          <w:sz w:val="22"/>
-          <w:szCs w:val="22"/>
-        </w:rPr>
-        <w:tab/>
-      </w:r>
-      <w:r>
-        <w:rPr>
-          <w:rFonts w:ascii="Times New Roman" w:hAnsi="Times New Roman" w:cs="Times New Roman"/>
-          <w:sz w:val="22"/>
-          <w:szCs w:val="22"/>
-        </w:rPr>
-        <w:tab/>
-      </w:r>
-      <w:r>
-        <w:rPr>
-          <w:rFonts w:ascii="Times New Roman" w:hAnsi="Times New Roman" w:cs="Times New Roman"/>
-          <w:sz w:val="22"/>
-          <w:szCs w:val="22"/>
-        </w:rPr>
-        <w:tab/>
-        <w:t xml:space="preserve">     </w:t>
-      </w:r>
-      <w:r>
-        <w:rPr>
-          <w:rFonts w:ascii="Times New Roman" w:hAnsi="Times New Roman" w:cs="Times New Roman"/>
-          <w:i/>
-          <w:iCs/>
-          <w:sz w:val="22"/>
-          <w:szCs w:val="22"/>
-        </w:rPr>
-        <w:t>Nov 2023 – Jul 2025</w:t>
+        <w:ind w:left="810" w:right="288"/>
+        <w:rPr>
+          <w:rFonts w:ascii="Times New Roman" w:hAnsi="Times New Roman" w:cs="Times New Roman"/>
+          <w:sz w:val="21"/>
+          <w:szCs w:val="21"/>
+        </w:rPr>
+      </w:pPr>
+      <w:r>
+        <w:rPr>
+          <w:rFonts w:ascii="Times New Roman" w:hAnsi="Times New Roman" w:cs="Times New Roman"/>
+          <w:b/>
+          <w:bCs/>
+          <w:sz w:val="21"/>
+          <w:szCs w:val="21"/>
+        </w:rPr>
+        <w:t>Analytics:</w:t>
+      </w:r>
+      <w:r>
+        <w:rPr>
+          <w:rFonts w:ascii="Times New Roman" w:hAnsi="Times New Roman" w:cs="Times New Roman"/>
+          <w:sz w:val="21"/>
+          <w:szCs w:val="21"/>
+        </w:rPr>
+        <w:t xml:space="preserve"> Python, SQL, Excel, Power BI, Tableau</w:t>
       </w:r>
     </w:p>
     <w:p>
       <w:pPr>
+        <w:pStyle w:val="ListParagraph"/>
         <w:numPr>
           <w:ilvl w:val="0"/>
-          <w:numId w:val="2"/>
+          <w:numId w:val="10"/>
         </w:numPr>
         <w:tabs>
-          <w:tab w:val="clear" w:pos="720"/>
+          <w:tab w:val="left" w:pos="720"/>
         </w:tabs>
         <w:spacing w:after="0" w:line="240" w:lineRule="auto"/>
-        <w:ind w:left="540"/>
-        <w:rPr>
-          <w:rFonts w:ascii="Times New Roman" w:hAnsi="Times New Roman" w:cs="Times New Roman"/>
-          <w:sz w:val="22"/>
-          <w:szCs w:val="22"/>
-        </w:rPr>
-      </w:pPr>
-      <w:r>
-        <w:rPr>
-          <w:rFonts w:ascii="Times New Roman" w:hAnsi="Times New Roman" w:cs="Times New Roman"/>
-          <w:sz w:val="22"/>
-          <w:szCs w:val="22"/>
-        </w:rPr>
-        <w:t>Produced monthly and quarterly financial reports in Excel, improving the timeliness and accuracy of management reporting and supporting data-driven decisions.</w:t>
+        <w:ind w:left="810" w:right="288"/>
+        <w:rPr>
+          <w:rFonts w:ascii="Times New Roman" w:hAnsi="Times New Roman" w:cs="Times New Roman"/>
+          <w:sz w:val="21"/>
+          <w:szCs w:val="21"/>
+        </w:rPr>
+      </w:pPr>
+      <w:r>
+        <w:rPr>
+          <w:rFonts w:ascii="Times New Roman" w:hAnsi="Times New Roman" w:cs="Times New Roman"/>
+          <w:b/>
+          <w:bCs/>
+          <w:sz w:val="21"/>
+          <w:szCs w:val="21"/>
+        </w:rPr>
+        <w:t>Data:</w:t>
+      </w:r>
+      <w:r>
+        <w:rPr>
+          <w:rFonts w:ascii="Times New Roman" w:hAnsi="Times New Roman" w:cs="Times New Roman"/>
+          <w:sz w:val="21"/>
+          <w:szCs w:val="21"/>
+        </w:rPr>
+        <w:t xml:space="preserve"> Data Cleaning, Data Visualization, Predictive Analytics, Statistical Analysis, Data Modeling</w:t>
       </w:r>
     </w:p>
     <w:p>
       <w:pPr>
+        <w:pStyle w:val="ListParagraph"/>
         <w:numPr>
           <w:ilvl w:val="0"/>
-          <w:numId w:val="2"/>
+          <w:numId w:val="10"/>
         </w:numPr>
         <w:tabs>
-          <w:tab w:val="clear" w:pos="720"/>
+          <w:tab w:val="left" w:pos="720"/>
         </w:tabs>
         <w:spacing w:after="0" w:line="240" w:lineRule="auto"/>
-        <w:ind w:left="540"/>
-        <w:rPr>
-          <w:rFonts w:ascii="Times New Roman" w:hAnsi="Times New Roman" w:cs="Times New Roman"/>
-          <w:sz w:val="22"/>
-          <w:szCs w:val="22"/>
-        </w:rPr>
-      </w:pPr>
-      <w:r>
-        <w:rPr>
-          <w:rFonts w:ascii="Times New Roman" w:hAnsi="Times New Roman" w:cs="Times New Roman"/>
-          <w:sz w:val="22"/>
-          <w:szCs w:val="22"/>
-        </w:rPr>
-        <w:t xml:space="preserve">Supported the review and streamlining of standard operating procedures, contributing to improved workflow efficiency across </w:t>
-      </w:r>
-      <w:r>
-        <w:rPr>
-          <w:rFonts w:ascii="Times New Roman" w:hAnsi="Times New Roman" w:cs="Times New Roman"/>
-          <w:sz w:val="22"/>
-          <w:szCs w:val="22"/>
-        </w:rPr>
-        <w:t>the organiza</w:t>
-      </w:r>
-      <w:r>
-        <w:rPr>
-          <w:rFonts w:ascii="Times New Roman" w:hAnsi="Times New Roman" w:cs="Times New Roman"/>
-          <w:sz w:val="22"/>
-          <w:szCs w:val="22"/>
-        </w:rPr>
-        <w:t>tion</w:t>
-      </w:r>
-      <w:r>
-        <w:rPr>
-          <w:rFonts w:ascii="Times New Roman" w:hAnsi="Times New Roman" w:cs="Times New Roman"/>
-          <w:sz w:val="22"/>
-          <w:szCs w:val="22"/>
-        </w:rPr>
-        <w:t>.</w:t>
+        <w:ind w:left="810" w:right="288"/>
+        <w:rPr>
+          <w:rFonts w:ascii="Times New Roman" w:hAnsi="Times New Roman" w:cs="Times New Roman"/>
+          <w:sz w:val="21"/>
+          <w:szCs w:val="21"/>
+        </w:rPr>
+      </w:pPr>
+      <w:r>
+        <w:rPr>
+          <w:rFonts w:ascii="Times New Roman" w:hAnsi="Times New Roman" w:cs="Times New Roman"/>
+          <w:b/>
+          <w:bCs/>
+          <w:sz w:val="21"/>
+          <w:szCs w:val="21"/>
+        </w:rPr>
+        <w:t>Business:</w:t>
+      </w:r>
+      <w:r>
+        <w:rPr>
+          <w:rFonts w:ascii="Times New Roman" w:hAnsi="Times New Roman" w:cs="Times New Roman"/>
+          <w:sz w:val="21"/>
+          <w:szCs w:val="21"/>
+        </w:rPr>
+        <w:t xml:space="preserve"> Process Improvement, Business Intelligence, Stakeholder Management, Project Management, Cross-functional Collaboration</w:t>
+      </w:r>
+      <w:r>
+        <w:rPr>
+          <w:rFonts w:ascii="Times New Roman" w:hAnsi="Times New Roman" w:cs="Times New Roman"/>
+          <w:sz w:val="21"/>
+          <w:szCs w:val="21"/>
+        </w:rPr>
+        <w:t>, Critical Thinking, Problem-Solving</w:t>
       </w:r>
     </w:p>
     <w:p>
       <w:pPr>
-        <w:numPr>
-          <w:ilvl w:val="0"/>
-          <w:numId w:val="2"/>
-        </w:numPr>
-        <w:tabs>
-          <w:tab w:val="clear" w:pos="720"/>
-        </w:tabs>
         <w:spacing w:after="0" w:line="240" w:lineRule="auto"/>
-        <w:ind w:left="540"/>
-        <w:rPr>
-          <w:rFonts w:ascii="Times New Roman" w:hAnsi="Times New Roman" w:cs="Times New Roman"/>
-          <w:sz w:val="22"/>
-          <w:szCs w:val="22"/>
-        </w:rPr>
-      </w:pPr>
-      <w:r>
-        <w:rPr>
-          <w:rFonts w:ascii="Times New Roman" w:hAnsi="Times New Roman" w:cs="Times New Roman"/>
-          <w:sz w:val="22"/>
-          <w:szCs w:val="22"/>
-        </w:rPr>
-        <w:t xml:space="preserve">Acted as Legal and Company Secretary </w:t>
-      </w:r>
-      <w:r>
-        <w:rPr>
-          <w:rFonts w:ascii="Times New Roman" w:hAnsi="Times New Roman" w:cs="Times New Roman"/>
-          <w:sz w:val="22"/>
-          <w:szCs w:val="22"/>
-        </w:rPr>
-        <w:t>and</w:t>
-      </w:r>
-      <w:r>
-        <w:rPr>
-          <w:rFonts w:ascii="Times New Roman" w:hAnsi="Times New Roman" w:cs="Times New Roman"/>
-          <w:sz w:val="22"/>
-          <w:szCs w:val="22"/>
-        </w:rPr>
-        <w:t xml:space="preserve"> </w:t>
-      </w:r>
-      <w:r>
-        <w:rPr>
-          <w:rFonts w:ascii="Times New Roman" w:hAnsi="Times New Roman" w:cs="Times New Roman"/>
-          <w:sz w:val="22"/>
-          <w:szCs w:val="22"/>
-        </w:rPr>
-        <w:t>i</w:t>
-      </w:r>
-      <w:r>
-        <w:rPr>
-          <w:rFonts w:ascii="Times New Roman" w:hAnsi="Times New Roman" w:cs="Times New Roman"/>
-          <w:sz w:val="22"/>
-          <w:szCs w:val="22"/>
-        </w:rPr>
-        <w:t>mproved corporate governance compliance to 97% by tracking regulatory requirements, documentation, and supporting audit</w:t>
-      </w:r>
-      <w:r>
-        <w:rPr>
-          <w:rFonts w:ascii="Times New Roman" w:hAnsi="Times New Roman" w:cs="Times New Roman"/>
-          <w:sz w:val="22"/>
-          <w:szCs w:val="22"/>
-        </w:rPr>
-        <w:t xml:space="preserve"> activitie</w:t>
-      </w:r>
-      <w:r>
-        <w:rPr>
-          <w:rFonts w:ascii="Times New Roman" w:hAnsi="Times New Roman" w:cs="Times New Roman"/>
-          <w:sz w:val="22"/>
-          <w:szCs w:val="22"/>
-        </w:rPr>
-        <w:t>s.</w:t>
+        <w:ind w:left="288" w:right="288"/>
+        <w:rPr>
+          <w:rFonts w:ascii="Times New Roman" w:hAnsi="Times New Roman" w:cs="Times New Roman"/>
+          <w:sz w:val="21"/>
+          <w:szCs w:val="21"/>
+        </w:rPr>
+      </w:pPr>
+      <w:r>
+        <w:rPr>
+          <w:rFonts w:ascii="Times New Roman" w:hAnsi="Times New Roman" w:cs="Times New Roman"/>
+          <w:b/>
+          <w:bCs/>
+          <w:sz w:val="21"/>
+          <w:szCs w:val="21"/>
+        </w:rPr>
+        <w:t>Certifications:</w:t>
+      </w:r>
+      <w:r>
+        <w:rPr>
+          <w:rFonts w:ascii="Times New Roman" w:hAnsi="Times New Roman" w:cs="Times New Roman"/>
+          <w:sz w:val="21"/>
+          <w:szCs w:val="21"/>
+        </w:rPr>
+        <w:t xml:space="preserve"> Introduction to MS Excel (Simplilearn)</w:t>
+      </w:r>
+      <w:r>
+        <w:rPr>
+          <w:rFonts w:ascii="Times New Roman" w:hAnsi="Times New Roman" w:cs="Times New Roman"/>
+          <w:sz w:val="21"/>
+          <w:szCs w:val="21"/>
+        </w:rPr>
+        <w:t>;</w:t>
+      </w:r>
+      <w:r>
+        <w:rPr>
+          <w:rFonts w:ascii="Times New Roman" w:hAnsi="Times New Roman" w:cs="Times New Roman"/>
+          <w:sz w:val="21"/>
+          <w:szCs w:val="21"/>
+        </w:rPr>
+        <w:t xml:space="preserve"> Learning Power BI Desktop</w:t>
+      </w:r>
+      <w:r>
+        <w:rPr>
+          <w:rFonts w:ascii="Times New Roman" w:hAnsi="Times New Roman" w:cs="Times New Roman"/>
+          <w:sz w:val="21"/>
+          <w:szCs w:val="21"/>
+        </w:rPr>
+        <w:t xml:space="preserve"> &amp; SAP ERP Essential</w:t>
+      </w:r>
+      <w:r>
+        <w:rPr>
+          <w:rFonts w:ascii="Times New Roman" w:hAnsi="Times New Roman" w:cs="Times New Roman"/>
+          <w:sz w:val="21"/>
+          <w:szCs w:val="21"/>
+        </w:rPr>
+        <w:t xml:space="preserve"> (LinkedIn)</w:t>
       </w:r>
     </w:p>
     <w:p>
       <w:pPr>
-        <w:spacing w:after="0" w:line="240" w:lineRule="auto"/>
-        <w:rPr>
-          <w:rFonts w:ascii="Times New Roman" w:hAnsi="Times New Roman" w:cs="Times New Roman"/>
-          <w:sz w:val="22"/>
-          <w:szCs w:val="22"/>
-        </w:rPr>
-      </w:pPr>
-      <w:r>
-        <w:rPr>
-          <w:rFonts w:ascii="Times New Roman" w:hAnsi="Times New Roman" w:cs="Times New Roman"/>
-          <w:b/>
-          <w:bCs/>
-          <w:sz w:val="22"/>
-          <w:szCs w:val="22"/>
-        </w:rPr>
-        <w:t>Zimbabwe Electoral Commission</w:t>
-      </w:r>
-      <w:r>
-        <w:rPr>
-          <w:rFonts w:ascii="Times New Roman" w:hAnsi="Times New Roman" w:cs="Times New Roman"/>
-          <w:sz w:val="22"/>
-          <w:szCs w:val="22"/>
-        </w:rPr>
-        <w:t xml:space="preserve"> </w:t>
-      </w:r>
-      <w:r>
-        <w:rPr>
-          <w:rFonts w:ascii="Times New Roman" w:hAnsi="Times New Roman" w:cs="Times New Roman"/>
-          <w:sz w:val="22"/>
-          <w:szCs w:val="22"/>
-        </w:rPr>
-        <w:tab/>
-      </w:r>
-      <w:r>
-        <w:rPr>
-          <w:rFonts w:ascii="Times New Roman" w:hAnsi="Times New Roman" w:cs="Times New Roman"/>
-          <w:sz w:val="22"/>
-          <w:szCs w:val="22"/>
-        </w:rPr>
-        <w:tab/>
-      </w:r>
-      <w:r>
-        <w:rPr>
-          <w:rFonts w:ascii="Times New Roman" w:hAnsi="Times New Roman" w:cs="Times New Roman"/>
-          <w:sz w:val="22"/>
-          <w:szCs w:val="22"/>
-        </w:rPr>
-        <w:tab/>
-      </w:r>
-      <w:r>
-        <w:rPr>
-          <w:rFonts w:ascii="Times New Roman" w:hAnsi="Times New Roman" w:cs="Times New Roman"/>
-          <w:sz w:val="22"/>
-          <w:szCs w:val="22"/>
-        </w:rPr>
-        <w:tab/>
-      </w:r>
-      <w:r>
-        <w:rPr>
-          <w:rFonts w:ascii="Times New Roman" w:hAnsi="Times New Roman" w:cs="Times New Roman"/>
-          <w:sz w:val="22"/>
-          <w:szCs w:val="22"/>
-        </w:rPr>
-        <w:tab/>
-      </w:r>
-      <w:r>
-        <w:rPr>
-          <w:rFonts w:ascii="Times New Roman" w:hAnsi="Times New Roman" w:cs="Times New Roman"/>
-          <w:sz w:val="22"/>
-          <w:szCs w:val="22"/>
-        </w:rPr>
-        <w:tab/>
-        <w:t xml:space="preserve">      </w:t>
-      </w:r>
-      <w:r>
-        <w:rPr>
-          <w:rFonts w:ascii="Times New Roman" w:hAnsi="Times New Roman" w:cs="Times New Roman"/>
-          <w:b/>
-          <w:bCs/>
-          <w:sz w:val="22"/>
-          <w:szCs w:val="22"/>
-        </w:rPr>
-        <w:t>Harare, Zimbabwe</w:t>
-      </w:r>
-      <w:r>
-        <w:rPr>
-          <w:rFonts w:ascii="Times New Roman" w:hAnsi="Times New Roman" w:cs="Times New Roman"/>
-          <w:sz w:val="22"/>
-          <w:szCs w:val="22"/>
-        </w:rPr>
-        <w:br/>
-      </w:r>
-      <w:r>
-        <w:rPr>
-          <w:rFonts w:ascii="Times New Roman" w:hAnsi="Times New Roman" w:cs="Times New Roman"/>
-          <w:i/>
-          <w:iCs/>
-          <w:sz w:val="22"/>
-          <w:szCs w:val="22"/>
-        </w:rPr>
-        <w:t>Senior Executive Assistant</w:t>
-      </w:r>
-      <w:r>
-        <w:rPr>
-          <w:rFonts w:ascii="Times New Roman" w:hAnsi="Times New Roman" w:cs="Times New Roman"/>
-          <w:sz w:val="22"/>
-          <w:szCs w:val="22"/>
-        </w:rPr>
-        <w:t xml:space="preserve"> </w:t>
-      </w:r>
-      <w:r>
-        <w:rPr>
-          <w:rFonts w:ascii="Times New Roman" w:hAnsi="Times New Roman" w:cs="Times New Roman"/>
-          <w:sz w:val="22"/>
-          <w:szCs w:val="22"/>
-        </w:rPr>
-        <w:tab/>
-      </w:r>
-      <w:r>
-        <w:rPr>
-          <w:rFonts w:ascii="Times New Roman" w:hAnsi="Times New Roman" w:cs="Times New Roman"/>
-          <w:sz w:val="22"/>
-          <w:szCs w:val="22"/>
-        </w:rPr>
-        <w:tab/>
-      </w:r>
-      <w:r>
-        <w:rPr>
-          <w:rFonts w:ascii="Times New Roman" w:hAnsi="Times New Roman" w:cs="Times New Roman"/>
-          <w:sz w:val="22"/>
-          <w:szCs w:val="22"/>
-        </w:rPr>
-        <w:tab/>
-      </w:r>
-      <w:r>
-        <w:rPr>
-          <w:rFonts w:ascii="Times New Roman" w:hAnsi="Times New Roman" w:cs="Times New Roman"/>
-          <w:sz w:val="22"/>
-          <w:szCs w:val="22"/>
-        </w:rPr>
-        <w:tab/>
-      </w:r>
-      <w:r>
-        <w:rPr>
-          <w:rFonts w:ascii="Times New Roman" w:hAnsi="Times New Roman" w:cs="Times New Roman"/>
-          <w:sz w:val="22"/>
-          <w:szCs w:val="22"/>
-        </w:rPr>
-        <w:tab/>
-      </w:r>
-      <w:r>
-        <w:rPr>
-          <w:rFonts w:ascii="Times New Roman" w:hAnsi="Times New Roman" w:cs="Times New Roman"/>
-          <w:sz w:val="22"/>
-          <w:szCs w:val="22"/>
-        </w:rPr>
-        <w:tab/>
-      </w:r>
-      <w:r>
-        <w:rPr>
-          <w:rFonts w:ascii="Times New Roman" w:hAnsi="Times New Roman" w:cs="Times New Roman"/>
-          <w:sz w:val="22"/>
-          <w:szCs w:val="22"/>
-        </w:rPr>
-        <w:tab/>
-      </w:r>
-      <w:r>
-        <w:rPr>
-          <w:rFonts w:ascii="Times New Roman" w:hAnsi="Times New Roman" w:cs="Times New Roman"/>
-          <w:i/>
-          <w:iCs/>
-          <w:sz w:val="22"/>
-          <w:szCs w:val="22"/>
-        </w:rPr>
-        <w:t xml:space="preserve">    </w:t>
-      </w:r>
-      <w:r>
-        <w:rPr>
-          <w:rFonts w:ascii="Times New Roman" w:hAnsi="Times New Roman" w:cs="Times New Roman"/>
-          <w:i/>
-          <w:iCs/>
-          <w:sz w:val="22"/>
-          <w:szCs w:val="22"/>
-        </w:rPr>
-        <w:t xml:space="preserve"> Dec 2022 – Oct 2023</w:t>
-      </w:r>
-    </w:p>
-    <w:p>
-      <w:pPr>
-        <w:numPr>
-          <w:ilvl w:val="0"/>
-          <w:numId w:val="3"/>
-        </w:numPr>
-        <w:tabs>
-          <w:tab w:val="clear" w:pos="720"/>
-          <w:tab w:val="num" w:pos="540"/>
-        </w:tabs>
-        <w:spacing w:after="0" w:line="240" w:lineRule="auto"/>
-        <w:ind w:hanging="540"/>
-        <w:rPr>
-          <w:rFonts w:ascii="Times New Roman" w:hAnsi="Times New Roman" w:cs="Times New Roman"/>
-          <w:sz w:val="22"/>
-          <w:szCs w:val="22"/>
-        </w:rPr>
-      </w:pPr>
-      <w:r>
-        <w:rPr>
-          <w:rFonts w:ascii="Times New Roman" w:hAnsi="Times New Roman" w:cs="Times New Roman"/>
-          <w:sz w:val="22"/>
-          <w:szCs w:val="22"/>
-        </w:rPr>
-        <w:t xml:space="preserve">Coordinated executive calendars and prepared agendas, reports, </w:t>
-      </w:r>
-      <w:r>
-        <w:rPr>
-          <w:rFonts w:ascii="Times New Roman" w:hAnsi="Times New Roman" w:cs="Times New Roman"/>
-          <w:sz w:val="22"/>
-          <w:szCs w:val="22"/>
-        </w:rPr>
-        <w:t xml:space="preserve">minutes </w:t>
-      </w:r>
-      <w:r>
-        <w:rPr>
-          <w:rFonts w:ascii="Times New Roman" w:hAnsi="Times New Roman" w:cs="Times New Roman"/>
-          <w:sz w:val="22"/>
-          <w:szCs w:val="22"/>
-        </w:rPr>
-        <w:t>and presentations for</w:t>
-      </w:r>
-    </w:p>
-    <w:p>
-      <w:pPr>
-        <w:spacing w:after="0" w:line="240" w:lineRule="auto"/>
-        <w:ind w:left="540"/>
-        <w:rPr>
-          <w:rFonts w:ascii="Times New Roman" w:hAnsi="Times New Roman" w:cs="Times New Roman"/>
-          <w:sz w:val="22"/>
-          <w:szCs w:val="22"/>
-        </w:rPr>
-      </w:pPr>
-      <w:r>
-        <w:rPr>
-          <w:rFonts w:ascii="Times New Roman" w:hAnsi="Times New Roman" w:cs="Times New Roman"/>
-          <w:sz w:val="22"/>
-          <w:szCs w:val="22"/>
-        </w:rPr>
-        <w:t>Board and senior leadership meetings.</w:t>
-      </w:r>
-    </w:p>
-    <w:p>
-      <w:pPr>
-        <w:numPr>
-          <w:ilvl w:val="0"/>
-          <w:numId w:val="3"/>
-        </w:numPr>
-        <w:tabs>
-          <w:tab w:val="clear" w:pos="720"/>
-          <w:tab w:val="num" w:pos="540"/>
-        </w:tabs>
-        <w:spacing w:after="0" w:line="240" w:lineRule="auto"/>
-        <w:ind w:left="540"/>
-        <w:rPr>
-          <w:rFonts w:ascii="Times New Roman" w:eastAsia="Times New Roman" w:hAnsi="Times New Roman" w:cs="Times New Roman"/>
-          <w:kern w:val="0"/>
-          <w14:ligatures w14:val="none"/>
-        </w:rPr>
-      </w:pPr>
-      <w:r>
-        <w:rPr>
-          <w:rFonts w:ascii="Times New Roman" w:hAnsi="Times New Roman" w:cs="Times New Roman"/>
-          <w:sz w:val="22"/>
-          <w:szCs w:val="22"/>
-        </w:rPr>
-        <w:t>Managed confidential election-related and administrative records, ensuring secure handling and proper documentation</w:t>
-      </w:r>
-      <w:r>
-        <w:rPr>
-          <w:rFonts w:ascii="Times New Roman" w:hAnsi="Times New Roman" w:cs="Times New Roman"/>
-          <w:sz w:val="22"/>
-          <w:szCs w:val="22"/>
-        </w:rPr>
-        <w:t>.</w:t>
-      </w:r>
-    </w:p>
-    <w:p>
-      <w:pPr>
-        <w:spacing w:after="0" w:line="240" w:lineRule="auto"/>
-        <w:rPr>
-          <w:rFonts w:ascii="Times New Roman" w:hAnsi="Times New Roman" w:cs="Times New Roman"/>
-          <w:sz w:val="22"/>
-          <w:szCs w:val="22"/>
-        </w:rPr>
-      </w:pPr>
-      <w:r>
-        <w:rPr>
-          <w:rFonts w:ascii="Times New Roman" w:hAnsi="Times New Roman" w:cs="Times New Roman"/>
-          <w:b/>
-          <w:bCs/>
-          <w:sz w:val="22"/>
-          <w:szCs w:val="22"/>
-        </w:rPr>
-        <w:t>Reformed Church University</w:t>
-      </w:r>
-      <w:r>
-        <w:rPr>
-          <w:rFonts w:ascii="Times New Roman" w:hAnsi="Times New Roman" w:cs="Times New Roman"/>
-          <w:sz w:val="22"/>
-          <w:szCs w:val="22"/>
-        </w:rPr>
-        <w:t xml:space="preserve"> </w:t>
-      </w:r>
-      <w:r>
-        <w:rPr>
-          <w:rFonts w:ascii="Times New Roman" w:hAnsi="Times New Roman" w:cs="Times New Roman"/>
-          <w:sz w:val="22"/>
-          <w:szCs w:val="22"/>
-        </w:rPr>
-        <w:tab/>
-      </w:r>
-      <w:r>
-        <w:rPr>
-          <w:rFonts w:ascii="Times New Roman" w:hAnsi="Times New Roman" w:cs="Times New Roman"/>
-          <w:sz w:val="22"/>
-          <w:szCs w:val="22"/>
-        </w:rPr>
-        <w:tab/>
-      </w:r>
-      <w:r>
-        <w:rPr>
-          <w:rFonts w:ascii="Times New Roman" w:hAnsi="Times New Roman" w:cs="Times New Roman"/>
-          <w:sz w:val="22"/>
-          <w:szCs w:val="22"/>
-        </w:rPr>
-        <w:tab/>
-      </w:r>
-      <w:r>
-        <w:rPr>
-          <w:rFonts w:ascii="Times New Roman" w:hAnsi="Times New Roman" w:cs="Times New Roman"/>
-          <w:sz w:val="22"/>
-          <w:szCs w:val="22"/>
-        </w:rPr>
-        <w:tab/>
-      </w:r>
-      <w:r>
-        <w:rPr>
-          <w:rFonts w:ascii="Times New Roman" w:hAnsi="Times New Roman" w:cs="Times New Roman"/>
-          <w:sz w:val="22"/>
-          <w:szCs w:val="22"/>
-        </w:rPr>
-        <w:tab/>
-      </w:r>
-      <w:r>
-        <w:rPr>
-          <w:rFonts w:ascii="Times New Roman" w:hAnsi="Times New Roman" w:cs="Times New Roman"/>
-          <w:sz w:val="22"/>
-          <w:szCs w:val="22"/>
-        </w:rPr>
-        <w:tab/>
-      </w:r>
-      <w:proofErr w:type="gramStart"/>
-      <w:r>
-        <w:rPr>
-          <w:rFonts w:ascii="Times New Roman" w:hAnsi="Times New Roman" w:cs="Times New Roman"/>
-          <w:sz w:val="22"/>
-          <w:szCs w:val="22"/>
-        </w:rPr>
-        <w:tab/>
-      </w:r>
-      <w:r>
-        <w:rPr>
-          <w:rFonts w:ascii="Times New Roman" w:hAnsi="Times New Roman" w:cs="Times New Roman"/>
-          <w:sz w:val="22"/>
-          <w:szCs w:val="22"/>
-        </w:rPr>
-        <w:t xml:space="preserve"> </w:t>
-      </w:r>
-      <w:r>
-        <w:rPr>
-          <w:rFonts w:ascii="Times New Roman" w:hAnsi="Times New Roman" w:cs="Times New Roman"/>
-          <w:sz w:val="22"/>
-          <w:szCs w:val="22"/>
-        </w:rPr>
-        <w:t xml:space="preserve"> </w:t>
-      </w:r>
-      <w:r>
-        <w:rPr>
-          <w:rFonts w:ascii="Times New Roman" w:hAnsi="Times New Roman" w:cs="Times New Roman"/>
-          <w:b/>
-          <w:bCs/>
-          <w:sz w:val="22"/>
-          <w:szCs w:val="22"/>
-        </w:rPr>
-        <w:t>Masvingo</w:t>
-      </w:r>
-      <w:proofErr w:type="gramEnd"/>
-      <w:r>
-        <w:rPr>
-          <w:rFonts w:ascii="Times New Roman" w:hAnsi="Times New Roman" w:cs="Times New Roman"/>
-          <w:b/>
-          <w:bCs/>
-          <w:sz w:val="22"/>
-          <w:szCs w:val="22"/>
-        </w:rPr>
-        <w:t>, Zimbabwe</w:t>
-      </w:r>
-      <w:r>
-        <w:rPr>
-          <w:rFonts w:ascii="Times New Roman" w:hAnsi="Times New Roman" w:cs="Times New Roman"/>
-          <w:sz w:val="22"/>
-          <w:szCs w:val="22"/>
-        </w:rPr>
-        <w:br/>
-      </w:r>
-      <w:r>
-        <w:rPr>
-          <w:rFonts w:ascii="Times New Roman" w:hAnsi="Times New Roman" w:cs="Times New Roman"/>
-          <w:i/>
-          <w:iCs/>
-          <w:sz w:val="22"/>
-          <w:szCs w:val="22"/>
-        </w:rPr>
-        <w:t>Admissions and Examinations Clerk</w:t>
-      </w:r>
-      <w:r>
-        <w:rPr>
-          <w:rFonts w:ascii="Times New Roman" w:hAnsi="Times New Roman" w:cs="Times New Roman"/>
-          <w:sz w:val="22"/>
-          <w:szCs w:val="22"/>
-        </w:rPr>
-        <w:t xml:space="preserve"> </w:t>
-      </w:r>
-      <w:r>
-        <w:rPr>
-          <w:rFonts w:ascii="Times New Roman" w:hAnsi="Times New Roman" w:cs="Times New Roman"/>
-          <w:sz w:val="22"/>
-          <w:szCs w:val="22"/>
-        </w:rPr>
-        <w:tab/>
-      </w:r>
-      <w:r>
-        <w:rPr>
-          <w:rFonts w:ascii="Times New Roman" w:hAnsi="Times New Roman" w:cs="Times New Roman"/>
-          <w:sz w:val="22"/>
-          <w:szCs w:val="22"/>
-        </w:rPr>
-        <w:tab/>
-      </w:r>
-      <w:r>
-        <w:rPr>
-          <w:rFonts w:ascii="Times New Roman" w:hAnsi="Times New Roman" w:cs="Times New Roman"/>
-          <w:sz w:val="22"/>
-          <w:szCs w:val="22"/>
-        </w:rPr>
-        <w:tab/>
-      </w:r>
-      <w:r>
-        <w:rPr>
-          <w:rFonts w:ascii="Times New Roman" w:hAnsi="Times New Roman" w:cs="Times New Roman"/>
-          <w:sz w:val="22"/>
-          <w:szCs w:val="22"/>
-        </w:rPr>
-        <w:tab/>
-      </w:r>
-      <w:r>
-        <w:rPr>
-          <w:rFonts w:ascii="Times New Roman" w:hAnsi="Times New Roman" w:cs="Times New Roman"/>
-          <w:sz w:val="22"/>
-          <w:szCs w:val="22"/>
-        </w:rPr>
-        <w:tab/>
-      </w:r>
-      <w:r>
-        <w:rPr>
-          <w:rFonts w:ascii="Times New Roman" w:hAnsi="Times New Roman" w:cs="Times New Roman"/>
-          <w:sz w:val="22"/>
-          <w:szCs w:val="22"/>
-        </w:rPr>
-        <w:tab/>
-      </w:r>
-      <w:r>
-        <w:rPr>
-          <w:rFonts w:ascii="Times New Roman" w:hAnsi="Times New Roman" w:cs="Times New Roman"/>
-          <w:sz w:val="22"/>
-          <w:szCs w:val="22"/>
-        </w:rPr>
-        <w:t xml:space="preserve"> </w:t>
-      </w:r>
-      <w:r>
-        <w:rPr>
-          <w:rFonts w:ascii="Times New Roman" w:hAnsi="Times New Roman" w:cs="Times New Roman"/>
-          <w:sz w:val="22"/>
-          <w:szCs w:val="22"/>
-        </w:rPr>
-        <w:t xml:space="preserve">   </w:t>
-      </w:r>
-      <w:r>
-        <w:rPr>
-          <w:rFonts w:ascii="Times New Roman" w:hAnsi="Times New Roman" w:cs="Times New Roman"/>
-          <w:i/>
-          <w:iCs/>
-          <w:sz w:val="22"/>
-          <w:szCs w:val="22"/>
-        </w:rPr>
-        <w:t>Jan 2013 – May 2019</w:t>
-      </w:r>
-    </w:p>
-    <w:p>
-      <w:pPr>
-        <w:numPr>
-          <w:ilvl w:val="0"/>
-          <w:numId w:val="4"/>
-        </w:numPr>
-        <w:tabs>
-          <w:tab w:val="clear" w:pos="720"/>
-          <w:tab w:val="num" w:pos="540"/>
-        </w:tabs>
-        <w:spacing w:after="0" w:line="240" w:lineRule="auto"/>
-        <w:ind w:left="540"/>
-        <w:rPr>
-          <w:rFonts w:ascii="Times New Roman" w:hAnsi="Times New Roman" w:cs="Times New Roman"/>
-          <w:sz w:val="22"/>
-          <w:szCs w:val="22"/>
-        </w:rPr>
-      </w:pPr>
-      <w:r>
-        <w:rPr>
-          <w:rFonts w:ascii="Times New Roman" w:hAnsi="Times New Roman" w:cs="Times New Roman"/>
-          <w:sz w:val="22"/>
-          <w:szCs w:val="22"/>
-        </w:rPr>
-        <w:t xml:space="preserve">Managed end-to-end student admissions and examinations processes, ensuring accurate and timely processing of applications and </w:t>
-      </w:r>
-      <w:r>
-        <w:rPr>
-          <w:rFonts w:ascii="Times New Roman" w:hAnsi="Times New Roman" w:cs="Times New Roman"/>
-          <w:sz w:val="22"/>
-          <w:szCs w:val="22"/>
-        </w:rPr>
-        <w:t xml:space="preserve">examination </w:t>
-      </w:r>
-      <w:r>
-        <w:rPr>
-          <w:rFonts w:ascii="Times New Roman" w:hAnsi="Times New Roman" w:cs="Times New Roman"/>
-          <w:sz w:val="22"/>
-          <w:szCs w:val="22"/>
-        </w:rPr>
-        <w:t>results.</w:t>
-      </w:r>
-      <w:r>
-        <w:rPr>
-          <w:rFonts w:ascii="Times New Roman" w:hAnsi="Times New Roman" w:cs="Times New Roman"/>
-          <w:sz w:val="22"/>
-          <w:szCs w:val="22"/>
-        </w:rPr>
-        <w:t xml:space="preserve"> </w:t>
-      </w:r>
-      <w:r>
-        <w:rPr>
-          <w:rFonts w:ascii="Times New Roman" w:hAnsi="Times New Roman" w:cs="Times New Roman"/>
-          <w:sz w:val="22"/>
-          <w:szCs w:val="22"/>
-        </w:rPr>
-        <w:t>Analyzed enrollment trends and applicant data using Excel to support recruitment strategies and direct marketing campaigns, improving enrollment efficiency by 20%.</w:t>
-      </w:r>
-    </w:p>
-    <w:p>
-      <w:pPr>
-        <w:numPr>
-          <w:ilvl w:val="0"/>
-          <w:numId w:val="4"/>
-        </w:numPr>
-        <w:tabs>
-          <w:tab w:val="clear" w:pos="720"/>
-          <w:tab w:val="num" w:pos="540"/>
-        </w:tabs>
         <w:spacing w:line="240" w:lineRule="auto"/>
-        <w:ind w:hanging="540"/>
-        <w:rPr>
-          <w:rFonts w:ascii="Times New Roman" w:hAnsi="Times New Roman" w:cs="Times New Roman"/>
-          <w:sz w:val="22"/>
-          <w:szCs w:val="22"/>
-        </w:rPr>
-      </w:pPr>
-      <w:r>
-        <w:rPr>
+        <w:ind w:left="288" w:right="288"/>
+        <w:rPr>
+          <w:rFonts w:ascii="Times New Roman" w:hAnsi="Times New Roman" w:cs="Times New Roman"/>
+          <w:sz w:val="21"/>
+          <w:szCs w:val="21"/>
+        </w:rPr>
+      </w:pPr>
+      <w:r>
+        <w:rPr>
+          <w:rFonts w:ascii="Times New Roman" w:hAnsi="Times New Roman" w:cs="Times New Roman"/>
           <w:noProof/>
         </w:rPr>
         <mc:AlternateContent>
           <mc:Choice Requires="wps">
             <w:drawing>
-              <wp:anchor distT="0" distB="0" distL="114300" distR="114300" simplePos="0" relativeHeight="251665408" behindDoc="0" locked="0" layoutInCell="1" allowOverlap="1" wp14:anchorId="4F7C8371" wp14:editId="5BE2331F">
+              <wp:anchor distT="0" distB="0" distL="114300" distR="114300" simplePos="0" relativeHeight="251669504" behindDoc="0" locked="0" layoutInCell="1" allowOverlap="1" wp14:anchorId="28DE931C" wp14:editId="1EE7D82E">
                 <wp:simplePos x="0" y="0"/>
                 <wp:positionH relativeFrom="margin">
-                  <wp:posOffset>-47625</wp:posOffset>
+                  <wp:posOffset>152400</wp:posOffset>
                 </wp:positionH>
                 <wp:positionV relativeFrom="paragraph">
-                  <wp:posOffset>236392</wp:posOffset>
+                  <wp:posOffset>212090</wp:posOffset>
                 </wp:positionV>
-                <wp:extent cx="6005384" cy="9061"/>
-                <wp:effectExtent l="0" t="0" r="33655" b="29210"/>
+                <wp:extent cx="6527800" cy="47625"/>
+                <wp:effectExtent l="0" t="0" r="25400" b="28575"/>
                 <wp:wrapNone/>
-                <wp:docPr id="1172643829" name="Straight Connector 1"/>
+                <wp:docPr id="45756951" name="Straight Connector 1"/>
                 <wp:cNvGraphicFramePr/>
                 <a:graphic xmlns:a="http://schemas.openxmlformats.org/drawingml/2006/main">
                   <a:graphicData uri="http://schemas.microsoft.com/office/word/2010/wordprocessingShape">
@@ -2237,7 +1246,7 @@
                       <wps:spPr>
                         <a:xfrm>
                           <a:off x="0" y="0"/>
-                          <a:ext cx="6005384" cy="9061"/>
+                          <a:ext cx="6527800" cy="47625"/>
                         </a:xfrm>
                         <a:prstGeom prst="line">
                           <a:avLst/>
@@ -2272,7 +1281,7 @@
           </mc:Choice>
           <mc:Fallback>
             <w:pict>
-              <v:line w14:anchorId="78368CA7" id="Straight Connector 1" o:spid="_x0000_s1026" style="position:absolute;z-index:251665408;visibility:visible;mso-wrap-style:square;mso-width-percent:0;mso-height-percent:0;mso-wrap-distance-left:9pt;mso-wrap-distance-top:0;mso-wrap-distance-right:9pt;mso-wrap-distance-bottom:0;mso-position-horizontal:absolute;mso-position-horizontal-relative:margin;mso-position-vertical:absolute;mso-position-vertical-relative:text;mso-width-percent:0;mso-height-percent:0;mso-width-relative:margin;mso-height-relative:margin" from="-3.75pt,18.6pt" to="469.1pt,19.3pt" o:gfxdata="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" strokecolor="black [3200]" strokeweight="1pt">
+              <v:line w14:anchorId="53B8FE98" id="Straight Connector 1" o:spid="_x0000_s1026" style="position:absolute;z-index:251669504;visibility:visible;mso-wrap-style:square;mso-width-percent:0;mso-height-percent:0;mso-wrap-distance-left:9pt;mso-wrap-distance-top:0;mso-wrap-distance-right:9pt;mso-wrap-distance-bottom:0;mso-position-horizontal:absolute;mso-position-horizontal-relative:margin;mso-position-vertical:absolute;mso-position-vertical-relative:text;mso-width-percent:0;mso-height-percent:0;mso-width-relative:margin;mso-height-relative:margin" from="12pt,16.7pt" to="526pt,20.45pt" o:gfxdata="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" strokecolor="black [3200]" strokeweight="1pt">
                 <v:stroke joinstyle="miter"/>
                 <w10:wrap anchorx="margin"/>
               </v:line>
@@ -2283,30 +1292,66 @@
       <w:r>
         <w:rPr>
           <w:rFonts w:ascii="Times New Roman" w:hAnsi="Times New Roman" w:cs="Times New Roman"/>
-          <w:sz w:val="22"/>
-          <w:szCs w:val="22"/>
-        </w:rPr>
-        <w:t>Maintained the admissions database, enhancing data integrity for reporting and decision-making.</w:t>
+          <w:b/>
+          <w:bCs/>
+          <w:sz w:val="21"/>
+          <w:szCs w:val="21"/>
+        </w:rPr>
+        <w:t>Conferences:</w:t>
+      </w:r>
+      <w:r>
+        <w:rPr>
+          <w:rFonts w:ascii="Times New Roman" w:hAnsi="Times New Roman" w:cs="Times New Roman"/>
+          <w:sz w:val="21"/>
+          <w:szCs w:val="21"/>
+        </w:rPr>
+        <w:t xml:space="preserve"> 27</w:t>
+      </w:r>
+      <w:r>
+        <w:rPr>
+          <w:rFonts w:ascii="Times New Roman" w:hAnsi="Times New Roman" w:cs="Times New Roman"/>
+          <w:sz w:val="21"/>
+          <w:szCs w:val="21"/>
+          <w:vertAlign w:val="superscript"/>
+        </w:rPr>
+        <w:t>th</w:t>
+      </w:r>
+      <w:r>
+        <w:rPr>
+          <w:rFonts w:ascii="Times New Roman" w:hAnsi="Times New Roman" w:cs="Times New Roman"/>
+          <w:sz w:val="21"/>
+          <w:szCs w:val="21"/>
+        </w:rPr>
+        <w:t xml:space="preserve"> Africa Business Conference at Harvard Business School</w:t>
+      </w:r>
+      <w:r>
+        <w:rPr>
+          <w:rFonts w:ascii="Times New Roman" w:hAnsi="Times New Roman" w:cs="Times New Roman"/>
+          <w:sz w:val="21"/>
+          <w:szCs w:val="21"/>
+        </w:rPr>
+        <w:t>, 2026</w:t>
       </w:r>
     </w:p>
     <w:p>
       <w:pPr>
         <w:spacing w:after="0" w:line="240" w:lineRule="auto"/>
-        <w:rPr>
-          <w:rFonts w:ascii="Times New Roman" w:hAnsi="Times New Roman" w:cs="Times New Roman"/>
-          <w:b/>
-          <w:bCs/>
-          <w:sz w:val="22"/>
-          <w:szCs w:val="22"/>
-        </w:rPr>
-      </w:pPr>
-      <w:r>
-        <w:rPr>
-          <w:rFonts w:ascii="Times New Roman" w:hAnsi="Times New Roman" w:cs="Times New Roman"/>
-          <w:b/>
-          <w:bCs/>
-          <w:sz w:val="22"/>
-          <w:szCs w:val="22"/>
+        <w:ind w:left="288" w:right="288"/>
+        <w:rPr>
+          <w:rFonts w:ascii="Times New Roman" w:hAnsi="Times New Roman" w:cs="Times New Roman"/>
+          <w:b/>
+          <w:bCs/>
+          <w:sz w:val="21"/>
+          <w:szCs w:val="21"/>
+        </w:rPr>
+      </w:pPr>
+      <w:r>
+        <w:rPr>
+          <w:rFonts w:ascii="Times New Roman" w:hAnsi="Times New Roman" w:cs="Times New Roman"/>
+          <w:b/>
+          <w:bCs/>
+          <w:sz w:val="21"/>
+          <w:szCs w:val="21"/>
         </w:rPr>
         <w:t>PROJECTS</w:t>
       </w:r>
@@ -2314,228 +1359,252 @@
     <w:p>
       <w:pPr>
         <w:spacing w:after="0" w:line="240" w:lineRule="auto"/>
-        <w:rPr>
-          <w:rFonts w:ascii="Times New Roman" w:hAnsi="Times New Roman" w:cs="Times New Roman"/>
-          <w:sz w:val="22"/>
-          <w:szCs w:val="22"/>
-        </w:rPr>
-      </w:pPr>
-      <w:r>
-        <w:rPr>
-          <w:rFonts w:ascii="Times New Roman" w:hAnsi="Times New Roman" w:cs="Times New Roman"/>
-          <w:b/>
-          <w:bCs/>
-          <w:sz w:val="22"/>
-          <w:szCs w:val="22"/>
-        </w:rPr>
-        <w:t>Medical Insurance Premium Prediction (Python, Machine Learning)</w:t>
+        <w:ind w:left="288" w:right="288"/>
+        <w:rPr>
+          <w:rFonts w:ascii="Times New Roman" w:hAnsi="Times New Roman" w:cs="Times New Roman"/>
+          <w:b/>
+          <w:bCs/>
+          <w:sz w:val="21"/>
+          <w:szCs w:val="21"/>
+        </w:rPr>
+      </w:pPr>
+      <w:r>
+        <w:rPr>
+          <w:rFonts w:ascii="Times New Roman" w:hAnsi="Times New Roman" w:cs="Times New Roman"/>
+          <w:b/>
+          <w:bCs/>
+          <w:sz w:val="21"/>
+          <w:szCs w:val="21"/>
+        </w:rPr>
+        <w:t>Predicting Retail Sales — Build Fellow</w:t>
+      </w:r>
+      <w:r>
+        <w:rPr>
+          <w:rFonts w:ascii="Times New Roman" w:hAnsi="Times New Roman" w:cs="Times New Roman"/>
+          <w:b/>
+          <w:bCs/>
+          <w:sz w:val="21"/>
+          <w:szCs w:val="21"/>
+        </w:rPr>
+        <w:t>ship</w:t>
+      </w:r>
+      <w:r>
+        <w:rPr>
+          <w:rFonts w:ascii="Times New Roman" w:hAnsi="Times New Roman" w:cs="Times New Roman"/>
+          <w:b/>
+          <w:bCs/>
+          <w:sz w:val="21"/>
+          <w:szCs w:val="21"/>
+        </w:rPr>
+        <w:tab/>
+      </w:r>
+      <w:r>
+        <w:rPr>
+          <w:rFonts w:ascii="Times New Roman" w:hAnsi="Times New Roman" w:cs="Times New Roman"/>
+          <w:b/>
+          <w:bCs/>
+          <w:sz w:val="21"/>
+          <w:szCs w:val="21"/>
+        </w:rPr>
+        <w:tab/>
+      </w:r>
+      <w:r>
+        <w:rPr>
+          <w:rFonts w:ascii="Times New Roman" w:hAnsi="Times New Roman" w:cs="Times New Roman"/>
+          <w:b/>
+          <w:bCs/>
+          <w:sz w:val="21"/>
+          <w:szCs w:val="21"/>
+        </w:rPr>
+        <w:tab/>
+      </w:r>
+      <w:r>
+        <w:rPr>
+          <w:rFonts w:ascii="Times New Roman" w:hAnsi="Times New Roman" w:cs="Times New Roman"/>
+          <w:b/>
+          <w:bCs/>
+          <w:sz w:val="21"/>
+          <w:szCs w:val="21"/>
+        </w:rPr>
+        <w:tab/>
+        <w:t xml:space="preserve">                      </w:t>
+      </w:r>
+      <w:r>
+        <w:rPr>
+          <w:rFonts w:ascii="Times New Roman" w:hAnsi="Times New Roman" w:cs="Times New Roman"/>
+          <w:b/>
+          <w:bCs/>
+          <w:sz w:val="21"/>
+          <w:szCs w:val="21"/>
+        </w:rPr>
+        <w:tab/>
+      </w:r>
+      <w:r>
+        <w:rPr>
+          <w:rFonts w:ascii="Times New Roman" w:hAnsi="Times New Roman" w:cs="Times New Roman"/>
+          <w:b/>
+          <w:bCs/>
+          <w:sz w:val="21"/>
+          <w:szCs w:val="21"/>
+        </w:rPr>
+        <w:tab/>
+      </w:r>
+      <w:r>
+        <w:rPr>
+          <w:rFonts w:ascii="Times New Roman" w:hAnsi="Times New Roman" w:cs="Times New Roman"/>
+          <w:b/>
+          <w:bCs/>
+          <w:sz w:val="21"/>
+          <w:szCs w:val="21"/>
+        </w:rPr>
+        <w:tab/>
+        <w:t xml:space="preserve">     </w:t>
       </w:r>
       <w:r>
         <w:rPr>
           <w:rFonts w:ascii="Times New Roman" w:hAnsi="Times New Roman" w:cs="Times New Roman"/>
           <w:i/>
           <w:iCs/>
-          <w:sz w:val="22"/>
-          <w:szCs w:val="22"/>
+          <w:sz w:val="21"/>
+          <w:szCs w:val="21"/>
+        </w:rPr>
+        <w:t>May 2026</w:t>
+      </w:r>
+      <w:r>
+        <w:rPr>
+          <w:rFonts w:ascii="Times New Roman" w:hAnsi="Times New Roman" w:cs="Times New Roman"/>
+          <w:b/>
+          <w:bCs/>
+          <w:sz w:val="21"/>
+          <w:szCs w:val="21"/>
         </w:rPr>
         <w:t xml:space="preserve"> </w:t>
       </w:r>
-      <w:r>
-        <w:rPr>
-          <w:rFonts w:ascii="Times New Roman" w:hAnsi="Times New Roman" w:cs="Times New Roman"/>
-          <w:i/>
-          <w:iCs/>
-          <w:sz w:val="22"/>
-          <w:szCs w:val="22"/>
-        </w:rPr>
-        <w:tab/>
-        <w:t xml:space="preserve">        </w:t>
-      </w:r>
-      <w:r>
-        <w:rPr>
-          <w:rFonts w:ascii="Times New Roman" w:hAnsi="Times New Roman" w:cs="Times New Roman"/>
-          <w:b/>
-          <w:bCs/>
-          <w:sz w:val="22"/>
-          <w:szCs w:val="22"/>
-        </w:rPr>
-        <w:t>Suffolk University</w:t>
-      </w:r>
-      <w:r>
-        <w:rPr>
-          <w:rFonts w:ascii="Times New Roman" w:hAnsi="Times New Roman" w:cs="Times New Roman"/>
-          <w:sz w:val="22"/>
-          <w:szCs w:val="22"/>
-        </w:rPr>
-        <w:br/>
-      </w:r>
-      <w:r>
-        <w:t xml:space="preserve">   </w:t>
-      </w:r>
-      <w:r>
-        <w:t xml:space="preserve">      </w:t>
+    </w:p>
+    <w:p>
+      <w:pPr>
+        <w:numPr>
+          <w:ilvl w:val="0"/>
+          <w:numId w:val="12"/>
+        </w:numPr>
+        <w:spacing w:after="0" w:line="240" w:lineRule="auto"/>
+        <w:ind w:right="288"/>
+        <w:rPr>
+          <w:rFonts w:ascii="Times New Roman" w:hAnsi="Times New Roman" w:cs="Times New Roman"/>
+          <w:sz w:val="21"/>
+          <w:szCs w:val="21"/>
+        </w:rPr>
+      </w:pPr>
+      <w:r>
+        <w:rPr>
+          <w:rFonts w:ascii="Times New Roman" w:hAnsi="Times New Roman" w:cs="Times New Roman"/>
+          <w:sz w:val="21"/>
+          <w:szCs w:val="21"/>
+        </w:rPr>
+        <w:t>Developed time-series forecasting models using Python to predict weekly retail sales from a real-world dataset.</w:t>
+      </w:r>
+    </w:p>
+    <w:p>
+      <w:pPr>
+        <w:numPr>
+          <w:ilvl w:val="0"/>
+          <w:numId w:val="12"/>
+        </w:numPr>
+        <w:spacing w:after="0" w:line="240" w:lineRule="auto"/>
+        <w:ind w:right="288"/>
+        <w:rPr>
+          <w:rFonts w:ascii="Times New Roman" w:hAnsi="Times New Roman" w:cs="Times New Roman"/>
+          <w:sz w:val="21"/>
+          <w:szCs w:val="21"/>
+        </w:rPr>
+      </w:pPr>
+      <w:r>
+        <w:rPr>
+          <w:rFonts w:ascii="Times New Roman" w:hAnsi="Times New Roman" w:cs="Times New Roman"/>
+          <w:sz w:val="21"/>
+          <w:szCs w:val="21"/>
+        </w:rPr>
+        <w:t>Engineered features, evaluated forecasting accuracy, and presented recommendations to improve inventory planning and business decision-making.</w:t>
+      </w:r>
+    </w:p>
+    <w:p>
+      <w:pPr>
+        <w:spacing w:after="0" w:line="240" w:lineRule="auto"/>
+        <w:ind w:left="288" w:right="288"/>
+        <w:rPr>
+          <w:rFonts w:ascii="Times New Roman" w:hAnsi="Times New Roman" w:cs="Times New Roman"/>
+          <w:sz w:val="21"/>
+          <w:szCs w:val="21"/>
+        </w:rPr>
+      </w:pPr>
+      <w:r>
+        <w:rPr>
+          <w:rFonts w:ascii="Times New Roman" w:hAnsi="Times New Roman" w:cs="Times New Roman"/>
+          <w:b/>
+          <w:bCs/>
+          <w:sz w:val="21"/>
+          <w:szCs w:val="21"/>
+        </w:rPr>
+        <w:t xml:space="preserve">Medical Insurance Premium Prediction (Python, Machine </w:t>
+      </w:r>
+      <w:r>
+        <w:rPr>
+          <w:rFonts w:ascii="Times New Roman" w:hAnsi="Times New Roman" w:cs="Times New Roman"/>
+          <w:b/>
+          <w:bCs/>
+          <w:sz w:val="21"/>
+          <w:szCs w:val="21"/>
+        </w:rPr>
+        <w:t>Learning)</w:t>
+      </w:r>
+      <w:r>
+        <w:rPr>
+          <w:rFonts w:ascii="Times New Roman" w:hAnsi="Times New Roman" w:cs="Times New Roman"/>
+          <w:sz w:val="21"/>
+          <w:szCs w:val="21"/>
+        </w:rPr>
+        <w:t xml:space="preserve"> </w:t>
       </w:r>
       <w:hyperlink r:id="rId10" w:tgtFrame="_blank" w:history="1">
         <w:r>
           <w:rPr>
             <w:rStyle w:val="Hyperlink"/>
             <w:rFonts w:ascii="Times New Roman" w:hAnsi="Times New Roman" w:cs="Times New Roman"/>
-            <w:sz w:val="22"/>
-            <w:szCs w:val="22"/>
+            <w:sz w:val="21"/>
+            <w:szCs w:val="21"/>
           </w:rPr>
           <w:t>GitHub Report</w:t>
         </w:r>
       </w:hyperlink>
-    </w:p>
-    <w:p>
-      <w:pPr>
-        <w:spacing w:after="0" w:line="240" w:lineRule="auto"/>
-        <w:rPr>
-          <w:rFonts w:ascii="Times New Roman" w:hAnsi="Times New Roman" w:cs="Times New Roman"/>
-          <w:sz w:val="22"/>
-          <w:szCs w:val="22"/>
-        </w:rPr>
-      </w:pPr>
-      <w:r>
-        <w:rPr>
-          <w:rFonts w:ascii="Times New Roman" w:hAnsi="Times New Roman" w:cs="Times New Roman"/>
-          <w:b/>
-          <w:bCs/>
-          <w:sz w:val="22"/>
-          <w:szCs w:val="22"/>
-        </w:rPr>
-        <w:t>Healthcare Insights Project (Excel, Healthcare Analytics)</w:t>
-      </w:r>
-      <w:r>
-        <w:rPr>
-          <w:rFonts w:ascii="Times New Roman" w:hAnsi="Times New Roman" w:cs="Times New Roman"/>
-          <w:sz w:val="22"/>
-          <w:szCs w:val="22"/>
-        </w:rPr>
-        <w:tab/>
-      </w:r>
-      <w:r>
-        <w:rPr>
-          <w:rFonts w:ascii="Times New Roman" w:hAnsi="Times New Roman" w:cs="Times New Roman"/>
-          <w:sz w:val="22"/>
-          <w:szCs w:val="22"/>
-        </w:rPr>
-        <w:tab/>
-      </w:r>
-      <w:r>
-        <w:rPr>
-          <w:rFonts w:ascii="Times New Roman" w:hAnsi="Times New Roman" w:cs="Times New Roman"/>
-          <w:sz w:val="22"/>
-          <w:szCs w:val="22"/>
-        </w:rPr>
-        <w:tab/>
-        <w:t xml:space="preserve">        </w:t>
-      </w:r>
-      <w:r>
-        <w:rPr>
-          <w:rFonts w:ascii="Times New Roman" w:hAnsi="Times New Roman" w:cs="Times New Roman"/>
-          <w:b/>
-          <w:bCs/>
-          <w:sz w:val="22"/>
-          <w:szCs w:val="22"/>
-        </w:rPr>
-        <w:t>Suffolk University</w:t>
-      </w:r>
-    </w:p>
-    <w:p>
-      <w:pPr>
-        <w:numPr>
-          <w:ilvl w:val="0"/>
-          <w:numId w:val="6"/>
-        </w:numPr>
-        <w:tabs>
-          <w:tab w:val="clear" w:pos="720"/>
-          <w:tab w:val="num" w:pos="540"/>
-        </w:tabs>
-        <w:spacing w:after="0" w:line="240" w:lineRule="auto"/>
-        <w:ind w:left="540"/>
-        <w:rPr>
-          <w:rFonts w:ascii="Times New Roman" w:hAnsi="Times New Roman" w:cs="Times New Roman"/>
-          <w:sz w:val="22"/>
-          <w:szCs w:val="22"/>
-        </w:rPr>
-      </w:pPr>
-      <w:r>
-        <w:rPr>
-          <w:rFonts w:ascii="Times New Roman" w:hAnsi="Times New Roman" w:cs="Times New Roman"/>
-          <w:sz w:val="22"/>
-          <w:szCs w:val="22"/>
-        </w:rPr>
-        <w:t>Analyzed hospital admissions and patient satisfaction data to explore relationships between service types, patient age, and satisfaction scores</w:t>
-      </w:r>
-      <w:r>
-        <w:rPr>
-          <w:rFonts w:ascii="Times New Roman" w:hAnsi="Times New Roman" w:cs="Times New Roman"/>
-          <w:sz w:val="22"/>
-          <w:szCs w:val="22"/>
-        </w:rPr>
-        <w:t xml:space="preserve">, </w:t>
-      </w:r>
-      <w:r>
-        <w:rPr>
-          <w:rFonts w:ascii="Times New Roman" w:hAnsi="Times New Roman" w:cs="Times New Roman"/>
-          <w:sz w:val="22"/>
-          <w:szCs w:val="22"/>
-        </w:rPr>
-        <w:t>b</w:t>
-      </w:r>
-      <w:r>
-        <w:rPr>
-          <w:rFonts w:ascii="Times New Roman" w:hAnsi="Times New Roman" w:cs="Times New Roman"/>
-          <w:sz w:val="22"/>
-          <w:szCs w:val="22"/>
-        </w:rPr>
-        <w:t>uilt Excel dashboards to visualize key metrics</w:t>
-      </w:r>
-    </w:p>
-    <w:p>
-      <w:pPr>
-        <w:spacing w:after="0" w:line="240" w:lineRule="auto"/>
-        <w:rPr>
-          <w:rFonts w:ascii="Times New Roman" w:hAnsi="Times New Roman" w:cs="Times New Roman"/>
-          <w:sz w:val="22"/>
-          <w:szCs w:val="22"/>
-        </w:rPr>
-      </w:pPr>
-      <w:r>
-        <w:rPr>
-          <w:rFonts w:ascii="Times New Roman" w:hAnsi="Times New Roman" w:cs="Times New Roman"/>
-          <w:b/>
-          <w:bCs/>
-          <w:sz w:val="22"/>
-          <w:szCs w:val="22"/>
-        </w:rPr>
-        <w:t>California Housing Price Prediction (Python, Predictive Modeling)</w:t>
-      </w:r>
-      <w:r>
-        <w:rPr>
-          <w:rFonts w:ascii="Times New Roman" w:hAnsi="Times New Roman" w:cs="Times New Roman"/>
-          <w:sz w:val="22"/>
-          <w:szCs w:val="22"/>
-        </w:rPr>
-        <w:tab/>
-      </w:r>
-      <w:r>
-        <w:rPr>
-          <w:rFonts w:ascii="Times New Roman" w:hAnsi="Times New Roman" w:cs="Times New Roman"/>
-          <w:sz w:val="22"/>
-          <w:szCs w:val="22"/>
-        </w:rPr>
-        <w:tab/>
-        <w:t xml:space="preserve">        </w:t>
-      </w:r>
-      <w:r>
-        <w:rPr>
-          <w:rFonts w:ascii="Times New Roman" w:hAnsi="Times New Roman" w:cs="Times New Roman"/>
-          <w:b/>
-          <w:bCs/>
-          <w:sz w:val="22"/>
-          <w:szCs w:val="22"/>
+      <w:r>
+        <w:rPr>
+          <w:rFonts w:ascii="Times New Roman" w:hAnsi="Times New Roman" w:cs="Times New Roman"/>
+          <w:i/>
+          <w:iCs/>
+          <w:sz w:val="21"/>
+          <w:szCs w:val="21"/>
+        </w:rPr>
+        <w:tab/>
+        <w:t xml:space="preserve">    </w:t>
+      </w:r>
+      <w:r>
+        <w:rPr>
+          <w:rFonts w:ascii="Times New Roman" w:hAnsi="Times New Roman" w:cs="Times New Roman"/>
+          <w:i/>
+          <w:iCs/>
+          <w:sz w:val="21"/>
+          <w:szCs w:val="21"/>
+        </w:rPr>
+        <w:tab/>
+        <w:t xml:space="preserve">    </w:t>
+      </w:r>
+      <w:r>
+        <w:rPr>
+          <w:rFonts w:ascii="Times New Roman" w:hAnsi="Times New Roman" w:cs="Times New Roman"/>
+          <w:b/>
+          <w:bCs/>
+          <w:sz w:val="21"/>
+          <w:szCs w:val="21"/>
         </w:rPr>
         <w:t>Suffolk University</w:t>
       </w:r>
@@ -2548,41 +1617,2255 @@
           <w:numId w:val="8"/>
         </w:numPr>
         <w:spacing w:after="0" w:line="240" w:lineRule="auto"/>
-        <w:ind w:left="540"/>
-        <w:rPr>
-          <w:rFonts w:ascii="Times New Roman" w:hAnsi="Times New Roman" w:cs="Times New Roman"/>
+        <w:ind w:left="450" w:right="288" w:hanging="18"/>
+        <w:rPr>
+          <w:rFonts w:ascii="Times New Roman" w:hAnsi="Times New Roman" w:cs="Times New Roman"/>
+          <w:sz w:val="21"/>
+          <w:szCs w:val="21"/>
+        </w:rPr>
+      </w:pPr>
+      <w:r>
+        <w:rPr>
+          <w:rFonts w:ascii="Times New Roman" w:hAnsi="Times New Roman" w:cs="Times New Roman"/>
+          <w:sz w:val="21"/>
+          <w:szCs w:val="21"/>
+        </w:rPr>
+        <w:t>Developed and evaluated machine learning models to predict insurance premiums, identifying key cost drivers and delivering insights to support pricing and risk assessment decisions.</w:t>
+      </w:r>
+      <w:r>
+        <w:rPr>
+          <w:rFonts w:ascii="Times New Roman" w:hAnsi="Times New Roman" w:cs="Times New Roman"/>
+          <w:sz w:val="21"/>
+          <w:szCs w:val="21"/>
+        </w:rPr>
+        <w:tab/>
+      </w:r>
+      <w:r>
+        <w:rPr>
+          <w:rFonts w:ascii="Times New Roman" w:hAnsi="Times New Roman" w:cs="Times New Roman"/>
+          <w:sz w:val="21"/>
+          <w:szCs w:val="21"/>
+        </w:rPr>
+        <w:tab/>
+      </w:r>
+      <w:r>
+        <w:rPr>
+          <w:rFonts w:ascii="Times New Roman" w:hAnsi="Times New Roman" w:cs="Times New Roman"/>
+          <w:sz w:val="21"/>
+          <w:szCs w:val="21"/>
+        </w:rPr>
+        <w:tab/>
+      </w:r>
+      <w:r>
+        <w:rPr>
+          <w:rFonts w:ascii="Times New Roman" w:hAnsi="Times New Roman" w:cs="Times New Roman"/>
+          <w:sz w:val="21"/>
+          <w:szCs w:val="21"/>
+        </w:rPr>
+        <w:tab/>
+      </w:r>
+      <w:r>
+        <w:rPr>
+          <w:rFonts w:ascii="Times New Roman" w:hAnsi="Times New Roman" w:cs="Times New Roman"/>
+          <w:sz w:val="21"/>
+          <w:szCs w:val="21"/>
+        </w:rPr>
+        <w:tab/>
+        <w:t xml:space="preserve">     </w:t>
+      </w:r>
+      <w:r>
+        <w:rPr>
+          <w:rFonts w:ascii="Times New Roman" w:hAnsi="Times New Roman" w:cs="Times New Roman"/>
+          <w:i/>
+          <w:iCs/>
           <w:sz w:val="22"/>
           <w:szCs w:val="22"/>
         </w:rPr>
-      </w:pPr>
+        <w:t>Nov 2025</w:t>
+      </w:r>
       <w:r>
         <w:rPr>
           <w:rFonts w:ascii="Times New Roman" w:hAnsi="Times New Roman" w:cs="Times New Roman"/>
           <w:sz w:val="22"/>
           <w:szCs w:val="22"/>
         </w:rPr>
-        <w:t>Built and compared regression models</w:t>
-      </w:r>
-      <w:r>
-        <w:rPr>
-          <w:rFonts w:ascii="Times New Roman" w:hAnsi="Times New Roman" w:cs="Times New Roman"/>
-          <w:sz w:val="22"/>
-          <w:szCs w:val="22"/>
+        <w:t xml:space="preserve">     </w:t>
+      </w:r>
+    </w:p>
+    <w:p>
+      <w:pPr>
+        <w:spacing w:after="0" w:line="240" w:lineRule="auto"/>
+        <w:ind w:left="288" w:right="288"/>
+        <w:rPr>
+          <w:rFonts w:ascii="Times New Roman" w:hAnsi="Times New Roman" w:cs="Times New Roman"/>
+          <w:sz w:val="21"/>
+          <w:szCs w:val="21"/>
+        </w:rPr>
+      </w:pPr>
+      <w:r>
+        <w:rPr>
+          <w:rFonts w:ascii="Times New Roman" w:hAnsi="Times New Roman" w:cs="Times New Roman"/>
+          <w:b/>
+          <w:bCs/>
+          <w:sz w:val="21"/>
+          <w:szCs w:val="21"/>
+        </w:rPr>
+        <w:t xml:space="preserve">Healthcare Insights </w:t>
+      </w:r>
+      <w:r>
+        <w:rPr>
+          <w:rFonts w:ascii="Times New Roman" w:hAnsi="Times New Roman" w:cs="Times New Roman"/>
+          <w:b/>
+          <w:bCs/>
+          <w:sz w:val="21"/>
+          <w:szCs w:val="21"/>
+        </w:rPr>
+        <w:t xml:space="preserve">Dashboard </w:t>
+      </w:r>
+      <w:r>
+        <w:rPr>
+          <w:rFonts w:ascii="Times New Roman" w:hAnsi="Times New Roman" w:cs="Times New Roman"/>
+          <w:b/>
+          <w:bCs/>
+          <w:sz w:val="21"/>
+          <w:szCs w:val="21"/>
+        </w:rPr>
+        <w:t>(Excel, Healthcare Analytics)</w:t>
+      </w:r>
+      <w:r>
+        <w:rPr>
+          <w:rFonts w:ascii="Times New Roman" w:hAnsi="Times New Roman" w:cs="Times New Roman"/>
+          <w:sz w:val="21"/>
+          <w:szCs w:val="21"/>
+        </w:rPr>
+        <w:tab/>
+      </w:r>
+      <w:r>
+        <w:rPr>
+          <w:rFonts w:ascii="Times New Roman" w:hAnsi="Times New Roman" w:cs="Times New Roman"/>
+          <w:sz w:val="21"/>
+          <w:szCs w:val="21"/>
+        </w:rPr>
+        <w:tab/>
+      </w:r>
+      <w:r>
+        <w:rPr>
+          <w:rFonts w:ascii="Times New Roman" w:hAnsi="Times New Roman" w:cs="Times New Roman"/>
+          <w:sz w:val="21"/>
+          <w:szCs w:val="21"/>
+        </w:rPr>
+        <w:tab/>
+        <w:t xml:space="preserve">        </w:t>
+      </w:r>
+      <w:r>
+        <w:rPr>
+          <w:rFonts w:ascii="Times New Roman" w:hAnsi="Times New Roman" w:cs="Times New Roman"/>
+          <w:sz w:val="21"/>
+          <w:szCs w:val="21"/>
+        </w:rPr>
+        <w:tab/>
+      </w:r>
+      <w:r>
+        <w:rPr>
+          <w:rFonts w:ascii="Times New Roman" w:hAnsi="Times New Roman" w:cs="Times New Roman"/>
+          <w:sz w:val="21"/>
+          <w:szCs w:val="21"/>
+        </w:rPr>
+        <w:tab/>
+        <w:t xml:space="preserve">    </w:t>
+      </w:r>
+      <w:r>
+        <w:rPr>
+          <w:rFonts w:ascii="Times New Roman" w:hAnsi="Times New Roman" w:cs="Times New Roman"/>
+          <w:b/>
+          <w:bCs/>
+          <w:sz w:val="21"/>
+          <w:szCs w:val="21"/>
+        </w:rPr>
+        <w:t>Suffolk University</w:t>
+      </w:r>
+    </w:p>
+    <w:p>
+      <w:pPr>
+        <w:numPr>
+          <w:ilvl w:val="0"/>
+          <w:numId w:val="6"/>
+        </w:numPr>
+        <w:spacing w:after="0" w:line="240" w:lineRule="auto"/>
+        <w:ind w:left="450" w:right="288" w:hanging="18"/>
+        <w:rPr>
+          <w:rFonts w:ascii="Times New Roman" w:hAnsi="Times New Roman" w:cs="Times New Roman"/>
+          <w:sz w:val="21"/>
+          <w:szCs w:val="21"/>
+        </w:rPr>
+      </w:pPr>
+      <w:r>
+        <w:rPr>
+          <w:rFonts w:ascii="Times New Roman" w:hAnsi="Times New Roman" w:cs="Times New Roman"/>
+          <w:sz w:val="21"/>
+          <w:szCs w:val="21"/>
+        </w:rPr>
+        <w:t>Developed and evaluated machine learning models to predict insurance premiums, identifying key cost drivers and delivering insights to support pricing and risk assessment decisions.</w:t>
+      </w:r>
+      <w:r>
+        <w:rPr>
+          <w:rFonts w:ascii="Times New Roman" w:hAnsi="Times New Roman" w:cs="Times New Roman"/>
+          <w:sz w:val="21"/>
+          <w:szCs w:val="21"/>
+        </w:rPr>
+        <w:t xml:space="preserve">    </w:t>
+      </w:r>
+      <w:r>
+        <w:rPr>
+          <w:rFonts w:ascii="Times New Roman" w:hAnsi="Times New Roman" w:cs="Times New Roman"/>
+          <w:sz w:val="21"/>
+          <w:szCs w:val="21"/>
         </w:rPr>
         <w:t xml:space="preserve"> </w:t>
       </w:r>
       <w:r>
         <w:rPr>
           <w:rFonts w:ascii="Times New Roman" w:hAnsi="Times New Roman" w:cs="Times New Roman"/>
-          <w:sz w:val="22"/>
-          <w:szCs w:val="22"/>
-        </w:rPr>
-        <w:t>to predict California housing prices using real census data.</w:t>
+          <w:sz w:val="21"/>
+          <w:szCs w:val="21"/>
+        </w:rPr>
+        <w:t xml:space="preserve"> </w:t>
+      </w:r>
+      <w:r>
+        <w:rPr>
+          <w:rFonts w:ascii="Times New Roman" w:hAnsi="Times New Roman" w:cs="Times New Roman"/>
+          <w:sz w:val="21"/>
+          <w:szCs w:val="21"/>
+        </w:rPr>
+        <w:tab/>
+      </w:r>
+      <w:r>
+        <w:rPr>
+          <w:rFonts w:ascii="Times New Roman" w:hAnsi="Times New Roman" w:cs="Times New Roman"/>
+          <w:sz w:val="21"/>
+          <w:szCs w:val="21"/>
+        </w:rPr>
+        <w:tab/>
+      </w:r>
+      <w:r>
+        <w:rPr>
+          <w:rFonts w:ascii="Times New Roman" w:hAnsi="Times New Roman" w:cs="Times New Roman"/>
+          <w:sz w:val="21"/>
+          <w:szCs w:val="21"/>
+        </w:rPr>
+        <w:tab/>
+      </w:r>
+      <w:r>
+        <w:rPr>
+          <w:rFonts w:ascii="Times New Roman" w:hAnsi="Times New Roman" w:cs="Times New Roman"/>
+          <w:sz w:val="21"/>
+          <w:szCs w:val="21"/>
+        </w:rPr>
+        <w:tab/>
+      </w:r>
+      <w:r>
+        <w:rPr>
+          <w:rFonts w:ascii="Times New Roman" w:hAnsi="Times New Roman" w:cs="Times New Roman"/>
+          <w:sz w:val="21"/>
+          <w:szCs w:val="21"/>
+        </w:rPr>
+        <w:tab/>
+        <w:t xml:space="preserve">      </w:t>
+      </w:r>
+      <w:r>
+        <w:rPr>
+          <w:rFonts w:ascii="Times New Roman" w:hAnsi="Times New Roman" w:cs="Times New Roman"/>
+          <w:i/>
+          <w:iCs/>
+          <w:sz w:val="21"/>
+          <w:szCs w:val="21"/>
+        </w:rPr>
+        <w:t>Sept 2025</w:t>
+      </w:r>
+    </w:p>
+    <w:p>
+      <w:pPr>
+        <w:spacing w:after="0" w:line="240" w:lineRule="auto"/>
+        <w:ind w:left="288" w:right="288" w:hanging="18"/>
+        <w:rPr>
+          <w:rFonts w:ascii="Times New Roman" w:hAnsi="Times New Roman" w:cs="Times New Roman"/>
+          <w:sz w:val="21"/>
+          <w:szCs w:val="21"/>
+        </w:rPr>
+      </w:pPr>
+      <w:r>
+        <w:rPr>
+          <w:rFonts w:ascii="Times New Roman" w:hAnsi="Times New Roman" w:cs="Times New Roman"/>
+          <w:b/>
+          <w:bCs/>
+          <w:sz w:val="21"/>
+          <w:szCs w:val="21"/>
+        </w:rPr>
+        <w:t>California Housing Price Prediction (Python, Predictive Modeling)</w:t>
+      </w:r>
+      <w:r>
+        <w:rPr>
+          <w:rFonts w:ascii="Times New Roman" w:hAnsi="Times New Roman" w:cs="Times New Roman"/>
+          <w:sz w:val="21"/>
+          <w:szCs w:val="21"/>
+        </w:rPr>
+        <w:tab/>
+      </w:r>
+      <w:r>
+        <w:rPr>
+          <w:rFonts w:ascii="Times New Roman" w:hAnsi="Times New Roman" w:cs="Times New Roman"/>
+          <w:sz w:val="21"/>
+          <w:szCs w:val="21"/>
+        </w:rPr>
+        <w:tab/>
+        <w:t xml:space="preserve">        </w:t>
+      </w:r>
+      <w:r>
+        <w:rPr>
+          <w:rFonts w:ascii="Times New Roman" w:hAnsi="Times New Roman" w:cs="Times New Roman"/>
+          <w:sz w:val="21"/>
+          <w:szCs w:val="21"/>
+        </w:rPr>
+        <w:tab/>
+      </w:r>
+      <w:r>
+        <w:rPr>
+          <w:rFonts w:ascii="Times New Roman" w:hAnsi="Times New Roman" w:cs="Times New Roman"/>
+          <w:sz w:val="21"/>
+          <w:szCs w:val="21"/>
+        </w:rPr>
+        <w:tab/>
+        <w:t xml:space="preserve">  </w:t>
+      </w:r>
+      <w:r>
+        <w:rPr>
+          <w:rFonts w:ascii="Times New Roman" w:hAnsi="Times New Roman" w:cs="Times New Roman"/>
+          <w:sz w:val="21"/>
+          <w:szCs w:val="21"/>
+        </w:rPr>
+        <w:t xml:space="preserve"> </w:t>
+      </w:r>
+      <w:r>
+        <w:rPr>
+          <w:rFonts w:ascii="Times New Roman" w:hAnsi="Times New Roman" w:cs="Times New Roman"/>
+          <w:sz w:val="21"/>
+          <w:szCs w:val="21"/>
+        </w:rPr>
+        <w:t xml:space="preserve"> </w:t>
+      </w:r>
+      <w:r>
+        <w:rPr>
+          <w:rFonts w:ascii="Times New Roman" w:hAnsi="Times New Roman" w:cs="Times New Roman"/>
+          <w:b/>
+          <w:bCs/>
+          <w:sz w:val="21"/>
+          <w:szCs w:val="21"/>
+        </w:rPr>
+        <w:t>Suffolk University</w:t>
+      </w:r>
+    </w:p>
+    <w:p>
+      <w:pPr>
+        <w:pStyle w:val="ListParagraph"/>
+        <w:numPr>
+          <w:ilvl w:val="0"/>
+          <w:numId w:val="8"/>
+        </w:numPr>
+        <w:spacing w:after="0" w:line="240" w:lineRule="auto"/>
+        <w:ind w:left="720" w:right="288" w:hanging="270"/>
+        <w:rPr>
+          <w:rFonts w:ascii="Times New Roman" w:hAnsi="Times New Roman" w:cs="Times New Roman"/>
+          <w:sz w:val="21"/>
+          <w:szCs w:val="21"/>
+        </w:rPr>
+      </w:pPr>
+      <w:r>
+        <w:rPr>
+          <w:rFonts w:ascii="Times New Roman" w:hAnsi="Times New Roman" w:cs="Times New Roman"/>
+          <w:sz w:val="21"/>
+          <w:szCs w:val="21"/>
+        </w:rPr>
+        <w:t>Built and compared regression models to predict California housing prices using real census data.</w:t>
+      </w:r>
+      <w:r>
+        <w:rPr>
+          <w:rFonts w:ascii="Times New Roman" w:hAnsi="Times New Roman" w:cs="Times New Roman"/>
+          <w:sz w:val="21"/>
+          <w:szCs w:val="21"/>
+        </w:rPr>
+        <w:tab/>
+        <w:t xml:space="preserve">     </w:t>
+      </w:r>
+      <w:r>
+        <w:rPr>
+          <w:rFonts w:ascii="Times New Roman" w:hAnsi="Times New Roman" w:cs="Times New Roman"/>
+          <w:i/>
+          <w:iCs/>
+          <w:sz w:val="21"/>
+          <w:szCs w:val="21"/>
+        </w:rPr>
+        <w:t>Nov 2025</w:t>
+      </w:r>
+    </w:p>
+    <w:p>
+      <w:pPr>
+        <w:pStyle w:val="ListParagraph"/>
+        <w:spacing w:after="0" w:line="240" w:lineRule="auto"/>
+        <w:ind w:left="288" w:right="288"/>
+        <w:rPr>
+          <w:rFonts w:ascii="Times New Roman" w:hAnsi="Times New Roman" w:cs="Times New Roman"/>
+          <w:sz w:val="21"/>
+          <w:szCs w:val="21"/>
+        </w:rPr>
+      </w:pPr>
+      <w:r>
+        <w:rPr>
+          <w:rFonts w:ascii="Times New Roman" w:hAnsi="Times New Roman" w:cs="Times New Roman"/>
+          <w:noProof/>
+        </w:rPr>
+        <mc:AlternateContent>
+          <mc:Choice Requires="wps">
+            <w:drawing>
+              <wp:anchor distT="0" distB="0" distL="114300" distR="114300" simplePos="0" relativeHeight="251671552" behindDoc="0" locked="0" layoutInCell="1" allowOverlap="1" wp14:anchorId="42886EE4" wp14:editId="00D90689">
+                <wp:simplePos x="0" y="0"/>
+                <wp:positionH relativeFrom="margin">
+                  <wp:align>center</wp:align>
+                </wp:positionH>
+                <wp:positionV relativeFrom="paragraph">
+                  <wp:posOffset>100275</wp:posOffset>
+                </wp:positionV>
+                <wp:extent cx="6528021" cy="47708"/>
+                <wp:effectExtent l="0" t="0" r="25400" b="28575"/>
+                <wp:wrapNone/>
+                <wp:docPr id="461258354" name="Straight Connector 1"/>
+                <wp:cNvGraphicFramePr/>
+                <a:graphic xmlns:a="http://schemas.openxmlformats.org/drawingml/2006/main">
+                  <a:graphicData uri="http://schemas.microsoft.com/office/word/2010/wordprocessingShape">
+                    <wps:wsp>
+                      <wps:cNvCnPr/>
+                      <wps:spPr>
+                        <a:xfrm>
+                          <a:off x="0" y="0"/>
+                          <a:ext cx="6528021" cy="47708"/>
+                        </a:xfrm>
+                        <a:prstGeom prst="line">
+                          <a:avLst/>
+                        </a:prstGeom>
+                      </wps:spPr>
+                      <wps:style>
+                        <a:lnRef idx="2">
+                          <a:schemeClr val="dk1"/>
+                        </a:lnRef>
+                        <a:fillRef idx="0">
+                          <a:schemeClr val="dk1"/>
+                        </a:fillRef>
+                        <a:effectRef idx="1">
+                          <a:schemeClr val="dk1"/>
+                        </a:effectRef>
+                        <a:fontRef idx="minor">
+                          <a:schemeClr val="tx1"/>
+                        </a:fontRef>
+                      </wps:style>
+                      <wps:bodyPr/>
+                    </wps:wsp>
+                  </a:graphicData>
+                </a:graphic>
+                <wp14:sizeRelH relativeFrom="margin">
+                  <wp14:pctWidth>0</wp14:pctWidth>
+                </wp14:sizeRelH>
+                <wp14:sizeRelV relativeFrom="margin">
+                  <wp14:pctHeight>0</wp14:pctHeight>
+                </wp14:sizeRelV>
+              </wp:anchor>
+            </w:drawing>
+          </mc:Choice>
+          <mc:Fallback>
+            <w:pict>
+              <v:line w14:anchorId="0ADD7198" id="Straight Connector 1" o:spid="_x0000_s1026" style="position:absolute;z-index:251671552;visibility:visible;mso-wrap-style:square;mso-width-percent:0;mso-height-percent:0;mso-wrap-distance-left:9pt;mso-wrap-distance-top:0;mso-wrap-distance-right:9pt;mso-wrap-distance-bottom:0;mso-position-horizontal:center;mso-position-horizontal-relative:margin;mso-position-vertical:absolute;mso-position-vertical-relative:text;mso-width-percent:0;mso-height-percent:0;mso-width-relative:margin;mso-height-relative:margin" from="0,7.9pt" to="514pt,11.65pt" o:gfxdata="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" strokecolor="black [3200]" strokeweight="1pt">
+                <v:stroke joinstyle="miter"/>
+                <w10:wrap anchorx="margin"/>
+              </v:line>
+            </w:pict>
+          </mc:Fallback>
+        </mc:AlternateContent>
+      </w:r>
+    </w:p>
+    <w:p>
+      <w:pPr>
+        <w:spacing w:after="0" w:line="240" w:lineRule="auto"/>
+        <w:ind w:left="288" w:right="288"/>
+        <w:rPr>
+          <w:rFonts w:ascii="Times New Roman" w:hAnsi="Times New Roman" w:cs="Times New Roman"/>
+          <w:b/>
+          <w:bCs/>
+          <w:sz w:val="21"/>
+          <w:szCs w:val="21"/>
+        </w:rPr>
+      </w:pPr>
+      <w:r>
+        <w:rPr>
+          <w:rFonts w:ascii="Times New Roman" w:hAnsi="Times New Roman" w:cs="Times New Roman"/>
+          <w:b/>
+          <w:bCs/>
+          <w:sz w:val="21"/>
+          <w:szCs w:val="21"/>
+        </w:rPr>
+        <w:t xml:space="preserve">VOLUNTEER EXPERIENCE </w:t>
+      </w:r>
+    </w:p>
+    <w:p>
+      <w:pPr>
+        <w:spacing w:after="0" w:line="240" w:lineRule="auto"/>
+        <w:ind w:left="288" w:right="288"/>
+        <w:rPr>
+          <w:rFonts w:ascii="Times New Roman" w:hAnsi="Times New Roman" w:cs="Times New Roman"/>
+          <w:b/>
+          <w:bCs/>
+          <w:sz w:val="21"/>
+          <w:szCs w:val="21"/>
+        </w:rPr>
+      </w:pPr>
+      <w:r>
+        <w:rPr>
+          <w:rFonts w:ascii="Times New Roman" w:hAnsi="Times New Roman" w:cs="Times New Roman"/>
+          <w:b/>
+          <w:bCs/>
+          <w:sz w:val="21"/>
+          <w:szCs w:val="21"/>
+        </w:rPr>
+        <w:t>Techstars Startup Weekend</w:t>
+      </w:r>
+      <w:r>
+        <w:rPr>
+          <w:rFonts w:ascii="Times New Roman" w:hAnsi="Times New Roman" w:cs="Times New Roman"/>
+          <w:b/>
+          <w:bCs/>
+          <w:sz w:val="21"/>
+          <w:szCs w:val="21"/>
+        </w:rPr>
+        <w:t xml:space="preserve"> Boston</w:t>
+      </w:r>
+      <w:r>
+        <w:rPr>
+          <w:rFonts w:ascii="Times New Roman" w:hAnsi="Times New Roman" w:cs="Times New Roman"/>
+          <w:b/>
+          <w:bCs/>
+          <w:sz w:val="21"/>
+          <w:szCs w:val="21"/>
+        </w:rPr>
+        <w:t xml:space="preserve"> </w:t>
+      </w:r>
+      <w:r>
+        <w:rPr>
+          <w:rFonts w:ascii="Times New Roman" w:hAnsi="Times New Roman" w:cs="Times New Roman"/>
+          <w:b/>
+          <w:bCs/>
+          <w:sz w:val="21"/>
+          <w:szCs w:val="21"/>
+        </w:rPr>
+        <w:t>-</w:t>
+      </w:r>
+      <w:r>
+        <w:rPr>
+          <w:rFonts w:ascii="Times New Roman" w:hAnsi="Times New Roman" w:cs="Times New Roman"/>
+          <w:b/>
+          <w:bCs/>
+          <w:sz w:val="21"/>
+          <w:szCs w:val="21"/>
+        </w:rPr>
+        <w:t xml:space="preserve"> Campus Ambassador </w:t>
+      </w:r>
+      <w:r>
+        <w:rPr>
+          <w:rFonts w:ascii="Times New Roman" w:hAnsi="Times New Roman" w:cs="Times New Roman"/>
+          <w:b/>
+          <w:bCs/>
+          <w:sz w:val="21"/>
+          <w:szCs w:val="21"/>
+        </w:rPr>
+        <w:tab/>
+      </w:r>
+      <w:r>
+        <w:rPr>
+          <w:rFonts w:ascii="Times New Roman" w:hAnsi="Times New Roman" w:cs="Times New Roman"/>
+          <w:b/>
+          <w:bCs/>
+          <w:sz w:val="21"/>
+          <w:szCs w:val="21"/>
+        </w:rPr>
+        <w:tab/>
+      </w:r>
+      <w:r>
+        <w:rPr>
+          <w:rFonts w:ascii="Times New Roman" w:hAnsi="Times New Roman" w:cs="Times New Roman"/>
+          <w:b/>
+          <w:bCs/>
+          <w:sz w:val="21"/>
+          <w:szCs w:val="21"/>
+        </w:rPr>
+        <w:tab/>
+      </w:r>
+      <w:r>
+        <w:rPr>
+          <w:rFonts w:ascii="Times New Roman" w:hAnsi="Times New Roman" w:cs="Times New Roman"/>
+          <w:b/>
+          <w:bCs/>
+          <w:sz w:val="21"/>
+          <w:szCs w:val="21"/>
+        </w:rPr>
+        <w:tab/>
+      </w:r>
+      <w:r>
+        <w:rPr>
+          <w:rFonts w:ascii="Times New Roman" w:hAnsi="Times New Roman" w:cs="Times New Roman"/>
+          <w:b/>
+          <w:bCs/>
+          <w:sz w:val="21"/>
+          <w:szCs w:val="21"/>
+        </w:rPr>
+        <w:tab/>
+      </w:r>
+      <w:r>
+        <w:rPr>
+          <w:rFonts w:ascii="Times New Roman" w:hAnsi="Times New Roman" w:cs="Times New Roman"/>
+          <w:b/>
+          <w:bCs/>
+          <w:sz w:val="21"/>
+          <w:szCs w:val="21"/>
+        </w:rPr>
+        <w:tab/>
+      </w:r>
+      <w:r>
+        <w:rPr>
+          <w:rFonts w:ascii="Times New Roman" w:hAnsi="Times New Roman" w:cs="Times New Roman"/>
+          <w:i/>
+          <w:iCs/>
+          <w:sz w:val="21"/>
+          <w:szCs w:val="21"/>
+        </w:rPr>
+        <w:t>May, 2026</w:t>
+      </w:r>
+      <w:r>
+        <w:rPr>
+          <w:rFonts w:ascii="Times New Roman" w:hAnsi="Times New Roman" w:cs="Times New Roman"/>
+          <w:b/>
+          <w:bCs/>
+          <w:sz w:val="21"/>
+          <w:szCs w:val="21"/>
+        </w:rPr>
+        <w:t xml:space="preserve"> </w:t>
+      </w:r>
+    </w:p>
+    <w:p>
+      <w:pPr>
+        <w:pStyle w:val="ListParagraph"/>
+        <w:numPr>
+          <w:ilvl w:val="0"/>
+          <w:numId w:val="8"/>
+        </w:numPr>
+        <w:spacing w:after="0" w:line="240" w:lineRule="auto"/>
+        <w:ind w:left="720" w:right="288" w:hanging="270"/>
+        <w:rPr>
+          <w:rFonts w:ascii="Times New Roman" w:hAnsi="Times New Roman" w:cs="Times New Roman"/>
+          <w:sz w:val="21"/>
+          <w:szCs w:val="21"/>
+        </w:rPr>
+      </w:pPr>
+      <w:r>
+        <w:rPr>
+          <w:rFonts w:ascii="Times New Roman" w:hAnsi="Times New Roman" w:cs="Times New Roman"/>
+          <w:sz w:val="21"/>
+          <w:szCs w:val="21"/>
+        </w:rPr>
+        <w:t>Coordinated participant onboarding, event logistics, and mentor engagement for more than 100 entrepreneurs, fostering collaboration in a fast-paced startup environment.</w:t>
+      </w:r>
+    </w:p>
+    <w:p>
+      <w:pPr>
+        <w:spacing w:before="240" w:after="0" w:line="240" w:lineRule="auto"/>
+        <w:ind w:left="288" w:right="288"/>
+        <w:rPr>
+          <w:rFonts w:ascii="Times New Roman" w:hAnsi="Times New Roman" w:cs="Times New Roman"/>
+          <w:b/>
+          <w:bCs/>
+          <w:sz w:val="21"/>
+          <w:szCs w:val="21"/>
+        </w:rPr>
+      </w:pPr>
+      <w:r>
+        <w:rPr>
+          <w:rFonts w:ascii="Times New Roman" w:hAnsi="Times New Roman" w:cs="Times New Roman"/>
+          <w:noProof/>
+        </w:rPr>
+        <mc:AlternateContent>
+          <mc:Choice Requires="wps">
+            <w:drawing>
+              <wp:anchor distT="0" distB="0" distL="114300" distR="114300" simplePos="0" relativeHeight="251673600" behindDoc="0" locked="0" layoutInCell="1" allowOverlap="1" wp14:anchorId="113C4AE1" wp14:editId="695A4561">
+                <wp:simplePos x="0" y="0"/>
+                <wp:positionH relativeFrom="margin">
+                  <wp:posOffset>152400</wp:posOffset>
+                </wp:positionH>
+                <wp:positionV relativeFrom="paragraph">
+                  <wp:posOffset>91440</wp:posOffset>
+                </wp:positionV>
+                <wp:extent cx="6527800" cy="47625"/>
+                <wp:effectExtent l="0" t="0" r="25400" b="28575"/>
+                <wp:wrapNone/>
+                <wp:docPr id="832730830" name="Straight Connector 1"/>
+                <wp:cNvGraphicFramePr/>
+                <a:graphic xmlns:a="http://schemas.openxmlformats.org/drawingml/2006/main">
+                  <a:graphicData uri="http://schemas.microsoft.com/office/word/2010/wordprocessingShape">
+                    <wps:wsp>
+                      <wps:cNvCnPr/>
+                      <wps:spPr>
+                        <a:xfrm>
+                          <a:off x="0" y="0"/>
+                          <a:ext cx="6527800" cy="47625"/>
+                        </a:xfrm>
+                        <a:prstGeom prst="line">
+                          <a:avLst/>
+                        </a:prstGeom>
+                      </wps:spPr>
+                      <wps:style>
+                        <a:lnRef idx="2">
+                          <a:schemeClr val="dk1"/>
+                        </a:lnRef>
+                        <a:fillRef idx="0">
+                          <a:schemeClr val="dk1"/>
+                        </a:fillRef>
+                        <a:effectRef idx="1">
+                          <a:schemeClr val="dk1"/>
+                        </a:effectRef>
+                        <a:fontRef idx="minor">
+                          <a:schemeClr val="tx1"/>
+                        </a:fontRef>
+                      </wps:style>
+                      <wps:bodyPr/>
+                    </wps:wsp>
+                  </a:graphicData>
+                </a:graphic>
+                <wp14:sizeRelH relativeFrom="margin">
+                  <wp14:pctWidth>0</wp14:pctWidth>
+                </wp14:sizeRelH>
+                <wp14:sizeRelV relativeFrom="margin">
+                  <wp14:pctHeight>0</wp14:pctHeight>
+                </wp14:sizeRelV>
+              </wp:anchor>
+            </w:drawing>
+          </mc:Choice>
+          <mc:Fallback>
+            <w:pict>
+              <v:line w14:anchorId="2D4AFE68" id="Straight Connector 1" o:spid="_x0000_s1026" style="position:absolute;z-index:251673600;visibility:visible;mso-wrap-style:square;mso-width-percent:0;mso-height-percent:0;mso-wrap-distance-left:9pt;mso-wrap-distance-top:0;mso-wrap-distance-right:9pt;mso-wrap-distance-bottom:0;mso-position-horizontal:absolute;mso-position-horizontal-relative:margin;mso-position-vertical:absolute;mso-position-vertical-relative:text;mso-width-percent:0;mso-height-percent:0;mso-width-relative:margin;mso-height-relative:margin" from="12pt,7.2pt" to="526pt,10.95pt" o:gfxdata="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" strokecolor="black [3200]" strokeweight="1pt">
+                <v:stroke joinstyle="miter"/>
+                <w10:wrap anchorx="margin"/>
+              </v:line>
+            </w:pict>
+          </mc:Fallback>
+        </mc:AlternateContent>
+      </w:r>
+      <w:r>
+        <w:rPr>
+          <w:rFonts w:ascii="Times New Roman" w:hAnsi="Times New Roman" w:cs="Times New Roman"/>
+          <w:b/>
+          <w:bCs/>
+          <w:sz w:val="21"/>
+          <w:szCs w:val="21"/>
+        </w:rPr>
+        <w:t xml:space="preserve">PROFESSIONAL </w:t>
+      </w:r>
+      <w:r>
+        <w:rPr>
+          <w:rFonts w:ascii="Times New Roman" w:hAnsi="Times New Roman" w:cs="Times New Roman"/>
+          <w:b/>
+          <w:bCs/>
+          <w:sz w:val="21"/>
+          <w:szCs w:val="21"/>
+        </w:rPr>
+        <w:t>EXPERIENCE</w:t>
+      </w:r>
+    </w:p>
+    <w:p>
+      <w:pPr>
+        <w:spacing w:after="0" w:line="240" w:lineRule="auto"/>
+        <w:ind w:left="288" w:right="288"/>
+        <w:rPr>
+          <w:rFonts w:ascii="Times New Roman" w:hAnsi="Times New Roman" w:cs="Times New Roman"/>
+          <w:b/>
+          <w:bCs/>
+          <w:sz w:val="21"/>
+          <w:szCs w:val="21"/>
+        </w:rPr>
+      </w:pPr>
+      <w:r>
+        <w:rPr>
+          <w:rFonts w:ascii="Times New Roman" w:hAnsi="Times New Roman" w:cs="Times New Roman"/>
+          <w:b/>
+          <w:bCs/>
+          <w:sz w:val="21"/>
+          <w:szCs w:val="21"/>
+        </w:rPr>
+        <w:t>Suffolk University</w:t>
+      </w:r>
+      <w:r>
+        <w:rPr>
+          <w:rFonts w:ascii="Times New Roman" w:hAnsi="Times New Roman" w:cs="Times New Roman"/>
+          <w:b/>
+          <w:bCs/>
+          <w:sz w:val="21"/>
+          <w:szCs w:val="21"/>
+        </w:rPr>
+        <w:tab/>
+      </w:r>
+      <w:r>
+        <w:rPr>
+          <w:rFonts w:ascii="Times New Roman" w:hAnsi="Times New Roman" w:cs="Times New Roman"/>
+          <w:b/>
+          <w:bCs/>
+          <w:sz w:val="21"/>
+          <w:szCs w:val="21"/>
+        </w:rPr>
+        <w:tab/>
+      </w:r>
+      <w:r>
+        <w:rPr>
+          <w:rFonts w:ascii="Times New Roman" w:hAnsi="Times New Roman" w:cs="Times New Roman"/>
+          <w:b/>
+          <w:bCs/>
+          <w:sz w:val="21"/>
+          <w:szCs w:val="21"/>
+        </w:rPr>
+        <w:tab/>
+      </w:r>
+      <w:r>
+        <w:rPr>
+          <w:rFonts w:ascii="Times New Roman" w:hAnsi="Times New Roman" w:cs="Times New Roman"/>
+          <w:b/>
+          <w:bCs/>
+          <w:sz w:val="21"/>
+          <w:szCs w:val="21"/>
+        </w:rPr>
+        <w:tab/>
+      </w:r>
+      <w:r>
+        <w:rPr>
+          <w:rFonts w:ascii="Times New Roman" w:hAnsi="Times New Roman" w:cs="Times New Roman"/>
+          <w:b/>
+          <w:bCs/>
+          <w:sz w:val="21"/>
+          <w:szCs w:val="21"/>
+        </w:rPr>
+        <w:tab/>
+      </w:r>
+      <w:r>
+        <w:rPr>
+          <w:rFonts w:ascii="Times New Roman" w:hAnsi="Times New Roman" w:cs="Times New Roman"/>
+          <w:b/>
+          <w:bCs/>
+          <w:sz w:val="21"/>
+          <w:szCs w:val="21"/>
+        </w:rPr>
+        <w:tab/>
+      </w:r>
+      <w:r>
+        <w:rPr>
+          <w:rFonts w:ascii="Times New Roman" w:hAnsi="Times New Roman" w:cs="Times New Roman"/>
+          <w:b/>
+          <w:bCs/>
+          <w:sz w:val="21"/>
+          <w:szCs w:val="21"/>
+        </w:rPr>
+        <w:tab/>
+      </w:r>
+      <w:r>
+        <w:rPr>
+          <w:rFonts w:ascii="Times New Roman" w:hAnsi="Times New Roman" w:cs="Times New Roman"/>
+          <w:b/>
+          <w:bCs/>
+          <w:sz w:val="21"/>
+          <w:szCs w:val="21"/>
+        </w:rPr>
+        <w:tab/>
+      </w:r>
+      <w:r>
+        <w:rPr>
+          <w:rFonts w:ascii="Times New Roman" w:hAnsi="Times New Roman" w:cs="Times New Roman"/>
+          <w:b/>
+          <w:bCs/>
+          <w:sz w:val="21"/>
+          <w:szCs w:val="21"/>
+        </w:rPr>
+        <w:tab/>
+      </w:r>
+      <w:r>
+        <w:rPr>
+          <w:rFonts w:ascii="Times New Roman" w:hAnsi="Times New Roman" w:cs="Times New Roman"/>
+          <w:b/>
+          <w:bCs/>
+          <w:sz w:val="21"/>
+          <w:szCs w:val="21"/>
+        </w:rPr>
+        <w:tab/>
+      </w:r>
+      <w:r>
+        <w:rPr>
+          <w:rFonts w:ascii="Times New Roman" w:hAnsi="Times New Roman" w:cs="Times New Roman"/>
+          <w:b/>
+          <w:bCs/>
+          <w:sz w:val="21"/>
+          <w:szCs w:val="21"/>
+        </w:rPr>
+        <w:tab/>
+        <w:t xml:space="preserve">   MA, USA</w:t>
+      </w:r>
+    </w:p>
+    <w:p>
+      <w:pPr>
+        <w:spacing w:after="0" w:line="240" w:lineRule="auto"/>
+        <w:ind w:left="288" w:right="288"/>
+        <w:rPr>
+          <w:rFonts w:ascii="Times New Roman" w:hAnsi="Times New Roman" w:cs="Times New Roman"/>
+          <w:i/>
+          <w:iCs/>
+          <w:sz w:val="21"/>
+          <w:szCs w:val="21"/>
+        </w:rPr>
+      </w:pPr>
+      <w:r>
+        <w:rPr>
+          <w:rFonts w:ascii="Times New Roman" w:hAnsi="Times New Roman" w:cs="Times New Roman"/>
+          <w:i/>
+          <w:iCs/>
+          <w:sz w:val="21"/>
+          <w:szCs w:val="21"/>
+        </w:rPr>
+        <w:t xml:space="preserve">Graduate </w:t>
+      </w:r>
+      <w:r>
+        <w:rPr>
+          <w:rFonts w:ascii="Times New Roman" w:hAnsi="Times New Roman" w:cs="Times New Roman"/>
+          <w:i/>
+          <w:iCs/>
+          <w:sz w:val="21"/>
+          <w:szCs w:val="21"/>
+        </w:rPr>
+        <w:t xml:space="preserve">Teaching Assistant </w:t>
+      </w:r>
+      <w:r>
+        <w:rPr>
+          <w:rFonts w:ascii="Times New Roman" w:hAnsi="Times New Roman" w:cs="Times New Roman"/>
+          <w:i/>
+          <w:iCs/>
+          <w:sz w:val="21"/>
+          <w:szCs w:val="21"/>
+        </w:rPr>
+        <w:tab/>
+      </w:r>
+      <w:r>
+        <w:rPr>
+          <w:rFonts w:ascii="Times New Roman" w:hAnsi="Times New Roman" w:cs="Times New Roman"/>
+          <w:i/>
+          <w:iCs/>
+          <w:sz w:val="21"/>
+          <w:szCs w:val="21"/>
+        </w:rPr>
+        <w:tab/>
+      </w:r>
+      <w:r>
+        <w:rPr>
+          <w:rFonts w:ascii="Times New Roman" w:hAnsi="Times New Roman" w:cs="Times New Roman"/>
+          <w:i/>
+          <w:iCs/>
+          <w:sz w:val="21"/>
+          <w:szCs w:val="21"/>
+        </w:rPr>
+        <w:tab/>
+      </w:r>
+      <w:r>
+        <w:rPr>
+          <w:rFonts w:ascii="Times New Roman" w:hAnsi="Times New Roman" w:cs="Times New Roman"/>
+          <w:i/>
+          <w:iCs/>
+          <w:sz w:val="21"/>
+          <w:szCs w:val="21"/>
+        </w:rPr>
+        <w:tab/>
+      </w:r>
+      <w:r>
+        <w:rPr>
+          <w:rFonts w:ascii="Times New Roman" w:hAnsi="Times New Roman" w:cs="Times New Roman"/>
+          <w:i/>
+          <w:iCs/>
+          <w:sz w:val="21"/>
+          <w:szCs w:val="21"/>
+        </w:rPr>
+        <w:tab/>
+      </w:r>
+      <w:r>
+        <w:rPr>
+          <w:rFonts w:ascii="Times New Roman" w:hAnsi="Times New Roman" w:cs="Times New Roman"/>
+          <w:i/>
+          <w:iCs/>
+          <w:sz w:val="21"/>
+          <w:szCs w:val="21"/>
+        </w:rPr>
+        <w:tab/>
+      </w:r>
+      <w:r>
+        <w:rPr>
+          <w:rFonts w:ascii="Times New Roman" w:hAnsi="Times New Roman" w:cs="Times New Roman"/>
+          <w:i/>
+          <w:iCs/>
+          <w:sz w:val="21"/>
+          <w:szCs w:val="21"/>
+        </w:rPr>
+        <w:tab/>
+      </w:r>
+      <w:r>
+        <w:rPr>
+          <w:rFonts w:ascii="Times New Roman" w:hAnsi="Times New Roman" w:cs="Times New Roman"/>
+          <w:i/>
+          <w:iCs/>
+          <w:sz w:val="21"/>
+          <w:szCs w:val="21"/>
+        </w:rPr>
+        <w:tab/>
+      </w:r>
+      <w:r>
+        <w:rPr>
+          <w:rFonts w:ascii="Times New Roman" w:hAnsi="Times New Roman" w:cs="Times New Roman"/>
+          <w:i/>
+          <w:iCs/>
+          <w:sz w:val="21"/>
+          <w:szCs w:val="21"/>
+        </w:rPr>
+        <w:t xml:space="preserve">           </w:t>
+      </w:r>
+      <w:r>
+        <w:rPr>
+          <w:rFonts w:ascii="Times New Roman" w:hAnsi="Times New Roman" w:cs="Times New Roman"/>
+          <w:i/>
+          <w:iCs/>
+          <w:sz w:val="21"/>
+          <w:szCs w:val="21"/>
+        </w:rPr>
+        <w:t xml:space="preserve"> </w:t>
+      </w:r>
+      <w:r>
+        <w:rPr>
+          <w:rFonts w:ascii="Times New Roman" w:hAnsi="Times New Roman" w:cs="Times New Roman"/>
+          <w:i/>
+          <w:iCs/>
+          <w:sz w:val="21"/>
+          <w:szCs w:val="21"/>
+        </w:rPr>
+        <w:t xml:space="preserve">Sept 2025 </w:t>
+      </w:r>
+      <w:r>
+        <w:rPr>
+          <w:rFonts w:ascii="Times New Roman" w:hAnsi="Times New Roman" w:cs="Times New Roman"/>
+          <w:i/>
+          <w:iCs/>
+          <w:sz w:val="21"/>
+          <w:szCs w:val="21"/>
+        </w:rPr>
+        <w:t>–</w:t>
+      </w:r>
+      <w:r>
+        <w:rPr>
+          <w:rFonts w:ascii="Times New Roman" w:hAnsi="Times New Roman" w:cs="Times New Roman"/>
+          <w:i/>
+          <w:iCs/>
+          <w:sz w:val="21"/>
+          <w:szCs w:val="21"/>
+        </w:rPr>
+        <w:t xml:space="preserve"> </w:t>
+      </w:r>
+      <w:r>
+        <w:rPr>
+          <w:rFonts w:ascii="Times New Roman" w:hAnsi="Times New Roman" w:cs="Times New Roman"/>
+          <w:i/>
+          <w:iCs/>
+          <w:sz w:val="21"/>
+          <w:szCs w:val="21"/>
+        </w:rPr>
+        <w:t>May 2026</w:t>
+      </w:r>
+    </w:p>
+    <w:p>
+      <w:pPr>
+        <w:pStyle w:val="ListParagraph"/>
+        <w:numPr>
+          <w:ilvl w:val="0"/>
+          <w:numId w:val="8"/>
+        </w:numPr>
+        <w:spacing w:after="0" w:line="240" w:lineRule="auto"/>
+        <w:ind w:left="720" w:right="288" w:hanging="270"/>
+        <w:rPr>
+          <w:rFonts w:ascii="Times New Roman" w:hAnsi="Times New Roman" w:cs="Times New Roman"/>
+          <w:sz w:val="21"/>
+          <w:szCs w:val="21"/>
+        </w:rPr>
+      </w:pPr>
+      <w:r>
+        <w:rPr>
+          <w:rFonts w:ascii="Times New Roman" w:hAnsi="Times New Roman" w:cs="Times New Roman"/>
+          <w:sz w:val="21"/>
+          <w:szCs w:val="21"/>
+        </w:rPr>
+        <w:t xml:space="preserve">Mentored 60+ students contributing to </w:t>
+      </w:r>
+      <w:r>
+        <w:rPr>
+          <w:rFonts w:ascii="Times New Roman" w:hAnsi="Times New Roman" w:cs="Times New Roman"/>
+          <w:sz w:val="21"/>
+          <w:szCs w:val="21"/>
+        </w:rPr>
+        <w:t>80</w:t>
+      </w:r>
+      <w:r>
+        <w:rPr>
+          <w:rFonts w:ascii="Times New Roman" w:hAnsi="Times New Roman" w:cs="Times New Roman"/>
+          <w:sz w:val="21"/>
+          <w:szCs w:val="21"/>
+        </w:rPr>
+        <w:t>% average improvement in course performance and technical proficiency.</w:t>
+      </w:r>
+    </w:p>
+    <w:p>
+      <w:pPr>
+        <w:pStyle w:val="ListParagraph"/>
+        <w:numPr>
+          <w:ilvl w:val="0"/>
+          <w:numId w:val="8"/>
+        </w:numPr>
+        <w:spacing w:after="0" w:line="240" w:lineRule="auto"/>
+        <w:ind w:left="720" w:right="288" w:hanging="270"/>
+        <w:rPr>
+          <w:rFonts w:ascii="Times New Roman" w:hAnsi="Times New Roman" w:cs="Times New Roman"/>
+          <w:sz w:val="21"/>
+          <w:szCs w:val="21"/>
+        </w:rPr>
+      </w:pPr>
+      <w:r>
+        <w:rPr>
+          <w:rFonts w:ascii="Times New Roman" w:hAnsi="Times New Roman" w:cs="Times New Roman"/>
+          <w:sz w:val="21"/>
+          <w:szCs w:val="21"/>
+        </w:rPr>
+        <w:t xml:space="preserve">Directed </w:t>
+      </w:r>
+      <w:r>
+        <w:rPr>
+          <w:rFonts w:ascii="Times New Roman" w:hAnsi="Times New Roman" w:cs="Times New Roman"/>
+          <w:sz w:val="21"/>
+          <w:szCs w:val="21"/>
+        </w:rPr>
+        <w:t xml:space="preserve">students on </w:t>
+      </w:r>
+      <w:r>
+        <w:rPr>
+          <w:rFonts w:ascii="Times New Roman" w:hAnsi="Times New Roman" w:cs="Times New Roman"/>
+          <w:sz w:val="21"/>
+          <w:szCs w:val="21"/>
+        </w:rPr>
+        <w:t>Tableau and Power BI lab sessions, data visualization standards and dashboard design.</w:t>
+      </w:r>
+    </w:p>
+    <w:p>
+      <w:pPr>
+        <w:spacing w:after="0" w:line="240" w:lineRule="auto"/>
+        <w:ind w:left="288" w:right="288"/>
+        <w:rPr>
+          <w:rFonts w:ascii="Times New Roman" w:hAnsi="Times New Roman" w:cs="Times New Roman"/>
+          <w:sz w:val="21"/>
+          <w:szCs w:val="21"/>
+        </w:rPr>
+      </w:pPr>
+      <w:r>
+        <w:rPr>
+          <w:rFonts w:ascii="Times New Roman" w:hAnsi="Times New Roman" w:cs="Times New Roman"/>
+          <w:b/>
+          <w:bCs/>
+          <w:sz w:val="21"/>
+          <w:szCs w:val="21"/>
+        </w:rPr>
+        <w:t>National Pharmaceutical Company</w:t>
+      </w:r>
+      <w:r>
+        <w:rPr>
+          <w:rFonts w:ascii="Times New Roman" w:hAnsi="Times New Roman" w:cs="Times New Roman"/>
+          <w:sz w:val="21"/>
+          <w:szCs w:val="21"/>
+        </w:rPr>
+        <w:t xml:space="preserve"> </w:t>
+      </w:r>
+      <w:r>
+        <w:rPr>
+          <w:rFonts w:ascii="Times New Roman" w:hAnsi="Times New Roman" w:cs="Times New Roman"/>
+          <w:sz w:val="21"/>
+          <w:szCs w:val="21"/>
+        </w:rPr>
+        <w:tab/>
+      </w:r>
+      <w:r>
+        <w:rPr>
+          <w:rFonts w:ascii="Times New Roman" w:hAnsi="Times New Roman" w:cs="Times New Roman"/>
+          <w:sz w:val="21"/>
+          <w:szCs w:val="21"/>
+        </w:rPr>
+        <w:tab/>
+      </w:r>
+      <w:r>
+        <w:rPr>
+          <w:rFonts w:ascii="Times New Roman" w:hAnsi="Times New Roman" w:cs="Times New Roman"/>
+          <w:sz w:val="21"/>
+          <w:szCs w:val="21"/>
+        </w:rPr>
+        <w:tab/>
+      </w:r>
+      <w:r>
+        <w:rPr>
+          <w:rFonts w:ascii="Times New Roman" w:hAnsi="Times New Roman" w:cs="Times New Roman"/>
+          <w:sz w:val="21"/>
+          <w:szCs w:val="21"/>
+        </w:rPr>
+        <w:tab/>
+      </w:r>
+      <w:r>
+        <w:rPr>
+          <w:rFonts w:ascii="Times New Roman" w:hAnsi="Times New Roman" w:cs="Times New Roman"/>
+          <w:sz w:val="21"/>
+          <w:szCs w:val="21"/>
+        </w:rPr>
+        <w:tab/>
+      </w:r>
+      <w:r>
+        <w:rPr>
+          <w:rFonts w:ascii="Times New Roman" w:hAnsi="Times New Roman" w:cs="Times New Roman"/>
+          <w:sz w:val="21"/>
+          <w:szCs w:val="21"/>
+        </w:rPr>
+        <w:tab/>
+        <w:t xml:space="preserve">      </w:t>
+      </w:r>
+      <w:r>
+        <w:rPr>
+          <w:rFonts w:ascii="Times New Roman" w:hAnsi="Times New Roman" w:cs="Times New Roman"/>
+          <w:sz w:val="21"/>
+          <w:szCs w:val="21"/>
+        </w:rPr>
+        <w:tab/>
+      </w:r>
+      <w:r>
+        <w:rPr>
+          <w:rFonts w:ascii="Times New Roman" w:hAnsi="Times New Roman" w:cs="Times New Roman"/>
+          <w:sz w:val="21"/>
+          <w:szCs w:val="21"/>
+        </w:rPr>
+        <w:t xml:space="preserve">              </w:t>
+      </w:r>
+      <w:r>
+        <w:rPr>
+          <w:rFonts w:ascii="Times New Roman" w:hAnsi="Times New Roman" w:cs="Times New Roman"/>
+          <w:sz w:val="21"/>
+          <w:szCs w:val="21"/>
+        </w:rPr>
+        <w:t xml:space="preserve"> </w:t>
+      </w:r>
+      <w:r>
+        <w:rPr>
+          <w:rFonts w:ascii="Times New Roman" w:hAnsi="Times New Roman" w:cs="Times New Roman"/>
+          <w:b/>
+          <w:bCs/>
+          <w:sz w:val="21"/>
+          <w:szCs w:val="21"/>
+        </w:rPr>
+        <w:t>Harare, Zimbabwe</w:t>
+      </w:r>
+      <w:r>
+        <w:rPr>
+          <w:rFonts w:ascii="Times New Roman" w:hAnsi="Times New Roman" w:cs="Times New Roman"/>
+          <w:sz w:val="21"/>
+          <w:szCs w:val="21"/>
+        </w:rPr>
+        <w:br/>
+      </w:r>
+      <w:r>
+        <w:rPr>
+          <w:rFonts w:ascii="Times New Roman" w:hAnsi="Times New Roman" w:cs="Times New Roman"/>
+          <w:i/>
+          <w:iCs/>
+          <w:sz w:val="21"/>
+          <w:szCs w:val="21"/>
+        </w:rPr>
+        <w:t>Finance and Legal Administrator</w:t>
+      </w:r>
+      <w:r>
+        <w:rPr>
+          <w:rFonts w:ascii="Times New Roman" w:hAnsi="Times New Roman" w:cs="Times New Roman"/>
+          <w:sz w:val="21"/>
+          <w:szCs w:val="21"/>
+        </w:rPr>
+        <w:t xml:space="preserve"> </w:t>
+      </w:r>
+      <w:r>
+        <w:rPr>
+          <w:rFonts w:ascii="Times New Roman" w:hAnsi="Times New Roman" w:cs="Times New Roman"/>
+          <w:sz w:val="21"/>
+          <w:szCs w:val="21"/>
+        </w:rPr>
+        <w:t xml:space="preserve">/ </w:t>
+      </w:r>
+      <w:r>
+        <w:rPr>
+          <w:rFonts w:ascii="Times New Roman" w:hAnsi="Times New Roman" w:cs="Times New Roman"/>
+          <w:i/>
+          <w:iCs/>
+          <w:sz w:val="21"/>
+          <w:szCs w:val="21"/>
+        </w:rPr>
+        <w:t xml:space="preserve">Acting </w:t>
+      </w:r>
+      <w:r>
+        <w:rPr>
+          <w:rFonts w:ascii="Times New Roman" w:hAnsi="Times New Roman" w:cs="Times New Roman"/>
+          <w:i/>
+          <w:iCs/>
+          <w:sz w:val="21"/>
+          <w:szCs w:val="21"/>
+        </w:rPr>
+        <w:t xml:space="preserve">Legal and </w:t>
+      </w:r>
+      <w:r>
+        <w:rPr>
+          <w:rFonts w:ascii="Times New Roman" w:hAnsi="Times New Roman" w:cs="Times New Roman"/>
+          <w:i/>
+          <w:iCs/>
+          <w:sz w:val="21"/>
+          <w:szCs w:val="21"/>
+        </w:rPr>
+        <w:t>Company Secretary</w:t>
+      </w:r>
+      <w:r>
+        <w:rPr>
+          <w:rFonts w:ascii="Times New Roman" w:hAnsi="Times New Roman" w:cs="Times New Roman"/>
+          <w:sz w:val="21"/>
+          <w:szCs w:val="21"/>
+        </w:rPr>
+        <w:tab/>
+      </w:r>
+      <w:r>
+        <w:rPr>
+          <w:rFonts w:ascii="Times New Roman" w:hAnsi="Times New Roman" w:cs="Times New Roman"/>
+          <w:sz w:val="21"/>
+          <w:szCs w:val="21"/>
+        </w:rPr>
+        <w:tab/>
+        <w:t xml:space="preserve">     </w:t>
+      </w:r>
+      <w:r>
+        <w:rPr>
+          <w:rFonts w:ascii="Times New Roman" w:hAnsi="Times New Roman" w:cs="Times New Roman"/>
+          <w:sz w:val="21"/>
+          <w:szCs w:val="21"/>
+        </w:rPr>
+        <w:tab/>
+      </w:r>
+      <w:r>
+        <w:rPr>
+          <w:rFonts w:ascii="Times New Roman" w:hAnsi="Times New Roman" w:cs="Times New Roman"/>
+          <w:sz w:val="21"/>
+          <w:szCs w:val="21"/>
+        </w:rPr>
+        <w:t xml:space="preserve">              </w:t>
+      </w:r>
+      <w:r>
+        <w:rPr>
+          <w:rFonts w:ascii="Times New Roman" w:hAnsi="Times New Roman" w:cs="Times New Roman"/>
+          <w:sz w:val="21"/>
+          <w:szCs w:val="21"/>
+        </w:rPr>
+        <w:t xml:space="preserve"> </w:t>
+      </w:r>
+      <w:r>
+        <w:rPr>
+          <w:rFonts w:ascii="Times New Roman" w:hAnsi="Times New Roman" w:cs="Times New Roman"/>
+          <w:i/>
+          <w:iCs/>
+          <w:sz w:val="21"/>
+          <w:szCs w:val="21"/>
+        </w:rPr>
+        <w:t>Nov 2023 – Jul 2025</w:t>
+      </w:r>
+    </w:p>
+    <w:p>
+      <w:pPr>
+        <w:numPr>
+          <w:ilvl w:val="0"/>
+          <w:numId w:val="2"/>
+        </w:numPr>
+        <w:tabs>
+          <w:tab w:val="clear" w:pos="720"/>
+        </w:tabs>
+        <w:spacing w:after="0" w:line="240" w:lineRule="auto"/>
+        <w:ind w:left="432" w:right="288" w:firstLine="18"/>
+        <w:rPr>
+          <w:rFonts w:ascii="Times New Roman" w:hAnsi="Times New Roman" w:cs="Times New Roman"/>
+          <w:sz w:val="21"/>
+          <w:szCs w:val="21"/>
+        </w:rPr>
+      </w:pPr>
+      <w:r>
+        <w:rPr>
+          <w:rFonts w:ascii="Times New Roman" w:hAnsi="Times New Roman" w:cs="Times New Roman"/>
+          <w:sz w:val="21"/>
+          <w:szCs w:val="21"/>
+        </w:rPr>
+        <w:t>Automated monthly financial reporting in Excel, reducing processing time by 30%</w:t>
+      </w:r>
+      <w:r>
+        <w:rPr>
+          <w:rFonts w:ascii="Times New Roman" w:hAnsi="Times New Roman" w:cs="Times New Roman"/>
+          <w:sz w:val="21"/>
+          <w:szCs w:val="21"/>
+        </w:rPr>
+        <w:t xml:space="preserve">, </w:t>
+      </w:r>
+      <w:r>
+        <w:rPr>
+          <w:rFonts w:ascii="Times New Roman" w:hAnsi="Times New Roman" w:cs="Times New Roman"/>
+          <w:sz w:val="21"/>
+          <w:szCs w:val="21"/>
+        </w:rPr>
+        <w:t>accelerating</w:t>
+      </w:r>
+      <w:r>
+        <w:rPr>
+          <w:rFonts w:ascii="Times New Roman" w:hAnsi="Times New Roman" w:cs="Times New Roman"/>
+          <w:sz w:val="21"/>
+          <w:szCs w:val="21"/>
+        </w:rPr>
+        <w:t xml:space="preserve"> </w:t>
+      </w:r>
+      <w:r>
+        <w:rPr>
+          <w:rFonts w:ascii="Times New Roman" w:hAnsi="Times New Roman" w:cs="Times New Roman"/>
+          <w:sz w:val="21"/>
+          <w:szCs w:val="21"/>
+        </w:rPr>
+        <w:t>decision</w:t>
+      </w:r>
+      <w:r>
+        <w:rPr>
+          <w:rFonts w:ascii="Times New Roman" w:hAnsi="Times New Roman" w:cs="Times New Roman"/>
+          <w:sz w:val="21"/>
+          <w:szCs w:val="21"/>
+        </w:rPr>
+        <w:noBreakHyphen/>
+        <w:t>making.</w:t>
+      </w:r>
+    </w:p>
+    <w:p>
+      <w:pPr>
+        <w:numPr>
+          <w:ilvl w:val="0"/>
+          <w:numId w:val="2"/>
+        </w:numPr>
+        <w:tabs>
+          <w:tab w:val="clear" w:pos="720"/>
+        </w:tabs>
+        <w:spacing w:after="0" w:line="240" w:lineRule="auto"/>
+        <w:ind w:left="432" w:right="288" w:firstLine="18"/>
+        <w:rPr>
+          <w:rFonts w:ascii="Times New Roman" w:hAnsi="Times New Roman" w:cs="Times New Roman"/>
+          <w:sz w:val="21"/>
+          <w:szCs w:val="21"/>
+        </w:rPr>
+      </w:pPr>
+      <w:r>
+        <w:rPr>
+          <w:rFonts w:ascii="Times New Roman" w:hAnsi="Times New Roman" w:cs="Times New Roman"/>
+          <w:sz w:val="21"/>
+          <w:szCs w:val="21"/>
+        </w:rPr>
+        <w:t>Led SOP re-documentation and process controls that saved 10+ staff</w:t>
+      </w:r>
+      <w:r>
+        <w:rPr>
+          <w:rFonts w:ascii="Times New Roman" w:hAnsi="Times New Roman" w:cs="Times New Roman"/>
+          <w:sz w:val="21"/>
+          <w:szCs w:val="21"/>
+        </w:rPr>
+        <w:t xml:space="preserve"> </w:t>
+      </w:r>
+      <w:r>
+        <w:rPr>
+          <w:rFonts w:ascii="Times New Roman" w:hAnsi="Times New Roman" w:cs="Times New Roman"/>
+          <w:sz w:val="21"/>
+          <w:szCs w:val="21"/>
+        </w:rPr>
+        <w:t>hours/week</w:t>
+      </w:r>
+      <w:r>
+        <w:rPr>
+          <w:rFonts w:ascii="Times New Roman" w:hAnsi="Times New Roman" w:cs="Times New Roman"/>
+          <w:sz w:val="21"/>
+          <w:szCs w:val="21"/>
+        </w:rPr>
+        <w:t xml:space="preserve">, </w:t>
+      </w:r>
+      <w:r>
+        <w:rPr>
+          <w:rFonts w:ascii="Times New Roman" w:hAnsi="Times New Roman" w:cs="Times New Roman"/>
+          <w:sz w:val="21"/>
+          <w:szCs w:val="21"/>
+        </w:rPr>
+        <w:t>improv</w:t>
+      </w:r>
+      <w:r>
+        <w:rPr>
+          <w:rFonts w:ascii="Times New Roman" w:hAnsi="Times New Roman" w:cs="Times New Roman"/>
+          <w:sz w:val="21"/>
+          <w:szCs w:val="21"/>
+        </w:rPr>
+        <w:t>ing</w:t>
+      </w:r>
+      <w:r>
+        <w:rPr>
+          <w:rFonts w:ascii="Times New Roman" w:hAnsi="Times New Roman" w:cs="Times New Roman"/>
+          <w:sz w:val="21"/>
+          <w:szCs w:val="21"/>
+        </w:rPr>
+        <w:t xml:space="preserve"> </w:t>
+      </w:r>
+      <w:r>
+        <w:rPr>
+          <w:rFonts w:ascii="Times New Roman" w:hAnsi="Times New Roman" w:cs="Times New Roman"/>
+          <w:sz w:val="21"/>
+          <w:szCs w:val="21"/>
+        </w:rPr>
+        <w:t>consistency.</w:t>
+      </w:r>
+    </w:p>
+    <w:p>
+      <w:pPr>
+        <w:numPr>
+          <w:ilvl w:val="0"/>
+          <w:numId w:val="2"/>
+        </w:numPr>
+        <w:tabs>
+          <w:tab w:val="clear" w:pos="720"/>
+        </w:tabs>
+        <w:spacing w:after="0" w:line="240" w:lineRule="auto"/>
+        <w:ind w:left="360" w:right="288" w:firstLine="72"/>
+        <w:rPr>
+          <w:rFonts w:ascii="Times New Roman" w:hAnsi="Times New Roman" w:cs="Times New Roman"/>
+          <w:sz w:val="21"/>
+          <w:szCs w:val="21"/>
+        </w:rPr>
+      </w:pPr>
+      <w:r>
+        <w:rPr>
+          <w:rFonts w:ascii="Times New Roman" w:hAnsi="Times New Roman" w:cs="Times New Roman"/>
+          <w:sz w:val="21"/>
+          <w:szCs w:val="21"/>
+        </w:rPr>
+        <w:t xml:space="preserve">Managed governance tracking and audit readiness, improving </w:t>
+      </w:r>
+      <w:r>
+        <w:rPr>
+          <w:rFonts w:ascii="Times New Roman" w:hAnsi="Times New Roman" w:cs="Times New Roman"/>
+          <w:sz w:val="21"/>
+          <w:szCs w:val="21"/>
+        </w:rPr>
+        <w:t xml:space="preserve">compliance to 97%. </w:t>
+      </w:r>
+    </w:p>
+    <w:p>
+      <w:pPr>
+        <w:spacing w:after="0" w:line="240" w:lineRule="auto"/>
+        <w:ind w:left="360" w:right="288"/>
+        <w:rPr>
+          <w:rFonts w:ascii="Times New Roman" w:hAnsi="Times New Roman" w:cs="Times New Roman"/>
+          <w:sz w:val="21"/>
+          <w:szCs w:val="21"/>
+        </w:rPr>
+      </w:pPr>
+      <w:r>
+        <w:rPr>
+          <w:rFonts w:ascii="Times New Roman" w:hAnsi="Times New Roman" w:cs="Times New Roman"/>
+          <w:b/>
+          <w:bCs/>
+          <w:sz w:val="21"/>
+          <w:szCs w:val="21"/>
+        </w:rPr>
+        <w:t>Zimbabwe Electoral Commission</w:t>
+      </w:r>
+      <w:r>
+        <w:rPr>
+          <w:rFonts w:ascii="Times New Roman" w:hAnsi="Times New Roman" w:cs="Times New Roman"/>
+          <w:sz w:val="21"/>
+          <w:szCs w:val="21"/>
+        </w:rPr>
+        <w:t xml:space="preserve"> </w:t>
+      </w:r>
+      <w:r>
+        <w:rPr>
+          <w:rFonts w:ascii="Times New Roman" w:hAnsi="Times New Roman" w:cs="Times New Roman"/>
+          <w:sz w:val="21"/>
+          <w:szCs w:val="21"/>
+        </w:rPr>
+        <w:tab/>
+      </w:r>
+      <w:r>
+        <w:rPr>
+          <w:rFonts w:ascii="Times New Roman" w:hAnsi="Times New Roman" w:cs="Times New Roman"/>
+          <w:sz w:val="21"/>
+          <w:szCs w:val="21"/>
+        </w:rPr>
+        <w:tab/>
+      </w:r>
+      <w:r>
+        <w:rPr>
+          <w:rFonts w:ascii="Times New Roman" w:hAnsi="Times New Roman" w:cs="Times New Roman"/>
+          <w:sz w:val="21"/>
+          <w:szCs w:val="21"/>
+        </w:rPr>
+        <w:tab/>
+      </w:r>
+      <w:r>
+        <w:rPr>
+          <w:rFonts w:ascii="Times New Roman" w:hAnsi="Times New Roman" w:cs="Times New Roman"/>
+          <w:sz w:val="21"/>
+          <w:szCs w:val="21"/>
+        </w:rPr>
+        <w:tab/>
+      </w:r>
+      <w:r>
+        <w:rPr>
+          <w:rFonts w:ascii="Times New Roman" w:hAnsi="Times New Roman" w:cs="Times New Roman"/>
+          <w:sz w:val="21"/>
+          <w:szCs w:val="21"/>
+        </w:rPr>
+        <w:tab/>
+      </w:r>
+      <w:r>
+        <w:rPr>
+          <w:rFonts w:ascii="Times New Roman" w:hAnsi="Times New Roman" w:cs="Times New Roman"/>
+          <w:sz w:val="21"/>
+          <w:szCs w:val="21"/>
+        </w:rPr>
+        <w:tab/>
+        <w:t xml:space="preserve">      </w:t>
+      </w:r>
+      <w:r>
+        <w:rPr>
+          <w:rFonts w:ascii="Times New Roman" w:hAnsi="Times New Roman" w:cs="Times New Roman"/>
+          <w:sz w:val="21"/>
+          <w:szCs w:val="21"/>
+        </w:rPr>
+        <w:tab/>
+      </w:r>
+      <w:proofErr w:type="gramStart"/>
+      <w:r>
+        <w:rPr>
+          <w:rFonts w:ascii="Times New Roman" w:hAnsi="Times New Roman" w:cs="Times New Roman"/>
+          <w:sz w:val="21"/>
+          <w:szCs w:val="21"/>
+        </w:rPr>
+        <w:tab/>
+        <w:t xml:space="preserve">  </w:t>
+      </w:r>
+      <w:r>
+        <w:rPr>
+          <w:rFonts w:ascii="Times New Roman" w:hAnsi="Times New Roman" w:cs="Times New Roman"/>
+          <w:b/>
+          <w:bCs/>
+          <w:sz w:val="21"/>
+          <w:szCs w:val="21"/>
+        </w:rPr>
+        <w:t>Harare</w:t>
+      </w:r>
+      <w:proofErr w:type="gramEnd"/>
+      <w:r>
+        <w:rPr>
+          <w:rFonts w:ascii="Times New Roman" w:hAnsi="Times New Roman" w:cs="Times New Roman"/>
+          <w:b/>
+          <w:bCs/>
+          <w:sz w:val="21"/>
+          <w:szCs w:val="21"/>
+        </w:rPr>
+        <w:t>, Zimbabwe</w:t>
+      </w:r>
+      <w:r>
+        <w:rPr>
+          <w:rFonts w:ascii="Times New Roman" w:hAnsi="Times New Roman" w:cs="Times New Roman"/>
+          <w:sz w:val="21"/>
+          <w:szCs w:val="21"/>
+        </w:rPr>
+        <w:br/>
+      </w:r>
+      <w:r>
+        <w:rPr>
+          <w:rFonts w:ascii="Times New Roman" w:hAnsi="Times New Roman" w:cs="Times New Roman"/>
+          <w:i/>
+          <w:iCs/>
+          <w:sz w:val="21"/>
+          <w:szCs w:val="21"/>
+        </w:rPr>
+        <w:t>Senior Executive Assistant</w:t>
+      </w:r>
+      <w:r>
+        <w:rPr>
+          <w:rFonts w:ascii="Times New Roman" w:hAnsi="Times New Roman" w:cs="Times New Roman"/>
+          <w:sz w:val="21"/>
+          <w:szCs w:val="21"/>
+        </w:rPr>
+        <w:t xml:space="preserve"> </w:t>
+      </w:r>
+      <w:r>
+        <w:rPr>
+          <w:rFonts w:ascii="Times New Roman" w:hAnsi="Times New Roman" w:cs="Times New Roman"/>
+          <w:sz w:val="21"/>
+          <w:szCs w:val="21"/>
+        </w:rPr>
+        <w:tab/>
+      </w:r>
+      <w:r>
+        <w:rPr>
+          <w:rFonts w:ascii="Times New Roman" w:hAnsi="Times New Roman" w:cs="Times New Roman"/>
+          <w:sz w:val="21"/>
+          <w:szCs w:val="21"/>
+        </w:rPr>
+        <w:tab/>
+      </w:r>
+      <w:r>
+        <w:rPr>
+          <w:rFonts w:ascii="Times New Roman" w:hAnsi="Times New Roman" w:cs="Times New Roman"/>
+          <w:sz w:val="21"/>
+          <w:szCs w:val="21"/>
+        </w:rPr>
+        <w:tab/>
+      </w:r>
+      <w:r>
+        <w:rPr>
+          <w:rFonts w:ascii="Times New Roman" w:hAnsi="Times New Roman" w:cs="Times New Roman"/>
+          <w:sz w:val="21"/>
+          <w:szCs w:val="21"/>
+        </w:rPr>
+        <w:tab/>
+      </w:r>
+      <w:r>
+        <w:rPr>
+          <w:rFonts w:ascii="Times New Roman" w:hAnsi="Times New Roman" w:cs="Times New Roman"/>
+          <w:sz w:val="21"/>
+          <w:szCs w:val="21"/>
+        </w:rPr>
+        <w:tab/>
+      </w:r>
+      <w:r>
+        <w:rPr>
+          <w:rFonts w:ascii="Times New Roman" w:hAnsi="Times New Roman" w:cs="Times New Roman"/>
+          <w:sz w:val="21"/>
+          <w:szCs w:val="21"/>
+        </w:rPr>
+        <w:tab/>
+      </w:r>
+      <w:r>
+        <w:rPr>
+          <w:rFonts w:ascii="Times New Roman" w:hAnsi="Times New Roman" w:cs="Times New Roman"/>
+          <w:sz w:val="21"/>
+          <w:szCs w:val="21"/>
+        </w:rPr>
+        <w:tab/>
+      </w:r>
+      <w:r>
+        <w:rPr>
+          <w:rFonts w:ascii="Times New Roman" w:hAnsi="Times New Roman" w:cs="Times New Roman"/>
+          <w:i/>
+          <w:iCs/>
+          <w:sz w:val="21"/>
+          <w:szCs w:val="21"/>
+        </w:rPr>
+        <w:t xml:space="preserve">    </w:t>
+      </w:r>
+      <w:r>
+        <w:rPr>
+          <w:rFonts w:ascii="Times New Roman" w:hAnsi="Times New Roman" w:cs="Times New Roman"/>
+          <w:i/>
+          <w:iCs/>
+          <w:sz w:val="21"/>
+          <w:szCs w:val="21"/>
+        </w:rPr>
+        <w:t xml:space="preserve"> </w:t>
+      </w:r>
+      <w:r>
+        <w:rPr>
+          <w:rFonts w:ascii="Times New Roman" w:hAnsi="Times New Roman" w:cs="Times New Roman"/>
+          <w:i/>
+          <w:iCs/>
+          <w:sz w:val="21"/>
+          <w:szCs w:val="21"/>
+        </w:rPr>
+        <w:tab/>
+      </w:r>
+      <w:r>
+        <w:rPr>
+          <w:rFonts w:ascii="Times New Roman" w:hAnsi="Times New Roman" w:cs="Times New Roman"/>
+          <w:i/>
+          <w:iCs/>
+          <w:sz w:val="21"/>
+          <w:szCs w:val="21"/>
+        </w:rPr>
+        <w:tab/>
+      </w:r>
+      <w:r>
+        <w:rPr>
+          <w:rFonts w:ascii="Times New Roman" w:hAnsi="Times New Roman" w:cs="Times New Roman"/>
+          <w:i/>
+          <w:iCs/>
+          <w:sz w:val="21"/>
+          <w:szCs w:val="21"/>
+        </w:rPr>
+        <w:t>Dec 2022 – Oct 2023</w:t>
+      </w:r>
+    </w:p>
+    <w:p>
+      <w:pPr>
+        <w:numPr>
+          <w:ilvl w:val="0"/>
+          <w:numId w:val="3"/>
+        </w:numPr>
+        <w:tabs>
+          <w:tab w:val="clear" w:pos="720"/>
+          <w:tab w:val="num" w:pos="540"/>
+        </w:tabs>
+        <w:spacing w:after="0" w:line="240" w:lineRule="auto"/>
+        <w:ind w:left="450" w:right="288" w:firstLine="0"/>
+        <w:rPr>
+          <w:rFonts w:ascii="Times New Roman" w:eastAsia="Times New Roman" w:hAnsi="Times New Roman" w:cs="Times New Roman"/>
+          <w:kern w:val="0"/>
+          <w:sz w:val="21"/>
+          <w:szCs w:val="21"/>
+          <w14:ligatures w14:val="none"/>
+        </w:rPr>
+      </w:pPr>
+      <w:r>
+        <w:rPr>
+          <w:rFonts w:ascii="Times New Roman" w:hAnsi="Times New Roman" w:cs="Times New Roman"/>
+          <w:sz w:val="21"/>
+          <w:szCs w:val="21"/>
+        </w:rPr>
+        <w:t xml:space="preserve">Coordinated </w:t>
+      </w:r>
+      <w:r>
+        <w:rPr>
+          <w:rFonts w:ascii="Times New Roman" w:hAnsi="Times New Roman" w:cs="Times New Roman"/>
+          <w:sz w:val="21"/>
+          <w:szCs w:val="21"/>
+        </w:rPr>
+        <w:t>senior leadership</w:t>
+      </w:r>
+      <w:r>
+        <w:rPr>
+          <w:rFonts w:ascii="Times New Roman" w:hAnsi="Times New Roman" w:cs="Times New Roman"/>
+          <w:sz w:val="21"/>
+          <w:szCs w:val="21"/>
+        </w:rPr>
+        <w:t xml:space="preserve"> calendars and </w:t>
+      </w:r>
+      <w:r>
+        <w:rPr>
+          <w:rFonts w:ascii="Times New Roman" w:hAnsi="Times New Roman" w:cs="Times New Roman"/>
+          <w:sz w:val="21"/>
+          <w:szCs w:val="21"/>
+        </w:rPr>
+        <w:t>p</w:t>
+      </w:r>
+      <w:r>
+        <w:rPr>
+          <w:rFonts w:ascii="Times New Roman" w:hAnsi="Times New Roman" w:cs="Times New Roman"/>
+          <w:sz w:val="21"/>
+          <w:szCs w:val="21"/>
+        </w:rPr>
+        <w:t>roduced executive-ready presentations, minutes, and reports</w:t>
+      </w:r>
+      <w:r>
+        <w:rPr>
+          <w:rFonts w:ascii="Times New Roman" w:hAnsi="Times New Roman" w:cs="Times New Roman"/>
+          <w:sz w:val="21"/>
+          <w:szCs w:val="21"/>
+        </w:rPr>
+        <w:t>.</w:t>
+      </w:r>
+    </w:p>
+    <w:p>
+      <w:pPr>
+        <w:spacing w:after="0" w:line="240" w:lineRule="auto"/>
+        <w:ind w:left="288" w:right="288"/>
+        <w:rPr>
+          <w:rFonts w:ascii="Times New Roman" w:hAnsi="Times New Roman" w:cs="Times New Roman"/>
+          <w:sz w:val="21"/>
+          <w:szCs w:val="21"/>
+        </w:rPr>
+      </w:pPr>
+      <w:r>
+        <w:rPr>
+          <w:rFonts w:ascii="Times New Roman" w:hAnsi="Times New Roman" w:cs="Times New Roman"/>
+          <w:b/>
+          <w:bCs/>
+          <w:sz w:val="21"/>
+          <w:szCs w:val="21"/>
+        </w:rPr>
+        <w:t>Reformed Church University</w:t>
+      </w:r>
+      <w:r>
+        <w:rPr>
+          <w:rFonts w:ascii="Times New Roman" w:hAnsi="Times New Roman" w:cs="Times New Roman"/>
+          <w:sz w:val="21"/>
+          <w:szCs w:val="21"/>
+        </w:rPr>
+        <w:t xml:space="preserve"> </w:t>
+      </w:r>
+      <w:r>
+        <w:rPr>
+          <w:rFonts w:ascii="Times New Roman" w:hAnsi="Times New Roman" w:cs="Times New Roman"/>
+          <w:sz w:val="21"/>
+          <w:szCs w:val="21"/>
+        </w:rPr>
+        <w:tab/>
+      </w:r>
+      <w:r>
+        <w:rPr>
+          <w:rFonts w:ascii="Times New Roman" w:hAnsi="Times New Roman" w:cs="Times New Roman"/>
+          <w:sz w:val="21"/>
+          <w:szCs w:val="21"/>
+        </w:rPr>
+        <w:tab/>
+      </w:r>
+      <w:r>
+        <w:rPr>
+          <w:rFonts w:ascii="Times New Roman" w:hAnsi="Times New Roman" w:cs="Times New Roman"/>
+          <w:sz w:val="21"/>
+          <w:szCs w:val="21"/>
+        </w:rPr>
+        <w:tab/>
+      </w:r>
+      <w:r>
+        <w:rPr>
+          <w:rFonts w:ascii="Times New Roman" w:hAnsi="Times New Roman" w:cs="Times New Roman"/>
+          <w:sz w:val="21"/>
+          <w:szCs w:val="21"/>
+        </w:rPr>
+        <w:tab/>
+      </w:r>
+      <w:r>
+        <w:rPr>
+          <w:rFonts w:ascii="Times New Roman" w:hAnsi="Times New Roman" w:cs="Times New Roman"/>
+          <w:sz w:val="21"/>
+          <w:szCs w:val="21"/>
+        </w:rPr>
+        <w:tab/>
+      </w:r>
+      <w:r>
+        <w:rPr>
+          <w:rFonts w:ascii="Times New Roman" w:hAnsi="Times New Roman" w:cs="Times New Roman"/>
+          <w:sz w:val="21"/>
+          <w:szCs w:val="21"/>
+        </w:rPr>
+        <w:tab/>
+      </w:r>
+      <w:r>
+        <w:rPr>
+          <w:rFonts w:ascii="Times New Roman" w:hAnsi="Times New Roman" w:cs="Times New Roman"/>
+          <w:sz w:val="21"/>
+          <w:szCs w:val="21"/>
+        </w:rPr>
+        <w:tab/>
+      </w:r>
+      <w:r>
+        <w:rPr>
+          <w:rFonts w:ascii="Times New Roman" w:hAnsi="Times New Roman" w:cs="Times New Roman"/>
+          <w:sz w:val="21"/>
+          <w:szCs w:val="21"/>
+        </w:rPr>
+        <w:t xml:space="preserve"> </w:t>
+      </w:r>
+      <w:r>
+        <w:rPr>
+          <w:rFonts w:ascii="Times New Roman" w:hAnsi="Times New Roman" w:cs="Times New Roman"/>
+          <w:sz w:val="21"/>
+          <w:szCs w:val="21"/>
+        </w:rPr>
+        <w:t xml:space="preserve"> </w:t>
+      </w:r>
+      <w:r>
+        <w:rPr>
+          <w:rFonts w:ascii="Times New Roman" w:hAnsi="Times New Roman" w:cs="Times New Roman"/>
+          <w:sz w:val="21"/>
+          <w:szCs w:val="21"/>
+        </w:rPr>
+        <w:t xml:space="preserve">         </w:t>
+      </w:r>
+      <w:r>
+        <w:rPr>
+          <w:rFonts w:ascii="Times New Roman" w:hAnsi="Times New Roman" w:cs="Times New Roman"/>
+          <w:sz w:val="21"/>
+          <w:szCs w:val="21"/>
+        </w:rPr>
+        <w:t xml:space="preserve"> </w:t>
+      </w:r>
+      <w:r>
+        <w:rPr>
+          <w:rFonts w:ascii="Times New Roman" w:hAnsi="Times New Roman" w:cs="Times New Roman"/>
+          <w:b/>
+          <w:bCs/>
+          <w:sz w:val="21"/>
+          <w:szCs w:val="21"/>
+        </w:rPr>
+        <w:t>Masvingo, Zimbabwe</w:t>
+      </w:r>
+      <w:r>
+        <w:rPr>
+          <w:rFonts w:ascii="Times New Roman" w:hAnsi="Times New Roman" w:cs="Times New Roman"/>
+          <w:sz w:val="21"/>
+          <w:szCs w:val="21"/>
+        </w:rPr>
+        <w:br/>
+      </w:r>
+      <w:r>
+        <w:rPr>
+          <w:rFonts w:ascii="Times New Roman" w:hAnsi="Times New Roman" w:cs="Times New Roman"/>
+          <w:i/>
+          <w:iCs/>
+          <w:sz w:val="21"/>
+          <w:szCs w:val="21"/>
+        </w:rPr>
+        <w:t xml:space="preserve">Admissions and Examinations </w:t>
+      </w:r>
+      <w:r>
+        <w:rPr>
+          <w:rFonts w:ascii="Times New Roman" w:hAnsi="Times New Roman" w:cs="Times New Roman"/>
+          <w:i/>
+          <w:iCs/>
+          <w:sz w:val="21"/>
+          <w:szCs w:val="21"/>
+        </w:rPr>
+        <w:t>Officer</w:t>
+      </w:r>
+      <w:r>
+        <w:rPr>
+          <w:rFonts w:ascii="Times New Roman" w:hAnsi="Times New Roman" w:cs="Times New Roman"/>
+          <w:i/>
+          <w:iCs/>
+          <w:sz w:val="21"/>
+          <w:szCs w:val="21"/>
+        </w:rPr>
+        <w:tab/>
+      </w:r>
+      <w:r>
+        <w:rPr>
+          <w:rFonts w:ascii="Times New Roman" w:hAnsi="Times New Roman" w:cs="Times New Roman"/>
+          <w:i/>
+          <w:iCs/>
+          <w:sz w:val="21"/>
+          <w:szCs w:val="21"/>
+        </w:rPr>
+        <w:tab/>
+      </w:r>
+      <w:r>
+        <w:rPr>
+          <w:rFonts w:ascii="Times New Roman" w:hAnsi="Times New Roman" w:cs="Times New Roman"/>
+          <w:i/>
+          <w:iCs/>
+          <w:sz w:val="21"/>
+          <w:szCs w:val="21"/>
+        </w:rPr>
+        <w:tab/>
+      </w:r>
+      <w:r>
+        <w:rPr>
+          <w:rFonts w:ascii="Times New Roman" w:hAnsi="Times New Roman" w:cs="Times New Roman"/>
+          <w:i/>
+          <w:iCs/>
+          <w:sz w:val="21"/>
+          <w:szCs w:val="21"/>
+        </w:rPr>
+        <w:tab/>
+      </w:r>
+      <w:r>
+        <w:rPr>
+          <w:rFonts w:ascii="Times New Roman" w:hAnsi="Times New Roman" w:cs="Times New Roman"/>
+          <w:sz w:val="21"/>
+          <w:szCs w:val="21"/>
+        </w:rPr>
+        <w:tab/>
+      </w:r>
+      <w:r>
+        <w:rPr>
+          <w:rFonts w:ascii="Times New Roman" w:hAnsi="Times New Roman" w:cs="Times New Roman"/>
+          <w:sz w:val="21"/>
+          <w:szCs w:val="21"/>
+        </w:rPr>
+        <w:tab/>
+      </w:r>
+      <w:r>
+        <w:rPr>
+          <w:rFonts w:ascii="Times New Roman" w:hAnsi="Times New Roman" w:cs="Times New Roman"/>
+          <w:sz w:val="21"/>
+          <w:szCs w:val="21"/>
+        </w:rPr>
+        <w:t xml:space="preserve"> </w:t>
+      </w:r>
+      <w:r>
+        <w:rPr>
+          <w:rFonts w:ascii="Times New Roman" w:hAnsi="Times New Roman" w:cs="Times New Roman"/>
+          <w:sz w:val="21"/>
+          <w:szCs w:val="21"/>
+        </w:rPr>
+        <w:t xml:space="preserve">   </w:t>
+      </w:r>
+      <w:r>
+        <w:rPr>
+          <w:rFonts w:ascii="Times New Roman" w:hAnsi="Times New Roman" w:cs="Times New Roman"/>
+          <w:sz w:val="21"/>
+          <w:szCs w:val="21"/>
+        </w:rPr>
+        <w:tab/>
+      </w:r>
+      <w:r>
+        <w:rPr>
+          <w:rFonts w:ascii="Times New Roman" w:hAnsi="Times New Roman" w:cs="Times New Roman"/>
+          <w:sz w:val="21"/>
+          <w:szCs w:val="21"/>
+        </w:rPr>
+        <w:t xml:space="preserve">             </w:t>
+      </w:r>
+      <w:r>
+        <w:rPr>
+          <w:rFonts w:ascii="Times New Roman" w:hAnsi="Times New Roman" w:cs="Times New Roman"/>
+          <w:sz w:val="21"/>
+          <w:szCs w:val="21"/>
+        </w:rPr>
+        <w:t xml:space="preserve"> </w:t>
+      </w:r>
+      <w:r>
+        <w:rPr>
+          <w:rFonts w:ascii="Times New Roman" w:hAnsi="Times New Roman" w:cs="Times New Roman"/>
+          <w:i/>
+          <w:iCs/>
+          <w:sz w:val="21"/>
+          <w:szCs w:val="21"/>
+        </w:rPr>
+        <w:t>Jan 2013 – May 2019</w:t>
+      </w:r>
+    </w:p>
+    <w:p>
+      <w:pPr>
+        <w:numPr>
+          <w:ilvl w:val="0"/>
+          <w:numId w:val="4"/>
+        </w:numPr>
+        <w:tabs>
+          <w:tab w:val="clear" w:pos="720"/>
+          <w:tab w:val="num" w:pos="540"/>
+        </w:tabs>
+        <w:spacing w:after="0" w:line="240" w:lineRule="auto"/>
+        <w:ind w:left="540" w:right="288" w:hanging="90"/>
+        <w:jc w:val="both"/>
+        <w:rPr>
+          <w:rFonts w:ascii="Times New Roman" w:hAnsi="Times New Roman" w:cs="Times New Roman"/>
+          <w:sz w:val="21"/>
+          <w:szCs w:val="21"/>
+        </w:rPr>
+      </w:pPr>
+      <w:r>
+        <w:rPr>
+          <w:rFonts w:ascii="Times New Roman" w:hAnsi="Times New Roman" w:cs="Times New Roman"/>
+          <w:sz w:val="21"/>
+          <w:szCs w:val="21"/>
+        </w:rPr>
+        <w:t xml:space="preserve">Re-engineered admissions and exam </w:t>
+      </w:r>
+      <w:r>
+        <w:rPr>
+          <w:rFonts w:ascii="Times New Roman" w:hAnsi="Times New Roman" w:cs="Times New Roman"/>
+          <w:sz w:val="21"/>
+          <w:szCs w:val="21"/>
+        </w:rPr>
+        <w:t>trackers</w:t>
+      </w:r>
+      <w:r>
+        <w:rPr>
+          <w:rFonts w:ascii="Times New Roman" w:hAnsi="Times New Roman" w:cs="Times New Roman"/>
+          <w:sz w:val="21"/>
+          <w:szCs w:val="21"/>
+        </w:rPr>
+        <w:t xml:space="preserve"> using automated Excel </w:t>
+      </w:r>
+      <w:r>
+        <w:rPr>
+          <w:rFonts w:ascii="Times New Roman" w:hAnsi="Times New Roman" w:cs="Times New Roman"/>
+          <w:sz w:val="21"/>
+          <w:szCs w:val="21"/>
+        </w:rPr>
+        <w:t>tools and flags</w:t>
+      </w:r>
+      <w:r>
+        <w:rPr>
+          <w:rFonts w:ascii="Times New Roman" w:hAnsi="Times New Roman" w:cs="Times New Roman"/>
+          <w:sz w:val="21"/>
+          <w:szCs w:val="21"/>
+        </w:rPr>
+        <w:t>, improving efficiency by 20%.</w:t>
+      </w:r>
+    </w:p>
+    <w:p>
+      <w:pPr>
+        <w:numPr>
+          <w:ilvl w:val="0"/>
+          <w:numId w:val="4"/>
+        </w:numPr>
+        <w:tabs>
+          <w:tab w:val="clear" w:pos="720"/>
+          <w:tab w:val="num" w:pos="540"/>
+        </w:tabs>
+        <w:spacing w:line="240" w:lineRule="auto"/>
+        <w:ind w:left="540" w:right="288" w:hanging="90"/>
+        <w:rPr>
+          <w:rFonts w:ascii="Times New Roman" w:hAnsi="Times New Roman" w:cs="Times New Roman"/>
+          <w:sz w:val="21"/>
+          <w:szCs w:val="21"/>
+        </w:rPr>
+      </w:pPr>
+      <w:r>
+        <w:rPr>
+          <w:rFonts w:ascii="Times New Roman" w:hAnsi="Times New Roman" w:cs="Times New Roman"/>
+          <w:sz w:val="21"/>
+          <w:szCs w:val="21"/>
+        </w:rPr>
+        <w:t xml:space="preserve">Maintained the admissions database, enhancing </w:t>
+      </w:r>
+      <w:r>
+        <w:rPr>
+          <w:rFonts w:ascii="Times New Roman" w:hAnsi="Times New Roman" w:cs="Times New Roman"/>
+          <w:sz w:val="21"/>
+          <w:szCs w:val="21"/>
+        </w:rPr>
+        <w:t>information</w:t>
+      </w:r>
+      <w:r>
+        <w:rPr>
+          <w:rFonts w:ascii="Times New Roman" w:hAnsi="Times New Roman" w:cs="Times New Roman"/>
+          <w:sz w:val="21"/>
+          <w:szCs w:val="21"/>
+        </w:rPr>
+        <w:t xml:space="preserve"> integrity for reporting and decision-making.</w:t>
       </w:r>
     </w:p>
     <w:sectPr>
       <w:pgSz w:w="12240" w:h="15840"/>
-      <w:pgMar w:top="450" w:right="1440" w:bottom="810" w:left="1440" w:header="720" w:footer="720" w:gutter="0"/>
+      <w:pgMar w:top="450" w:right="720" w:bottom="0" w:left="720" w:header="720" w:footer="720" w:gutter="0"/>
       <w:cols w:space="720"/>
       <w:docGrid w:linePitch="360"/>
     </w:sectPr>
@@ -2943,6 +4226,119 @@
     </w:lvl>
   </w:abstractNum>
   <w:abstractNum w:abstractNumId="2" w15:restartNumberingAfterBreak="0">
+    <w:nsid w:val="17E6001B"/>
+    <w:multiLevelType w:val="hybridMultilevel"/>
+    <w:tmpl w:val="73B2F23C"/>
+    <w:lvl w:ilvl="0" w:tplc="04090001">
+      <w:start w:val="1"/>
+      <w:numFmt w:val="bullet"/>
+      <w:lvlText w:val=""/>
+      <w:lvlJc w:val="left"/>
+      <w:pPr>
+        <w:ind w:left="1008" w:hanging="360"/>
+      </w:pPr>
+      <w:rPr>
+        <w:rFonts w:ascii="Symbol" w:hAnsi="Symbol" w:hint="default"/>
+      </w:rPr>
+    </w:lvl>
+    <w:lvl w:ilvl="1" w:tplc="04090003" w:tentative="1">
+      <w:start w:val="1"/>
+      <w:numFmt w:val="bullet"/>
+      <w:lvlText w:val="o"/>
+      <w:lvlJc w:val="left"/>
+      <w:pPr>
+        <w:ind w:left="1728" w:hanging="360"/>
+      </w:pPr>
+      <w:rPr>
+        <w:rFonts w:ascii="Courier New" w:hAnsi="Courier New" w:cs="Courier New" w:hint="default"/>
+      </w:rPr>
+    </w:lvl>
+    <w:lvl w:ilvl="2" w:tplc="04090005" w:tentative="1">
+      <w:start w:val="1"/>
+      <w:numFmt w:val="bullet"/>
+      <w:lvlText w:val=""/>
+      <w:lvlJc w:val="left"/>
+      <w:pPr>
+        <w:ind w:left="2448" w:hanging="360"/>
+      </w:pPr>
+      <w:rPr>
+        <w:rFonts w:ascii="Wingdings" w:hAnsi="Wingdings" w:hint="default"/>
+      </w:rPr>
+    </w:lvl>
+    <w:lvl w:ilvl="3" w:tplc="04090001" w:tentative="1">
+      <w:start w:val="1"/>
+      <w:numFmt w:val="bullet"/>
+      <w:lvlText w:val=""/>
+      <w:lvlJc w:val="left"/>
+      <w:pPr>
+        <w:ind w:left="3168" w:hanging="360"/>
+      </w:pPr>
+      <w:rPr>
+        <w:rFonts w:ascii="Symbol" w:hAnsi="Symbol" w:hint="default"/>
+      </w:rPr>
+    </w:lvl>
+    <w:lvl w:ilvl="4" w:tplc="04090003" w:tentative="1">
+      <w:start w:val="1"/>
+      <w:numFmt w:val="bullet"/>
+      <w:lvlText w:val="o"/>
+      <w:lvlJc w:val="left"/>
+      <w:pPr>
+        <w:ind w:left="3888" w:hanging="360"/>
+      </w:pPr>
+      <w:rPr>
+        <w:rFonts w:ascii="Courier New" w:hAnsi="Courier New" w:cs="Courier New" w:hint="default"/>
+      </w:rPr>
+    </w:lvl>
+    <w:lvl w:ilvl="5" w:tplc="04090005" w:tentative="1">
+      <w:start w:val="1"/>
+      <w:numFmt w:val="bullet"/>
+      <w:lvlText w:val=""/>
+      <w:lvlJc w:val="left"/>
+      <w:pPr>
+        <w:ind w:left="4608" w:hanging="360"/>
+      </w:pPr>
+      <w:rPr>
+        <w:rFonts w:ascii="Wingdings" w:hAnsi="Wingdings" w:hint="default"/>
+      </w:rPr>
+    </w:lvl>
+    <w:lvl w:ilvl="6" w:tplc="04090001" w:tentative="1">
+      <w:start w:val="1"/>
+      <w:numFmt w:val="bullet"/>
+      <w:lvlText w:val=""/>
+      <w:lvlJc w:val="left"/>
+      <w:pPr>
+        <w:ind w:left="5328" w:hanging="360"/>
+      </w:pPr>
+      <w:rPr>
+        <w:rFonts w:ascii="Symbol" w:hAnsi="Symbol" w:hint="default"/>
+      </w:rPr>
+    </w:lvl>
+    <w:lvl w:ilvl="7" w:tplc="04090003" w:tentative="1">
+      <w:start w:val="1"/>
+      <w:numFmt w:val="bullet"/>
+      <w:lvlText w:val="o"/>
+      <w:lvlJc w:val="left"/>
+      <w:pPr>
+        <w:ind w:left="6048" w:hanging="360"/>
+      </w:pPr>
+      <w:rPr>
+        <w:rFonts w:ascii="Courier New" w:hAnsi="Courier New" w:cs="Courier New" w:hint="default"/>
+      </w:rPr>
+    </w:lvl>
+    <w:lvl w:ilvl="8" w:tplc="04090005" w:tentative="1">
+      <w:start w:val="1"/>
+      <w:numFmt w:val="bullet"/>
+      <w:lvlText w:val=""/>
+      <w:lvlJc w:val="left"/>
+      <w:pPr>
+        <w:ind w:left="6768" w:hanging="360"/>
+      </w:pPr>
+      <w:rPr>
+        <w:rFonts w:ascii="Wingdings" w:hAnsi="Wingdings" w:hint="default"/>
+      </w:rPr>
+    </w:lvl>
+  </w:abstractNum>
+  <w:abstractNum w:abstractNumId="3" w15:restartNumberingAfterBreak="0">
     <w:nsid w:val="192422D8"/>
     <w:multiLevelType w:val="multilevel"/>
     <w:tmpl w:val="CDF81DAA"/>
@@ -3091,7 +4487,7 @@
       </w:rPr>
     </w:lvl>
   </w:abstractNum>
-  <w:abstractNum w:abstractNumId="3" w15:restartNumberingAfterBreak="0">
+  <w:abstractNum w:abstractNumId="4" w15:restartNumberingAfterBreak="0">
     <w:nsid w:val="259E622E"/>
     <w:multiLevelType w:val="multilevel"/>
     <w:tmpl w:val="83085602"/>
@@ -3240,7 +4636,120 @@
       </w:rPr>
     </w:lvl>
   </w:abstractNum>
-  <w:abstractNum w:abstractNumId="4" w15:restartNumberingAfterBreak="0">
+  <w:abstractNum w:abstractNumId="5" w15:restartNumberingAfterBreak="0">
+    <w:nsid w:val="4B082D1E"/>
+    <w:multiLevelType w:val="hybridMultilevel"/>
+    <w:tmpl w:val="3CAACBC2"/>
+    <w:lvl w:ilvl="0" w:tplc="04090001">
+      <w:start w:val="1"/>
+      <w:numFmt w:val="bullet"/>
+      <w:lvlText w:val=""/>
+      <w:lvlJc w:val="left"/>
+      <w:pPr>
+        <w:ind w:left="648" w:hanging="360"/>
+      </w:pPr>
+      <w:rPr>
+        <w:rFonts w:ascii="Symbol" w:hAnsi="Symbol" w:hint="default"/>
+      </w:rPr>
+    </w:lvl>
+    <w:lvl w:ilvl="1" w:tplc="04090003" w:tentative="1">
+      <w:start w:val="1"/>
+      <w:numFmt w:val="bullet"/>
+      <w:lvlText w:val="o"/>
+      <w:lvlJc w:val="left"/>
+      <w:pPr>
+        <w:ind w:left="1368" w:hanging="360"/>
+      </w:pPr>
+      <w:rPr>
+        <w:rFonts w:ascii="Courier New" w:hAnsi="Courier New" w:cs="Courier New" w:hint="default"/>
+      </w:rPr>
+    </w:lvl>
+    <w:lvl w:ilvl="2" w:tplc="04090005" w:tentative="1">
+      <w:start w:val="1"/>
+      <w:numFmt w:val="bullet"/>
+      <w:lvlText w:val=""/>
+      <w:lvlJc w:val="left"/>
+      <w:pPr>
+        <w:ind w:left="2088" w:hanging="360"/>
+      </w:pPr>
+      <w:rPr>
+        <w:rFonts w:ascii="Wingdings" w:hAnsi="Wingdings" w:hint="default"/>
+      </w:rPr>
+    </w:lvl>
+    <w:lvl w:ilvl="3" w:tplc="04090001" w:tentative="1">
+      <w:start w:val="1"/>
+      <w:numFmt w:val="bullet"/>
+      <w:lvlText w:val=""/>
+      <w:lvlJc w:val="left"/>
+      <w:pPr>
+        <w:ind w:left="2808" w:hanging="360"/>
+      </w:pPr>
+      <w:rPr>
+        <w:rFonts w:ascii="Symbol" w:hAnsi="Symbol" w:hint="default"/>
+      </w:rPr>
+    </w:lvl>
+    <w:lvl w:ilvl="4" w:tplc="04090003" w:tentative="1">
+      <w:start w:val="1"/>
+      <w:numFmt w:val="bullet"/>
+      <w:lvlText w:val="o"/>
+      <w:lvlJc w:val="left"/>
+      <w:pPr>
+        <w:ind w:left="3528" w:hanging="360"/>
+      </w:pPr>
+      <w:rPr>
+        <w:rFonts w:ascii="Courier New" w:hAnsi="Courier New" w:cs="Courier New" w:hint="default"/>
+      </w:rPr>
+    </w:lvl>
+    <w:lvl w:ilvl="5" w:tplc="04090005" w:tentative="1">
+      <w:start w:val="1"/>
+      <w:numFmt w:val="bullet"/>
+      <w:lvlText w:val=""/>
+      <w:lvlJc w:val="left"/>
+      <w:pPr>
+        <w:ind w:left="4248" w:hanging="360"/>
+      </w:pPr>
+      <w:rPr>
+        <w:rFonts w:ascii="Wingdings" w:hAnsi="Wingdings" w:hint="default"/>
+      </w:rPr>
+    </w:lvl>
+    <w:lvl w:ilvl="6" w:tplc="04090001" w:tentative="1">
+      <w:start w:val="1"/>
+      <w:numFmt w:val="bullet"/>
+      <w:lvlText w:val=""/>
+      <w:lvlJc w:val="left"/>
+      <w:pPr>
+        <w:ind w:left="4968" w:hanging="360"/>
+      </w:pPr>
+      <w:rPr>
+        <w:rFonts w:ascii="Symbol" w:hAnsi="Symbol" w:hint="default"/>
+      </w:rPr>
+    </w:lvl>
+    <w:lvl w:ilvl="7" w:tplc="04090003" w:tentative="1">
+      <w:start w:val="1"/>
+      <w:numFmt w:val="bullet"/>
+      <w:lvlText w:val="o"/>
+      <w:lvlJc w:val="left"/>
+      <w:pPr>
+        <w:ind w:left="5688" w:hanging="360"/>
+      </w:pPr>
+      <w:rPr>
+        <w:rFonts w:ascii="Courier New" w:hAnsi="Courier New" w:cs="Courier New" w:hint="default"/>
+      </w:rPr>
+    </w:lvl>
+    <w:lvl w:ilvl="8" w:tplc="04090005" w:tentative="1">
+      <w:start w:val="1"/>
+      <w:numFmt w:val="bullet"/>
+      <w:lvlText w:val=""/>
+      <w:lvlJc w:val="left"/>
+      <w:pPr>
+        <w:ind w:left="6408" w:hanging="360"/>
+      </w:pPr>
+      <w:rPr>
+        <w:rFonts w:ascii="Wingdings" w:hAnsi="Wingdings" w:hint="default"/>
+      </w:rPr>
+    </w:lvl>
+  </w:abstractNum>
+  <w:abstractNum w:abstractNumId="6" w15:restartNumberingAfterBreak="0">
     <w:nsid w:val="527D4421"/>
     <w:multiLevelType w:val="multilevel"/>
     <w:tmpl w:val="F5B252E6"/>
@@ -3389,7 +4898,7 @@
       </w:rPr>
     </w:lvl>
   </w:abstractNum>
-  <w:abstractNum w:abstractNumId="5" w15:restartNumberingAfterBreak="0">
+  <w:abstractNum w:abstractNumId="7" w15:restartNumberingAfterBreak="0">
     <w:nsid w:val="53C317D3"/>
     <w:multiLevelType w:val="multilevel"/>
     <w:tmpl w:val="4CE2CC64"/>
@@ -3538,7 +5047,7 @@
       </w:rPr>
     </w:lvl>
   </w:abstractNum>
-  <w:abstractNum w:abstractNumId="6" w15:restartNumberingAfterBreak="0">
+  <w:abstractNum w:abstractNumId="8" w15:restartNumberingAfterBreak="0">
     <w:nsid w:val="545B7C76"/>
     <w:multiLevelType w:val="multilevel"/>
     <w:tmpl w:val="03A88AF2"/>
@@ -3687,17 +5196,166 @@
       </w:rPr>
     </w:lvl>
   </w:abstractNum>
-  <w:abstractNum w:abstractNumId="7" w15:restartNumberingAfterBreak="0">
+  <w:abstractNum w:abstractNumId="9" w15:restartNumberingAfterBreak="0">
+    <w:nsid w:val="6C8B5778"/>
+    <w:multiLevelType w:val="multilevel"/>
+    <w:tmpl w:val="D302A72A"/>
+    <w:lvl w:ilvl="0">
+      <w:start w:val="1"/>
+      <w:numFmt w:val="bullet"/>
+      <w:lvlText w:val=""/>
+      <w:lvlJc w:val="left"/>
+      <w:pPr>
+        <w:tabs>
+          <w:tab w:val="num" w:pos="720"/>
+        </w:tabs>
+        <w:ind w:left="720" w:hanging="360"/>
+      </w:pPr>
+      <w:rPr>
+        <w:rFonts w:ascii="Symbol" w:hAnsi="Symbol" w:hint="default"/>
+        <w:sz w:val="20"/>
+      </w:rPr>
+    </w:lvl>
+    <w:lvl w:ilvl="1" w:tentative="1">
+      <w:start w:val="1"/>
+      <w:numFmt w:val="bullet"/>
+      <w:lvlText w:val="o"/>
+      <w:lvlJc w:val="left"/>
+      <w:pPr>
+        <w:tabs>
+          <w:tab w:val="num" w:pos="1440"/>
+        </w:tabs>
+        <w:ind w:left="1440" w:hanging="360"/>
+      </w:pPr>
+      <w:rPr>
+        <w:rFonts w:ascii="Courier New" w:hAnsi="Courier New" w:hint="default"/>
+        <w:sz w:val="20"/>
+      </w:rPr>
+    </w:lvl>
+    <w:lvl w:ilvl="2" w:tentative="1">
+      <w:start w:val="1"/>
+      <w:numFmt w:val="bullet"/>
+      <w:lvlText w:val=""/>
+      <w:lvlJc w:val="left"/>
+      <w:pPr>
+        <w:tabs>
+          <w:tab w:val="num" w:pos="2160"/>
+        </w:tabs>
+        <w:ind w:left="2160" w:hanging="360"/>
+      </w:pPr>
+      <w:rPr>
+        <w:rFonts w:ascii="Wingdings" w:hAnsi="Wingdings" w:hint="default"/>
+        <w:sz w:val="20"/>
+      </w:rPr>
+    </w:lvl>
+    <w:lvl w:ilvl="3" w:tentative="1">
+      <w:start w:val="1"/>
+      <w:numFmt w:val="bullet"/>
+      <w:lvlText w:val=""/>
+      <w:lvlJc w:val="left"/>
+      <w:pPr>
+        <w:tabs>
+          <w:tab w:val="num" w:pos="2880"/>
+        </w:tabs>
+        <w:ind w:left="2880" w:hanging="360"/>
+      </w:pPr>
+      <w:rPr>
+        <w:rFonts w:ascii="Wingdings" w:hAnsi="Wingdings" w:hint="default"/>
+        <w:sz w:val="20"/>
+      </w:rPr>
+    </w:lvl>
+    <w:lvl w:ilvl="4" w:tentative="1">
+      <w:start w:val="1"/>
+      <w:numFmt w:val="bullet"/>
+      <w:lvlText w:val=""/>
+      <w:lvlJc w:val="left"/>
+      <w:pPr>
+        <w:tabs>
+          <w:tab w:val="num" w:pos="3600"/>
+        </w:tabs>
+        <w:ind w:left="3600" w:hanging="360"/>
+      </w:pPr>
+      <w:rPr>
+        <w:rFonts w:ascii="Wingdings" w:hAnsi="Wingdings" w:hint="default"/>
+        <w:sz w:val="20"/>
+      </w:rPr>
+    </w:lvl>
+    <w:lvl w:ilvl="5" w:tentative="1">
+      <w:start w:val="1"/>
+      <w:numFmt w:val="bullet"/>
+      <w:lvlText w:val=""/>
+      <w:lvlJc w:val="left"/>
+      <w:pPr>
+        <w:tabs>
+          <w:tab w:val="num" w:pos="4320"/>
+        </w:tabs>
+        <w:ind w:left="4320" w:hanging="360"/>
+      </w:pPr>
+      <w:rPr>
+        <w:rFonts w:ascii="Wingdings" w:hAnsi="Wingdings" w:hint="default"/>
+        <w:sz w:val="20"/>
+      </w:rPr>
+    </w:lvl>
+    <w:lvl w:ilvl="6" w:tentative="1">
+      <w:start w:val="1"/>
+      <w:numFmt w:val="bullet"/>
+      <w:lvlText w:val=""/>
+      <w:lvlJc w:val="left"/>
+      <w:pPr>
+        <w:tabs>
+          <w:tab w:val="num" w:pos="5040"/>
+        </w:tabs>
+        <w:ind w:left="5040" w:hanging="360"/>
+      </w:pPr>
+      <w:rPr>
+        <w:rFonts w:ascii="Wingdings" w:hAnsi="Wingdings" w:hint="default"/>
+        <w:sz w:val="20"/>
+      </w:rPr>
+    </w:lvl>
+    <w:lvl w:ilvl="7" w:tentative="1">
+      <w:start w:val="1"/>
+      <w:numFmt w:val="bullet"/>
+      <w:lvlText w:val=""/>
+      <w:lvlJc w:val="left"/>
+      <w:pPr>
+        <w:tabs>
+          <w:tab w:val="num" w:pos="5760"/>
+        </w:tabs>
+        <w:ind w:left="5760" w:hanging="360"/>
+      </w:pPr>
+      <w:rPr>
+        <w:rFonts w:ascii="Wingdings" w:hAnsi="Wingdings" w:hint="default"/>
+        <w:sz w:val="20"/>
+      </w:rPr>
+    </w:lvl>
+    <w:lvl w:ilvl="8" w:tentative="1">
+      <w:start w:val="1"/>
+      <w:numFmt w:val="bullet"/>
+      <w:lvlText w:val=""/>
+      <w:lvlJc w:val="left"/>
+      <w:pPr>
+        <w:tabs>
+          <w:tab w:val="num" w:pos="6480"/>
+        </w:tabs>
+        <w:ind w:left="6480" w:hanging="360"/>
+      </w:pPr>
+      <w:rPr>
+        <w:rFonts w:ascii="Wingdings" w:hAnsi="Wingdings" w:hint="default"/>
+        <w:sz w:val="20"/>
+      </w:rPr>
+    </w:lvl>
+  </w:abstractNum>
+  <w:abstractNum w:abstractNumId="10" w15:restartNumberingAfterBreak="0">
     <w:nsid w:val="72AD2D20"/>
     <w:multiLevelType w:val="hybridMultilevel"/>
-    <w:tmpl w:val="658E8D00"/>
+    <w:tmpl w:val="074AFC6C"/>
     <w:lvl w:ilvl="0" w:tplc="04090001">
       <w:start w:val="1"/>
       <w:numFmt w:val="bullet"/>
       <w:lvlText w:val=""/>
       <w:lvlJc w:val="left"/>
       <w:pPr>
-        <w:ind w:left="720" w:hanging="360"/>
+        <w:ind w:left="2610" w:hanging="360"/>
       </w:pPr>
       <w:rPr>
         <w:rFonts w:ascii="Symbol" w:hAnsi="Symbol" w:hint="default"/>
@@ -3709,7 +5367,7 @@
       <w:lvlText w:val="o"/>
       <w:lvlJc w:val="left"/>
       <w:pPr>
-        <w:ind w:left="1440" w:hanging="360"/>
+        <w:ind w:left="3330" w:hanging="360"/>
       </w:pPr>
       <w:rPr>
         <w:rFonts w:ascii="Courier New" w:hAnsi="Courier New" w:cs="Courier New" w:hint="default"/>
@@ -3721,7 +5379,7 @@
       <w:lvlText w:val=""/>
       <w:lvlJc w:val="left"/>
       <w:pPr>
-        <w:ind w:left="2160" w:hanging="360"/>
+        <w:ind w:left="4050" w:hanging="360"/>
       </w:pPr>
       <w:rPr>
         <w:rFonts w:ascii="Wingdings" w:hAnsi="Wingdings" w:hint="default"/>
@@ -3733,7 +5391,7 @@
       <w:lvlText w:val=""/>
       <w:lvlJc w:val="left"/>
       <w:pPr>
-        <w:ind w:left="2880" w:hanging="360"/>
+        <w:ind w:left="4770" w:hanging="360"/>
       </w:pPr>
       <w:rPr>
         <w:rFonts w:ascii="Symbol" w:hAnsi="Symbol" w:hint="default"/>
@@ -3745,7 +5403,7 @@
       <w:lvlText w:val="o"/>
       <w:lvlJc w:val="left"/>
       <w:pPr>
-        <w:ind w:left="3600" w:hanging="360"/>
+        <w:ind w:left="5490" w:hanging="360"/>
       </w:pPr>
       <w:rPr>
         <w:rFonts w:ascii="Courier New" w:hAnsi="Courier New" w:cs="Courier New" w:hint="default"/>
@@ -3757,7 +5415,7 @@
       <w:lvlText w:val=""/>
       <w:lvlJc w:val="left"/>
       <w:pPr>
-        <w:ind w:left="4320" w:hanging="360"/>
+        <w:ind w:left="6210" w:hanging="360"/>
       </w:pPr>
       <w:rPr>
         <w:rFonts w:ascii="Wingdings" w:hAnsi="Wingdings" w:hint="default"/>
@@ -3769,7 +5427,7 @@
       <w:lvlText w:val=""/>
       <w:lvlJc w:val="left"/>
       <w:pPr>
-        <w:ind w:left="5040" w:hanging="360"/>
+        <w:ind w:left="6930" w:hanging="360"/>
       </w:pPr>
       <w:rPr>
         <w:rFonts w:ascii="Symbol" w:hAnsi="Symbol" w:hint="default"/>
@@ -3781,7 +5439,7 @@
       <w:lvlText w:val="o"/>
       <w:lvlJc w:val="left"/>
       <w:pPr>
-        <w:ind w:left="5760" w:hanging="360"/>
+        <w:ind w:left="7650" w:hanging="360"/>
       </w:pPr>
       <w:rPr>
         <w:rFonts w:ascii="Courier New" w:hAnsi="Courier New" w:cs="Courier New" w:hint="default"/>
@@ -3793,7 +5451,119 @@
       <w:lvlText w:val=""/>
       <w:lvlJc w:val="left"/>
       <w:pPr>
-        <w:ind w:left="6480" w:hanging="360"/>
+        <w:ind w:left="8370" w:hanging="360"/>
+      </w:pPr>
+      <w:rPr>
+        <w:rFonts w:ascii="Wingdings" w:hAnsi="Wingdings" w:hint="default"/>
+      </w:rPr>
+    </w:lvl>
+  </w:abstractNum>
+  <w:abstractNum w:abstractNumId="11" w15:restartNumberingAfterBreak="0">
+    <w:nsid w:val="78716448"/>
+    <w:multiLevelType w:val="hybridMultilevel"/>
+    <w:tmpl w:val="BCBC11F8"/>
+    <w:lvl w:ilvl="0" w:tplc="D9704D30">
+      <w:numFmt w:val="bullet"/>
+      <w:lvlText w:val=""/>
+      <w:lvlJc w:val="left"/>
+      <w:pPr>
+        <w:ind w:left="648" w:hanging="360"/>
+      </w:pPr>
+      <w:rPr>
+        <w:rFonts w:ascii="Times New Roman" w:eastAsiaTheme="minorHAnsi" w:hAnsi="Times New Roman" w:cs="Times New Roman" w:hint="default"/>
+      </w:rPr>
+    </w:lvl>
+    <w:lvl w:ilvl="1" w:tplc="04090003" w:tentative="1">
+      <w:start w:val="1"/>
+      <w:numFmt w:val="bullet"/>
+      <w:lvlText w:val="o"/>
+      <w:lvlJc w:val="left"/>
+      <w:pPr>
+        <w:ind w:left="1368" w:hanging="360"/>
+      </w:pPr>
+      <w:rPr>
+        <w:rFonts w:ascii="Courier New" w:hAnsi="Courier New" w:cs="Courier New" w:hint="default"/>
+      </w:rPr>
+    </w:lvl>
+    <w:lvl w:ilvl="2" w:tplc="04090005" w:tentative="1">
+      <w:start w:val="1"/>
+      <w:numFmt w:val="bullet"/>
+      <w:lvlText w:val=""/>
+      <w:lvlJc w:val="left"/>
+      <w:pPr>
+        <w:ind w:left="2088" w:hanging="360"/>
+      </w:pPr>
+      <w:rPr>
+        <w:rFonts w:ascii="Wingdings" w:hAnsi="Wingdings" w:hint="default"/>
+      </w:rPr>
+    </w:lvl>
+    <w:lvl w:ilvl="3" w:tplc="04090001" w:tentative="1">
+      <w:start w:val="1"/>
+      <w:numFmt w:val="bullet"/>
+      <w:lvlText w:val=""/>
+      <w:lvlJc w:val="left"/>
+      <w:pPr>
+        <w:ind w:left="2808" w:hanging="360"/>
+      </w:pPr>
+      <w:rPr>
+        <w:rFonts w:ascii="Symbol" w:hAnsi="Symbol" w:hint="default"/>
+      </w:rPr>
+    </w:lvl>
+    <w:lvl w:ilvl="4" w:tplc="04090003" w:tentative="1">
+      <w:start w:val="1"/>
+      <w:numFmt w:val="bullet"/>
+      <w:lvlText w:val="o"/>
+      <w:lvlJc w:val="left"/>
+      <w:pPr>
+        <w:ind w:left="3528" w:hanging="360"/>
+      </w:pPr>
+      <w:rPr>
+        <w:rFonts w:ascii="Courier New" w:hAnsi="Courier New" w:cs="Courier New" w:hint="default"/>
+      </w:rPr>
+    </w:lvl>
+    <w:lvl w:ilvl="5" w:tplc="04090005" w:tentative="1">
+      <w:start w:val="1"/>
+      <w:numFmt w:val="bullet"/>
+      <w:lvlText w:val=""/>
+      <w:lvlJc w:val="left"/>
+      <w:pPr>
+        <w:ind w:left="4248" w:hanging="360"/>
+      </w:pPr>
+      <w:rPr>
+        <w:rFonts w:ascii="Wingdings" w:hAnsi="Wingdings" w:hint="default"/>
+      </w:rPr>
+    </w:lvl>
+    <w:lvl w:ilvl="6" w:tplc="04090001" w:tentative="1">
+      <w:start w:val="1"/>
+      <w:numFmt w:val="bullet"/>
+      <w:lvlText w:val=""/>
+      <w:lvlJc w:val="left"/>
+      <w:pPr>
+        <w:ind w:left="4968" w:hanging="360"/>
+      </w:pPr>
+      <w:rPr>
+        <w:rFonts w:ascii="Symbol" w:hAnsi="Symbol" w:hint="default"/>
+      </w:rPr>
+    </w:lvl>
+    <w:lvl w:ilvl="7" w:tplc="04090003" w:tentative="1">
+      <w:start w:val="1"/>
+      <w:numFmt w:val="bullet"/>
+      <w:lvlText w:val="o"/>
+      <w:lvlJc w:val="left"/>
+      <w:pPr>
+        <w:ind w:left="5688" w:hanging="360"/>
+      </w:pPr>
+      <w:rPr>
+        <w:rFonts w:ascii="Courier New" w:hAnsi="Courier New" w:cs="Courier New" w:hint="default"/>
+      </w:rPr>
+    </w:lvl>
+    <w:lvl w:ilvl="8" w:tplc="04090005" w:tentative="1">
+      <w:start w:val="1"/>
+      <w:numFmt w:val="bullet"/>
+      <w:lvlText w:val=""/>
+      <w:lvlJc w:val="left"/>
+      <w:pPr>
+        <w:ind w:left="6408" w:hanging="360"/>
       </w:pPr>
       <w:rPr>
         <w:rFonts w:ascii="Wingdings" w:hAnsi="Wingdings" w:hint="default"/>
@@ -3804,25 +5574,37 @@
     <w:abstractNumId w:val="0"/>
   </w:num>
   <w:num w:numId="2" w16cid:durableId="1210654996">
-    <w:abstractNumId w:val="5"/>
+    <w:abstractNumId w:val="7"/>
   </w:num>
   <w:num w:numId="3" w16cid:durableId="177239600">
-    <w:abstractNumId w:val="3"/>
+    <w:abstractNumId w:val="4"/>
   </w:num>
   <w:num w:numId="4" w16cid:durableId="92364443">
-    <w:abstractNumId w:val="6"/>
+    <w:abstractNumId w:val="8"/>
   </w:num>
   <w:num w:numId="5" w16cid:durableId="919676153">
-    <w:abstractNumId w:val="2"/>
+    <w:abstractNumId w:val="3"/>
   </w:num>
   <w:num w:numId="6" w16cid:durableId="397630018">
     <w:abstractNumId w:val="1"/>
   </w:num>
   <w:num w:numId="7" w16cid:durableId="1797291356">
-    <w:abstractNumId w:val="4"/>
+    <w:abstractNumId w:val="6"/>
   </w:num>
   <w:num w:numId="8" w16cid:durableId="351810599">
-    <w:abstractNumId w:val="7"/>
+    <w:abstractNumId w:val="10"/>
+  </w:num>
+  <w:num w:numId="9" w16cid:durableId="748037816">
+    <w:abstractNumId w:val="2"/>
+  </w:num>
+  <w:num w:numId="10" w16cid:durableId="613446605">
+    <w:abstractNumId w:val="5"/>
+  </w:num>
+  <w:num w:numId="11" w16cid:durableId="228881171">
+    <w:abstractNumId w:val="11"/>
+  </w:num>
+  <w:num w:numId="12" w16cid:durableId="1376195637">
+    <w:abstractNumId w:val="9"/>
   </w:num>
 </w:numbering>
 </file>
